--- a/Fase 1/Nicolas_Barraza_1.3_APT122_AutoevaluaciónFase1.docx
+++ b/Fase 1/Nicolas_Barraza_1.3_APT122_AutoevaluaciónFase1.docx
@@ -1,423 +1,555 @@
 
 <file path=word/document.xml><?xml version="1.0" encoding="utf-8"?>
-<w:document xmlns:mc="http://schemas.openxmlformats.org/markup-compatibility/2006" xmlns:o="urn:schemas-microsoft-com:office:office" xmlns:r="http://schemas.openxmlformats.org/officeDocument/2006/relationships" xmlns:m="http://schemas.openxmlformats.org/officeDocument/2006/math" xmlns:v="urn:schemas-microsoft-com:vml" xmlns:wp="http://schemas.openxmlformats.org/drawingml/2006/wordprocessingDrawing" xmlns:w10="urn:schemas-microsoft-com:office:word" xmlns:w="http://schemas.openxmlformats.org/wordprocessingml/2006/main" xmlns:wne="http://schemas.microsoft.com/office/word/2006/wordml" xmlns:sl="http://schemas.openxmlformats.org/schemaLibrary/2006/main" xmlns:a="http://schemas.openxmlformats.org/drawingml/2006/main" xmlns:pic="http://schemas.openxmlformats.org/drawingml/2006/picture" xmlns:c="http://schemas.openxmlformats.org/drawingml/2006/chart" xmlns:lc="http://schemas.openxmlformats.org/drawingml/2006/lockedCanvas" xmlns:dgm="http://schemas.openxmlformats.org/drawingml/2006/diagram" xmlns:wps="http://schemas.microsoft.com/office/word/2010/wordprocessingShape" xmlns:wpg="http://schemas.microsoft.com/office/word/2010/wordprocessingGroup" xmlns:w14="http://schemas.microsoft.com/office/word/2010/wordml" xmlns:w15="http://schemas.microsoft.com/office/word/2012/wordml" xmlns:w16="http://schemas.microsoft.com/office/word/2018/wordml" xmlns:w16cex="http://schemas.microsoft.com/office/word/2018/wordml/cex" xmlns:w16cid="http://schemas.microsoft.com/office/word/2016/wordml/cid" xmlns="http://schemas.microsoft.com/office/tasks/2019/documenttasks" xmlns:cr="http://schemas.microsoft.com/office/comments/2020/reactions">
+<w:document xmlns:wpc="http://schemas.microsoft.com/office/word/2010/wordprocessingCanvas" xmlns:mc="http://schemas.openxmlformats.org/markup-compatibility/2006" xmlns:o="urn:schemas-microsoft-com:office:office" xmlns:r="http://schemas.openxmlformats.org/officeDocument/2006/relationships" xmlns:m="http://schemas.openxmlformats.org/officeDocument/2006/math" xmlns:v="urn:schemas-microsoft-com:vml" xmlns:wp14="http://schemas.microsoft.com/office/word/2010/wordprocessingDrawing" xmlns:wp="http://schemas.openxmlformats.org/drawingml/2006/wordprocessingDrawing" xmlns:w10="urn:schemas-microsoft-com:office:word" xmlns:w="http://schemas.openxmlformats.org/wordprocessingml/2006/main" xmlns:w14="http://schemas.microsoft.com/office/word/2010/wordml" xmlns:w15="http://schemas.microsoft.com/office/word/2012/wordml" xmlns:wpg="http://schemas.microsoft.com/office/word/2010/wordprocessingGroup" xmlns:wpi="http://schemas.microsoft.com/office/word/2010/wordprocessingInk" xmlns:wne="http://schemas.microsoft.com/office/word/2006/wordml" xmlns:wps="http://schemas.microsoft.com/office/word/2010/wordprocessingShape" mc:Ignorable="w14 w15 wp14">
   <w:body>
     <w:p>
       <w:pPr>
-        <w:pStyle w:val="Heading1"/>
+        <w:pStyle w:val="Ttulo1"/>
         <w:keepNext w:val="0"/>
         <w:keepLines w:val="0"/>
-        <w:spacing w:before="480" w:lineRule="auto"/>
-        <w:rPr>
-          <w:b w:val="1"/>
-          <w:bCs w:val="1"/>
+        <w:spacing w:before="480"/>
+        <w:rPr>
+          <w:b/>
+          <w:bCs/>
           <w:sz w:val="46"/>
           <w:szCs w:val="46"/>
         </w:rPr>
       </w:pPr>
-      <w:bookmarkStart w:colFirst="0" w:colLast="0" w:name="_yln5n9d53p92" w:id="0"/>
+      <w:bookmarkStart w:id="0" w:name="_yln5n9d53p92" w:colFirst="0" w:colLast="0"/>
       <w:bookmarkEnd w:id="0"/>
       <w:r>
         <w:rPr>
-          <w:b w:val="1"/>
-          <w:bCs w:val="1"/>
+          <w:b/>
+          <w:bCs/>
           <w:sz w:val="46"/>
           <w:szCs w:val="46"/>
-          <w:rtl w:val="0"/>
-        </w:rPr>
-        <w:t xml:space="preserve">AUTOEVALUACIÓN FASE 1</w:t>
-      </w:r>
-    </w:p>
-    <w:p>
-      <w:pPr>
-        <w:pStyle w:val="Heading2"/>
+        </w:rPr>
+        <w:t>AUTOEVALUACIÓN FASE 1</w:t>
+      </w:r>
+    </w:p>
+    <w:p>
+      <w:pPr>
+        <w:pStyle w:val="Ttulo2"/>
         <w:keepNext w:val="0"/>
         <w:keepLines w:val="0"/>
-        <w:spacing w:after="80" w:lineRule="auto"/>
-        <w:rPr>
-          <w:b w:val="1"/>
-          <w:bCs w:val="1"/>
+        <w:spacing w:after="80"/>
+        <w:rPr>
+          <w:b/>
+          <w:bCs/>
           <w:sz w:val="34"/>
           <w:szCs w:val="34"/>
         </w:rPr>
       </w:pPr>
-      <w:bookmarkStart w:colFirst="0" w:colLast="0" w:name="_uhufhnoz6ezj" w:id="1"/>
+      <w:bookmarkStart w:id="1" w:name="_uhufhnoz6ezj" w:colFirst="0" w:colLast="0"/>
       <w:bookmarkEnd w:id="1"/>
       <w:r>
         <w:rPr>
-          <w:b w:val="1"/>
-          <w:bCs w:val="1"/>
+          <w:b/>
+          <w:bCs/>
           <w:sz w:val="34"/>
           <w:szCs w:val="34"/>
-          <w:rtl w:val="0"/>
-        </w:rPr>
-        <w:t xml:space="preserve">DEFINICIÓN PROYECTO APT</w:t>
-      </w:r>
-    </w:p>
-    <w:p>
-      <w:pPr>
-        <w:pStyle w:val="Heading3"/>
+        </w:rPr>
+        <w:t>DEFINICIÓN PROYECTO APT</w:t>
+      </w:r>
+    </w:p>
+    <w:p>
+      <w:pPr>
+        <w:pStyle w:val="Ttulo3"/>
         <w:keepNext w:val="0"/>
         <w:keepLines w:val="0"/>
-        <w:spacing w:before="280" w:lineRule="auto"/>
-        <w:rPr>
-          <w:b w:val="1"/>
-          <w:bCs w:val="1"/>
+        <w:spacing w:before="280"/>
+        <w:rPr>
+          <w:b/>
+          <w:bCs/>
           <w:color w:val="000000"/>
           <w:sz w:val="26"/>
           <w:szCs w:val="26"/>
         </w:rPr>
       </w:pPr>
-      <w:bookmarkStart w:colFirst="0" w:colLast="0" w:name="_wf34v7b4cb0f" w:id="2"/>
+      <w:bookmarkStart w:id="2" w:name="_wf34v7b4cb0f" w:colFirst="0" w:colLast="0"/>
       <w:bookmarkEnd w:id="2"/>
       <w:r>
         <w:rPr>
-          <w:b w:val="1"/>
-          <w:bCs w:val="1"/>
+          <w:b/>
+          <w:bCs/>
           <w:color w:val="000000"/>
           <w:sz w:val="26"/>
           <w:szCs w:val="26"/>
-          <w:rtl w:val="0"/>
-        </w:rPr>
-        <w:t xml:space="preserve">1. Descripción del Proyecto APT y relevancia para el campo laboral</w:t>
-      </w:r>
-    </w:p>
-    <w:p>
-      <w:pPr>
-        <w:spacing w:after="240" w:before="240" w:lineRule="auto"/>
-        <w:rPr/>
-      </w:pPr>
-      <w:r>
-        <w:rPr>
-          <w:rtl w:val="0"/>
-        </w:rPr>
-        <w:t xml:space="preserve">Nuestro Proyecto APT consiste en desarrollar un portal web transaccional para Easy Office, acompañado de un CRM interno para los ejecutivos. El objetivo principal es digitalizar y mejorar el proceso de atención de los clientes, permitiendo que puedan realizar sus trámites de manera online, sin necesidad de asistir presencialmente a las oficinas.</w:t>
-      </w:r>
-    </w:p>
-    <w:p>
-      <w:pPr>
-        <w:spacing w:after="240" w:before="240" w:lineRule="auto"/>
-        <w:rPr/>
-      </w:pPr>
-      <w:r>
-        <w:rPr>
-          <w:rtl w:val="0"/>
-        </w:rPr>
-        <w:t xml:space="preserve">Actualmente, Easy Office realiza gran parte de su atención de manera presencial, lo que genera filas, tiempos de espera, coordinación mediante WhatsApp y llamadas, además de un seguimiento manual de los casos. Nuestra propuesta busca solucionar estas problemáticas mediante un sistema que permita iniciar los trámites en línea, validar la identidad mediante ClaveÚnica, realizar pagos en línea, cargar documentos y obtener seguimiento del estado de la solicitud.</w:t>
-      </w:r>
-    </w:p>
-    <w:p>
-      <w:pPr>
-        <w:spacing w:after="240" w:before="240" w:lineRule="auto"/>
-        <w:rPr/>
-      </w:pPr>
-      <w:r>
-        <w:rPr>
-          <w:rtl w:val="0"/>
-        </w:rPr>
-        <w:t xml:space="preserve">El proyecto es relevante para nuestro campo laboral porque se relaciona directamente con el desarrollo de soluciones de software, integración de sistemas, bases de datos, gestión de proyectos y pruebas de software. Además, representa una situación similar a la que podemos encontrar en una organización real, donde es necesario analizar una problemática y desarrollar una solución tecnológica que aporte valor al cliente y a la empresa.</w:t>
-      </w:r>
-    </w:p>
-    <w:p>
-      <w:pPr>
-        <w:pStyle w:val="Heading3"/>
+        </w:rPr>
+        <w:t>1. Descripción del Proyecto APT y relevancia para el campo laboral</w:t>
+      </w:r>
+    </w:p>
+    <w:p>
+      <w:pPr>
+        <w:spacing w:before="240" w:after="240"/>
+      </w:pPr>
+      <w:r>
+        <w:t xml:space="preserve">Nuestro Proyecto APT consiste en desarrollar un portal web transaccional para </w:t>
+      </w:r>
+      <w:proofErr w:type="spellStart"/>
+      <w:r>
+        <w:t>Easy</w:t>
+      </w:r>
+      <w:proofErr w:type="spellEnd"/>
+      <w:r>
+        <w:t xml:space="preserve"> Office, acompañado de un CRM interno para los ejecutivos. El objetivo principal es digitalizar y mejorar el proceso de atención de los clientes, permitiendo que puedan reali</w:t>
+      </w:r>
+      <w:r>
+        <w:t>zar sus trámites de manera online, sin necesidad de asistir presencialmente a las oficinas.</w:t>
+      </w:r>
+    </w:p>
+    <w:p>
+      <w:pPr>
+        <w:spacing w:before="240" w:after="240"/>
+      </w:pPr>
+      <w:r>
+        <w:t xml:space="preserve">Actualmente, </w:t>
+      </w:r>
+      <w:proofErr w:type="spellStart"/>
+      <w:r>
+        <w:t>Easy</w:t>
+      </w:r>
+      <w:proofErr w:type="spellEnd"/>
+      <w:r>
+        <w:t xml:space="preserve"> Office realiza gran parte de su atención de manera presencial, lo que genera filas, tiempos de espera, coordinación mediante WhatsApp y llamadas, </w:t>
+      </w:r>
+      <w:r>
+        <w:t xml:space="preserve">además de un seguimiento manual de los casos. Nuestra propuesta busca solucionar estas problemáticas mediante un sistema que permita iniciar los trámites en línea, validar la identidad mediante </w:t>
+      </w:r>
+      <w:proofErr w:type="spellStart"/>
+      <w:r>
+        <w:t>ClaveÚnica</w:t>
+      </w:r>
+      <w:proofErr w:type="spellEnd"/>
+      <w:r>
+        <w:t>, realizar pagos en línea, cargar documentos y obten</w:t>
+      </w:r>
+      <w:r>
+        <w:t>er seguimiento del estado de la solicitud.</w:t>
+      </w:r>
+    </w:p>
+    <w:p>
+      <w:pPr>
+        <w:spacing w:before="240" w:after="240"/>
+      </w:pPr>
+      <w:r>
+        <w:t>El proyecto es relevante para nuestro campo laboral porque se relaciona directamente con el desarrollo de soluciones de software, integración de sistemas, bases de datos, gestión de proyectos y pruebas de software</w:t>
+      </w:r>
+      <w:r>
+        <w:t>. Además, representa una situación similar a la que podemos encontrar en una organización real, donde es necesario analizar una problemática y desarrollar una solución tecnológica que aporte valor al cliente y a la empresa.</w:t>
+      </w:r>
+    </w:p>
+    <w:p>
+      <w:pPr>
+        <w:pStyle w:val="Ttulo3"/>
         <w:keepNext w:val="0"/>
         <w:keepLines w:val="0"/>
-        <w:spacing w:before="280" w:lineRule="auto"/>
-        <w:rPr>
-          <w:b w:val="1"/>
-          <w:bCs w:val="1"/>
+        <w:spacing w:before="280"/>
+        <w:rPr>
+          <w:b/>
+          <w:bCs/>
           <w:color w:val="000000"/>
           <w:sz w:val="26"/>
           <w:szCs w:val="26"/>
         </w:rPr>
       </w:pPr>
-      <w:bookmarkStart w:colFirst="0" w:colLast="0" w:name="_v7gyzfpf8lie" w:id="3"/>
+      <w:bookmarkStart w:id="3" w:name="_v7gyzfpf8lie" w:colFirst="0" w:colLast="0"/>
       <w:bookmarkEnd w:id="3"/>
       <w:r>
         <w:rPr>
-          <w:b w:val="1"/>
-          <w:bCs w:val="1"/>
+          <w:b/>
+          <w:bCs/>
           <w:color w:val="000000"/>
           <w:sz w:val="26"/>
           <w:szCs w:val="26"/>
-          <w:rtl w:val="0"/>
-        </w:rPr>
-        <w:t xml:space="preserve">2. Relación del Proyecto APT con las competencias del perfil de egreso</w:t>
-      </w:r>
-    </w:p>
-    <w:p>
-      <w:pPr>
-        <w:spacing w:after="240" w:before="240" w:lineRule="auto"/>
-        <w:rPr/>
-      </w:pPr>
-      <w:r>
-        <w:rPr>
-          <w:rtl w:val="0"/>
-        </w:rPr>
-        <w:t xml:space="preserve">El proyecto se relaciona con distintas competencias de nuestro perfil de egreso, principalmente con la gestión de proyectos informáticos, construcción de modelos de datos y desarrollo de soluciones de software.</w:t>
-      </w:r>
-    </w:p>
-    <w:p>
-      <w:pPr>
-        <w:spacing w:after="240" w:before="240" w:lineRule="auto"/>
-        <w:rPr/>
-      </w:pPr>
-      <w:r>
-        <w:rPr>
-          <w:rtl w:val="0"/>
-        </w:rPr>
-        <w:t xml:space="preserve">En primer lugar, debemos planificar y controlar el desarrollo del proyecto considerando los requerimientos de Easy Office, los recursos disponibles, los tiempos establecidos y las diferentes etapas de desarrollo.</w:t>
-      </w:r>
-    </w:p>
-    <w:p>
-      <w:pPr>
-        <w:spacing w:after="240" w:before="240" w:lineRule="auto"/>
-        <w:rPr/>
-      </w:pPr>
-      <w:r>
-        <w:rPr>
-          <w:rtl w:val="0"/>
-        </w:rPr>
-        <w:t xml:space="preserve">En segundo lugar, el proyecto requiere diseñar una estructura de datos capaz de almacenar la información de clientes, trámites, pagos, documentos y solicitudes, de manera organizada y escalable.</w:t>
-      </w:r>
-    </w:p>
-    <w:p>
-      <w:pPr>
-        <w:spacing w:after="240" w:before="240" w:lineRule="auto"/>
-        <w:rPr/>
-      </w:pPr>
-      <w:r>
-        <w:rPr>
-          <w:rtl w:val="0"/>
-        </w:rPr>
-        <w:t xml:space="preserve">Finalmente, debemos desarrollar e integrar los distintos componentes de la solución, como el portal web, el backend, el CRM y las integraciones externas. Para esto es necesario aplicar técnicas de desarrollo y buenas prácticas que permitan construir una solución funcional y mantenible.</w:t>
-      </w:r>
-    </w:p>
-    <w:p>
-      <w:pPr>
-        <w:spacing w:after="240" w:before="240" w:lineRule="auto"/>
-        <w:rPr/>
-      </w:pPr>
-      <w:r>
-        <w:rPr>
-          <w:rtl w:val="0"/>
-        </w:rPr>
-        <w:t xml:space="preserve">Estas competencias están relacionadas con los indicadores de calidad definidos para el perfil de egreso, especialmente aquellos asociados a la planificación y control de proyectos informáticos, diseño e implementación de modelos de datos y construcción e integración de soluciones de software.</w:t>
-      </w:r>
-    </w:p>
-    <w:p>
-      <w:pPr>
-        <w:pStyle w:val="Heading3"/>
-        <w:keepNext w:val="0"/>
-        <w:keepLines w:val="0"/>
-        <w:spacing w:before="280" w:lineRule="auto"/>
-        <w:rPr>
-          <w:b w:val="1"/>
-          <w:bCs w:val="1"/>
+        </w:rPr>
+        <w:t>2. Relación del Proyecto APT con</w:t>
+      </w:r>
+      <w:r>
+        <w:rPr>
+          <w:b/>
+          <w:bCs/>
           <w:color w:val="000000"/>
           <w:sz w:val="26"/>
           <w:szCs w:val="26"/>
         </w:rPr>
-      </w:pPr>
-      <w:bookmarkStart w:colFirst="0" w:colLast="0" w:name="_ijg970d8rv6s" w:id="4"/>
+        <w:t xml:space="preserve"> las competencias del perfil de egreso</w:t>
+      </w:r>
+    </w:p>
+    <w:p>
+      <w:pPr>
+        <w:spacing w:before="240" w:after="240"/>
+      </w:pPr>
+      <w:r>
+        <w:t>El proyecto se relaciona con distintas competencias de nuestro perfil de egreso, principalmente con la gestión de proyectos informáticos, construcción de modelos de datos,</w:t>
+      </w:r>
+      <w:bookmarkStart w:id="4" w:name="_GoBack"/>
       <w:bookmarkEnd w:id="4"/>
       <w:r>
-        <w:rPr>
-          <w:b w:val="1"/>
-          <w:bCs w:val="1"/>
+        <w:t xml:space="preserve"> y desarrollo de soluciones de software.</w:t>
+      </w:r>
+    </w:p>
+    <w:p>
+      <w:pPr>
+        <w:spacing w:before="240" w:after="240"/>
+      </w:pPr>
+      <w:r>
+        <w:t>En pri</w:t>
+      </w:r>
+      <w:r>
+        <w:t xml:space="preserve">mer lugar, debemos planificar y controlar el desarrollo del proyecto considerando los requerimientos de </w:t>
+      </w:r>
+      <w:proofErr w:type="spellStart"/>
+      <w:r>
+        <w:t>Easy</w:t>
+      </w:r>
+      <w:proofErr w:type="spellEnd"/>
+      <w:r>
+        <w:t xml:space="preserve"> Office, los recursos disponibles, los tiempos establecidos y las diferentes etapas de desarrollo.</w:t>
+      </w:r>
+    </w:p>
+    <w:p>
+      <w:pPr>
+        <w:spacing w:before="240" w:after="240"/>
+      </w:pPr>
+      <w:r>
+        <w:t>En segundo lugar, el proyecto requiere diseñar un</w:t>
+      </w:r>
+      <w:r>
+        <w:t>a estructura de datos capaz de almacenar la información de clientes, trámites, pagos, documentos y solicitudes, de manera organizada y escalable.</w:t>
+      </w:r>
+    </w:p>
+    <w:p>
+      <w:pPr>
+        <w:spacing w:before="240" w:after="240"/>
+      </w:pPr>
+      <w:r>
+        <w:t xml:space="preserve">Finalmente, debemos desarrollar e integrar los distintos componentes de la solución, como el portal web, el </w:t>
+      </w:r>
+      <w:proofErr w:type="spellStart"/>
+      <w:r>
+        <w:t>ba</w:t>
+      </w:r>
+      <w:r>
+        <w:t>ckend</w:t>
+      </w:r>
+      <w:proofErr w:type="spellEnd"/>
+      <w:r>
+        <w:t xml:space="preserve">, el CRM y las integraciones externas. Para esto es necesario aplicar técnicas de desarrollo y buenas prácticas que permitan construir una solución funcional y </w:t>
+      </w:r>
+      <w:proofErr w:type="spellStart"/>
+      <w:r>
+        <w:t>mantenible</w:t>
+      </w:r>
+      <w:proofErr w:type="spellEnd"/>
+      <w:r>
+        <w:t>.</w:t>
+      </w:r>
+    </w:p>
+    <w:p>
+      <w:pPr>
+        <w:spacing w:before="240" w:after="240"/>
+      </w:pPr>
+      <w:r>
+        <w:t xml:space="preserve">Estas competencias están relacionadas con los indicadores de calidad definidos </w:t>
+      </w:r>
+      <w:r>
+        <w:t xml:space="preserve">para el perfil de egreso, especialmente aquellos asociados a la planificación y control de proyectos </w:t>
+      </w:r>
+      <w:r>
+        <w:lastRenderedPageBreak/>
+        <w:t>informáticos, diseño e implementación de modelos de datos y construcción e integración de soluciones de software.</w:t>
+      </w:r>
+    </w:p>
+    <w:p>
+      <w:pPr>
+        <w:pStyle w:val="Ttulo3"/>
+        <w:keepNext w:val="0"/>
+        <w:keepLines w:val="0"/>
+        <w:spacing w:before="280"/>
+        <w:rPr>
+          <w:b/>
+          <w:bCs/>
           <w:color w:val="000000"/>
           <w:sz w:val="26"/>
           <w:szCs w:val="26"/>
-          <w:rtl w:val="0"/>
-        </w:rPr>
-        <w:t xml:space="preserve">3. Relación del proyecto con mis intereses profesionales</w:t>
-      </w:r>
-    </w:p>
-    <w:p>
-      <w:pPr>
-        <w:spacing w:after="240" w:before="240" w:lineRule="auto"/>
-        <w:rPr/>
-      </w:pPr>
-      <w:r>
-        <w:rPr>
-          <w:rtl w:val="0"/>
-        </w:rPr>
-        <w:t xml:space="preserve">El proyecto se relaciona con mis intereses profesionales porque me permite aplicar conocimientos de desarrollo de software, bases de datos, backend y desarrollo de soluciones orientadas a resolver problemas reales de una organización.</w:t>
-      </w:r>
-    </w:p>
-    <w:p>
-      <w:pPr>
-        <w:spacing w:after="240" w:before="240" w:lineRule="auto"/>
-        <w:rPr/>
-      </w:pPr>
-      <w:r>
-        <w:rPr>
-          <w:rtl w:val="0"/>
-        </w:rPr>
-        <w:t xml:space="preserve">También me permite adquirir experiencia trabajando con diferentes componentes tecnológicos y comprender cómo se integran para construir una solución completa. El hecho de trabajar con un caso real como Easy Office permite acercarnos a situaciones que podríamos enfrentar posteriormente en el campo laboral.</w:t>
-      </w:r>
-    </w:p>
-    <w:p>
-      <w:pPr>
-        <w:spacing w:after="240" w:before="240" w:lineRule="auto"/>
-        <w:rPr/>
-      </w:pPr>
-      <w:r>
-        <w:rPr>
-          <w:rtl w:val="0"/>
-        </w:rPr>
-        <w:t xml:space="preserve">Además, participar en un proyecto que considera un portal para clientes y un CRM interno permite desarrollar una visión más completa del proceso de creación de software, no solamente enfocada en programar, sino también en analizar requerimientos, planificar, diseñar, probar e integrar una solución.</w:t>
-      </w:r>
-    </w:p>
-    <w:p>
-      <w:pPr>
-        <w:pStyle w:val="Heading3"/>
-        <w:keepNext w:val="0"/>
-        <w:keepLines w:val="0"/>
-        <w:spacing w:before="280" w:lineRule="auto"/>
-        <w:rPr>
-          <w:b w:val="1"/>
-          <w:bCs w:val="1"/>
+        </w:rPr>
+      </w:pPr>
+      <w:bookmarkStart w:id="5" w:name="_ijg970d8rv6s" w:colFirst="0" w:colLast="0"/>
+      <w:bookmarkEnd w:id="5"/>
+      <w:r>
+        <w:rPr>
+          <w:b/>
+          <w:bCs/>
           <w:color w:val="000000"/>
           <w:sz w:val="26"/>
           <w:szCs w:val="26"/>
         </w:rPr>
-      </w:pPr>
-      <w:bookmarkStart w:colFirst="0" w:colLast="0" w:name="_lhhxqdg4sw0d" w:id="5"/>
-      <w:bookmarkEnd w:id="5"/>
-      <w:r>
-        <w:rPr>
-          <w:b w:val="1"/>
-          <w:bCs w:val="1"/>
+        <w:t>3. Relación del proyecto con mis interese</w:t>
+      </w:r>
+      <w:r>
+        <w:rPr>
+          <w:b/>
+          <w:bCs/>
           <w:color w:val="000000"/>
           <w:sz w:val="26"/>
           <w:szCs w:val="26"/>
-          <w:rtl w:val="0"/>
-        </w:rPr>
-        <w:t xml:space="preserve">4. Factibilidad del proyecto</w:t>
-      </w:r>
-    </w:p>
-    <w:p>
-      <w:pPr>
-        <w:spacing w:after="240" w:before="240" w:lineRule="auto"/>
-        <w:rPr/>
-      </w:pPr>
-      <w:r>
-        <w:rPr>
-          <w:rtl w:val="0"/>
-        </w:rPr>
-        <w:t xml:space="preserve">Considero que el proyecto es factible de realizar dentro de la asignatura porque se ha dividido en diferentes etapas y se utiliza una metodología de trabajo que permite avanzar progresivamente.</w:t>
-      </w:r>
-    </w:p>
-    <w:p>
-      <w:pPr>
-        <w:spacing w:after="240" w:before="240" w:lineRule="auto"/>
-        <w:rPr/>
-      </w:pPr>
-      <w:r>
-        <w:rPr>
-          <w:rtl w:val="0"/>
-        </w:rPr>
-        <w:t xml:space="preserve">El proyecto se desarrolla mediante Scrum adaptado, utilizando sprints de dos semanas. Cada sprint busca generar un incremento funcional y demostrable, permitiendo revisar los avances y realizar ajustes cuando sea necesario.</w:t>
-      </w:r>
-    </w:p>
-    <w:p>
-      <w:pPr>
-        <w:spacing w:after="240" w:before="240" w:lineRule="auto"/>
-        <w:rPr/>
-      </w:pPr>
-      <w:r>
-        <w:rPr>
-          <w:rtl w:val="0"/>
-        </w:rPr>
-        <w:t xml:space="preserve">Además, el proyecto se encuentra actualmente en una etapa en la que ya se cuenta con el SRS y los mockups navegables, mientras que el desarrollo del código base se encuentra en curso. El objetivo establecido es alcanzar un MVP en TRL 6 que incluya login con ClaveÚnica, pago en línea y generación automática de tickets en el CRM.</w:t>
-      </w:r>
-    </w:p>
-    <w:p>
-      <w:pPr>
-        <w:spacing w:after="240" w:before="240" w:lineRule="auto"/>
-        <w:rPr/>
-      </w:pPr>
-      <w:r>
-        <w:rPr>
-          <w:rtl w:val="0"/>
-        </w:rPr>
-        <w:t xml:space="preserve">Una posible dificultad corresponde a la integración con servicios externos como ClaveÚnica, medios de pago y proveedores de firma electrónica. Para disminuir este riesgo, estas integraciones deben abordarse progresivamente y mediante ambientes de prueba o sandbox cuando corresponda.</w:t>
-      </w:r>
-    </w:p>
-    <w:p>
-      <w:pPr>
-        <w:pStyle w:val="Heading3"/>
+        </w:rPr>
+        <w:t>s profesionales</w:t>
+      </w:r>
+    </w:p>
+    <w:p>
+      <w:pPr>
+        <w:spacing w:before="240" w:after="240"/>
+      </w:pPr>
+      <w:r>
+        <w:t xml:space="preserve">El proyecto se relaciona con mis intereses profesionales porque me permite aplicar conocimientos de desarrollo de software, bases de datos, </w:t>
+      </w:r>
+      <w:proofErr w:type="spellStart"/>
+      <w:r>
+        <w:t>backend</w:t>
+      </w:r>
+      <w:proofErr w:type="spellEnd"/>
+      <w:r>
+        <w:t xml:space="preserve"> y desarrollo de soluciones orientadas a resolver problemas reales de una organización.</w:t>
+      </w:r>
+    </w:p>
+    <w:p>
+      <w:pPr>
+        <w:spacing w:before="240" w:after="240"/>
+      </w:pPr>
+      <w:r>
+        <w:t>Tambi</w:t>
+      </w:r>
+      <w:r>
+        <w:t xml:space="preserve">én me permite adquirir experiencia trabajando con diferentes componentes tecnológicos y comprender cómo se integran para construir una solución completa. El hecho de trabajar con un caso real como </w:t>
+      </w:r>
+      <w:proofErr w:type="spellStart"/>
+      <w:r>
+        <w:t>Easy</w:t>
+      </w:r>
+      <w:proofErr w:type="spellEnd"/>
+      <w:r>
+        <w:t xml:space="preserve"> Office permite acercarnos a situaciones que podríamos </w:t>
+      </w:r>
+      <w:r>
+        <w:t>enfrentar posteriormente en el campo laboral.</w:t>
+      </w:r>
+    </w:p>
+    <w:p>
+      <w:pPr>
+        <w:spacing w:before="240" w:after="240"/>
+      </w:pPr>
+      <w:r>
+        <w:t>Además, participar en un proyecto que considera un portal para clientes y un CRM interno permite desarrollar una visión más completa del proceso de creación de software, no solamente enfocada en programar, sino</w:t>
+      </w:r>
+      <w:r>
+        <w:t xml:space="preserve"> también en analizar requerimientos, planificar, diseñar, probar e integrar una solución.</w:t>
+      </w:r>
+    </w:p>
+    <w:p>
+      <w:pPr>
+        <w:pStyle w:val="Ttulo3"/>
         <w:keepNext w:val="0"/>
         <w:keepLines w:val="0"/>
-        <w:spacing w:before="280" w:lineRule="auto"/>
-        <w:rPr>
-          <w:b w:val="1"/>
-          <w:bCs w:val="1"/>
+        <w:spacing w:before="280"/>
+        <w:rPr>
+          <w:b/>
+          <w:bCs/>
           <w:color w:val="000000"/>
           <w:sz w:val="26"/>
           <w:szCs w:val="26"/>
         </w:rPr>
       </w:pPr>
-      <w:bookmarkStart w:colFirst="0" w:colLast="0" w:name="_so5t32j7q1xa" w:id="6"/>
+      <w:bookmarkStart w:id="6" w:name="_lhhxqdg4sw0d" w:colFirst="0" w:colLast="0"/>
       <w:bookmarkEnd w:id="6"/>
       <w:r>
         <w:rPr>
-          <w:b w:val="1"/>
-          <w:bCs w:val="1"/>
+          <w:b/>
+          <w:bCs/>
           <w:color w:val="000000"/>
           <w:sz w:val="26"/>
           <w:szCs w:val="26"/>
-          <w:rtl w:val="0"/>
-        </w:rPr>
-        <w:t xml:space="preserve">5. Objetivos del Proyecto APT</w:t>
-      </w:r>
-    </w:p>
-    <w:p>
-      <w:pPr>
-        <w:spacing w:after="240" w:before="240" w:lineRule="auto"/>
-        <w:rPr>
-          <w:b w:val="1"/>
-          <w:bCs w:val="1"/>
-        </w:rPr>
-      </w:pPr>
-      <w:r>
-        <w:rPr>
-          <w:b w:val="1"/>
-          <w:bCs w:val="1"/>
-          <w:rtl w:val="0"/>
-        </w:rPr>
-        <w:t xml:space="preserve">Objetivo general:</w:t>
-      </w:r>
-    </w:p>
-    <w:p>
-      <w:pPr>
-        <w:spacing w:after="240" w:before="240" w:lineRule="auto"/>
-        <w:rPr/>
-      </w:pPr>
-      <w:r>
-        <w:rPr>
-          <w:rtl w:val="0"/>
-        </w:rPr>
-        <w:t xml:space="preserve">Desarrollar un portal web transaccional integrado con un CRM interno para Easy Office, que permita digitalizar y automatizar el proceso de atención y gestión de trámites de sus clientes.</w:t>
-      </w:r>
-    </w:p>
-    <w:p>
-      <w:pPr>
-        <w:spacing w:after="240" w:before="240" w:lineRule="auto"/>
-        <w:rPr>
-          <w:b w:val="1"/>
-          <w:bCs w:val="1"/>
-        </w:rPr>
-      </w:pPr>
-      <w:r>
-        <w:rPr>
-          <w:b w:val="1"/>
-          <w:bCs w:val="1"/>
-          <w:rtl w:val="0"/>
-        </w:rPr>
-        <w:t xml:space="preserve">Objetivos específicos:</w:t>
+        </w:rPr>
+        <w:t>4. Factibilidad del proyecto</w:t>
+      </w:r>
+    </w:p>
+    <w:p>
+      <w:pPr>
+        <w:spacing w:before="240" w:after="240"/>
+      </w:pPr>
+      <w:r>
+        <w:t>Considero que el proyecto es factible de realizar dentro de la asignatura porque se ha dividido en diferentes etapas y se utiliza una met</w:t>
+      </w:r>
+      <w:r>
+        <w:t>odología de trabajo que permite avanzar progresivamente.</w:t>
+      </w:r>
+    </w:p>
+    <w:p>
+      <w:pPr>
+        <w:spacing w:before="240" w:after="240"/>
+      </w:pPr>
+      <w:r>
+        <w:t xml:space="preserve">El proyecto se desarrolla mediante </w:t>
+      </w:r>
+      <w:proofErr w:type="spellStart"/>
+      <w:r>
+        <w:t>Scrum</w:t>
+      </w:r>
+      <w:proofErr w:type="spellEnd"/>
+      <w:r>
+        <w:t xml:space="preserve"> adaptado, utilizando </w:t>
+      </w:r>
+      <w:proofErr w:type="spellStart"/>
+      <w:r>
+        <w:t>sprints</w:t>
+      </w:r>
+      <w:proofErr w:type="spellEnd"/>
+      <w:r>
+        <w:t xml:space="preserve"> de dos semanas. Cada sprint busca generar un incremento funcional y demostrable, permitiendo revisar los avances y realizar ajust</w:t>
+      </w:r>
+      <w:r>
+        <w:t>es cuando sea necesario.</w:t>
+      </w:r>
+    </w:p>
+    <w:p>
+      <w:pPr>
+        <w:spacing w:before="240" w:after="240"/>
+      </w:pPr>
+      <w:r>
+        <w:t xml:space="preserve">Además, el proyecto se encuentra actualmente en una etapa en la que ya se cuenta con el SRS y los </w:t>
+      </w:r>
+      <w:proofErr w:type="spellStart"/>
+      <w:r>
+        <w:t>mockups</w:t>
+      </w:r>
+      <w:proofErr w:type="spellEnd"/>
+      <w:r>
+        <w:t xml:space="preserve"> navegables, mientras que el desarrollo del código base se encuentra en curso. El objetivo establecido es alcanzar un MVP en T</w:t>
+      </w:r>
+      <w:r>
+        <w:t xml:space="preserve">RL 6 que incluya </w:t>
+      </w:r>
+      <w:proofErr w:type="spellStart"/>
+      <w:r>
+        <w:t>login</w:t>
+      </w:r>
+      <w:proofErr w:type="spellEnd"/>
+      <w:r>
+        <w:t xml:space="preserve"> con </w:t>
+      </w:r>
+      <w:proofErr w:type="spellStart"/>
+      <w:r>
+        <w:t>ClaveÚnica</w:t>
+      </w:r>
+      <w:proofErr w:type="spellEnd"/>
+      <w:r>
+        <w:t>, pago en línea y generación automática de tickets en el CRM.</w:t>
+      </w:r>
+    </w:p>
+    <w:p>
+      <w:pPr>
+        <w:spacing w:before="240" w:after="240"/>
+      </w:pPr>
+      <w:r>
+        <w:t xml:space="preserve">Una posible dificultad corresponde a la integración con servicios externos como </w:t>
+      </w:r>
+      <w:proofErr w:type="spellStart"/>
+      <w:r>
+        <w:t>ClaveÚnica</w:t>
+      </w:r>
+      <w:proofErr w:type="spellEnd"/>
+      <w:r>
+        <w:t>, medios de pago y proveedores de firma electrónica. Para disminuir</w:t>
+      </w:r>
+      <w:r>
+        <w:t xml:space="preserve"> este riesgo, estas integraciones deben abordarse progresivamente y mediante ambientes de prueba o </w:t>
+      </w:r>
+      <w:proofErr w:type="spellStart"/>
+      <w:r>
+        <w:t>sandbox</w:t>
+      </w:r>
+      <w:proofErr w:type="spellEnd"/>
+      <w:r>
+        <w:t xml:space="preserve"> cuando corresponda.</w:t>
+      </w:r>
+    </w:p>
+    <w:p>
+      <w:pPr>
+        <w:pStyle w:val="Ttulo3"/>
+        <w:keepNext w:val="0"/>
+        <w:keepLines w:val="0"/>
+        <w:spacing w:before="280"/>
+        <w:rPr>
+          <w:b/>
+          <w:bCs/>
+          <w:color w:val="000000"/>
+          <w:sz w:val="26"/>
+          <w:szCs w:val="26"/>
+        </w:rPr>
+      </w:pPr>
+      <w:bookmarkStart w:id="7" w:name="_so5t32j7q1xa" w:colFirst="0" w:colLast="0"/>
+      <w:bookmarkEnd w:id="7"/>
+      <w:r>
+        <w:rPr>
+          <w:b/>
+          <w:bCs/>
+          <w:color w:val="000000"/>
+          <w:sz w:val="26"/>
+          <w:szCs w:val="26"/>
+        </w:rPr>
+        <w:t>5. Objetivos del Proyecto APT</w:t>
+      </w:r>
+    </w:p>
+    <w:p>
+      <w:pPr>
+        <w:spacing w:before="240" w:after="240"/>
+        <w:rPr>
+          <w:b/>
+          <w:bCs/>
+        </w:rPr>
+      </w:pPr>
+      <w:r>
+        <w:rPr>
+          <w:b/>
+          <w:bCs/>
+        </w:rPr>
+        <w:t>Objetivo general:</w:t>
+      </w:r>
+    </w:p>
+    <w:p>
+      <w:pPr>
+        <w:spacing w:before="240" w:after="240"/>
+      </w:pPr>
+      <w:r>
+        <w:t xml:space="preserve">Desarrollar un portal web transaccional integrado con un CRM interno para </w:t>
+      </w:r>
+      <w:proofErr w:type="spellStart"/>
+      <w:r>
+        <w:t>Easy</w:t>
+      </w:r>
+      <w:proofErr w:type="spellEnd"/>
+      <w:r>
+        <w:t xml:space="preserve"> Of</w:t>
+      </w:r>
+      <w:r>
+        <w:t>fice, que permita digitalizar y automatizar el proceso de atención y gestión de trámites de sus clientes.</w:t>
+      </w:r>
+    </w:p>
+    <w:p>
+      <w:pPr>
+        <w:spacing w:before="240" w:after="240"/>
+        <w:rPr>
+          <w:b/>
+          <w:bCs/>
+        </w:rPr>
+      </w:pPr>
+      <w:r>
+        <w:rPr>
+          <w:b/>
+          <w:bCs/>
+        </w:rPr>
+        <w:t>Objetivos específicos:</w:t>
       </w:r>
     </w:p>
     <w:p>
@@ -426,14 +558,11 @@
           <w:ilvl w:val="0"/>
           <w:numId w:val="3"/>
         </w:numPr>
-        <w:spacing w:after="0" w:afterAutospacing="0" w:before="240" w:lineRule="auto"/>
-        <w:ind w:left="720" w:hanging="360"/>
-      </w:pPr>
-      <w:r>
-        <w:rPr>
-          <w:rtl w:val="0"/>
-        </w:rPr>
-        <w:t xml:space="preserve">Diseñar un portal web que permita a los clientes conocer los servicios y comenzar sus trámites de manera online.</w:t>
+        <w:spacing w:before="240"/>
+      </w:pPr>
+      <w:r>
+        <w:lastRenderedPageBreak/>
+        <w:t>Diseñar un portal web que permita a los clientes conocer los servicios y comenzar sus trámites de manera online.</w:t>
       </w:r>
     </w:p>
     <w:p>
@@ -442,14 +571,17 @@
           <w:ilvl w:val="0"/>
           <w:numId w:val="3"/>
         </w:numPr>
-        <w:spacing w:after="0" w:afterAutospacing="0" w:before="0" w:beforeAutospacing="0" w:lineRule="auto"/>
-        <w:ind w:left="720" w:hanging="360"/>
-      </w:pPr>
-      <w:r>
-        <w:rPr>
-          <w:rtl w:val="0"/>
-        </w:rPr>
-        <w:t xml:space="preserve">Implementar un mecanismo de identificación mediante ClaveÚnica.</w:t>
+      </w:pPr>
+      <w:r>
+        <w:t xml:space="preserve">Implementar un mecanismo de identificación mediante </w:t>
+      </w:r>
+      <w:proofErr w:type="spellStart"/>
+      <w:r>
+        <w:t>ClaveÚnica</w:t>
+      </w:r>
+      <w:proofErr w:type="spellEnd"/>
+      <w:r>
+        <w:t>.</w:t>
       </w:r>
     </w:p>
     <w:p>
@@ -458,14 +590,9 @@
           <w:ilvl w:val="0"/>
           <w:numId w:val="3"/>
         </w:numPr>
-        <w:spacing w:after="0" w:afterAutospacing="0" w:before="0" w:beforeAutospacing="0" w:lineRule="auto"/>
-        <w:ind w:left="720" w:hanging="360"/>
-      </w:pPr>
-      <w:r>
-        <w:rPr>
-          <w:rtl w:val="0"/>
-        </w:rPr>
-        <w:t xml:space="preserve">Permitir el ingreso y validación de la información necesaria para realizar los trámites.</w:t>
+      </w:pPr>
+      <w:r>
+        <w:t>Permitir el ingreso y validación de la información necesaria para realizar los trámites.</w:t>
       </w:r>
     </w:p>
     <w:p>
@@ -474,14 +601,9 @@
           <w:ilvl w:val="0"/>
           <w:numId w:val="3"/>
         </w:numPr>
-        <w:spacing w:after="0" w:afterAutospacing="0" w:before="0" w:beforeAutospacing="0" w:lineRule="auto"/>
-        <w:ind w:left="720" w:hanging="360"/>
-      </w:pPr>
-      <w:r>
-        <w:rPr>
-          <w:rtl w:val="0"/>
-        </w:rPr>
-        <w:t xml:space="preserve">Incorporar carga y gestión de documentos requeridos.</w:t>
+      </w:pPr>
+      <w:r>
+        <w:t>Incorporar carga y gestión de documentos requeridos.</w:t>
       </w:r>
     </w:p>
     <w:p>
@@ -490,14 +612,9 @@
           <w:ilvl w:val="0"/>
           <w:numId w:val="3"/>
         </w:numPr>
-        <w:spacing w:after="0" w:afterAutospacing="0" w:before="0" w:beforeAutospacing="0" w:lineRule="auto"/>
-        <w:ind w:left="720" w:hanging="360"/>
-      </w:pPr>
-      <w:r>
-        <w:rPr>
-          <w:rtl w:val="0"/>
-        </w:rPr>
-        <w:t xml:space="preserve">Integrar un sistema de pago en línea.</w:t>
+      </w:pPr>
+      <w:r>
+        <w:t>Integrar un sistema de pago en línea.</w:t>
       </w:r>
     </w:p>
     <w:p>
@@ -506,14 +623,12 @@
           <w:ilvl w:val="0"/>
           <w:numId w:val="3"/>
         </w:numPr>
-        <w:spacing w:after="0" w:afterAutospacing="0" w:before="0" w:beforeAutospacing="0" w:lineRule="auto"/>
-        <w:ind w:left="720" w:hanging="360"/>
-      </w:pPr>
-      <w:r>
-        <w:rPr>
-          <w:rtl w:val="0"/>
-        </w:rPr>
-        <w:t xml:space="preserve">Generar automáticamente una solicitud o ticket en el CRM una vez iniciado el trámite.</w:t>
+      </w:pPr>
+      <w:r>
+        <w:t>Generar auto</w:t>
+      </w:r>
+      <w:r>
+        <w:t>máticamente una solicitud o ticket en el CRM una vez iniciado el trámite.</w:t>
       </w:r>
     </w:p>
     <w:p>
@@ -522,14 +637,9 @@
           <w:ilvl w:val="0"/>
           <w:numId w:val="3"/>
         </w:numPr>
-        <w:spacing w:after="0" w:afterAutospacing="0" w:before="0" w:beforeAutospacing="0" w:lineRule="auto"/>
-        <w:ind w:left="720" w:hanging="360"/>
-      </w:pPr>
-      <w:r>
-        <w:rPr>
-          <w:rtl w:val="0"/>
-        </w:rPr>
-        <w:t xml:space="preserve">Permitir a los ejecutivos gestionar y realizar seguimiento de los casos recibidos.</w:t>
+      </w:pPr>
+      <w:r>
+        <w:t>Permitir a los ejecutivos gestionar y realizar seguimiento de los casos recibidos.</w:t>
       </w:r>
     </w:p>
     <w:p>
@@ -538,147 +648,171 @@
           <w:ilvl w:val="0"/>
           <w:numId w:val="3"/>
         </w:numPr>
-        <w:spacing w:after="240" w:before="0" w:beforeAutospacing="0" w:lineRule="auto"/>
-        <w:ind w:left="720" w:hanging="360"/>
-      </w:pPr>
-      <w:r>
-        <w:rPr>
-          <w:rtl w:val="0"/>
-        </w:rPr>
-        <w:t xml:space="preserve">Integrar los diferentes componentes de la solución para entregar un flujo completo desde el inicio del trámite hasta su gestión interna.</w:t>
-      </w:r>
-    </w:p>
-    <w:p>
-      <w:pPr>
-        <w:pStyle w:val="Heading3"/>
+        <w:spacing w:after="240"/>
+      </w:pPr>
+      <w:r>
+        <w:t xml:space="preserve">Integrar los diferentes componentes de la solución para entregar un flujo completo desde el inicio </w:t>
+      </w:r>
+      <w:r>
+        <w:t>del trámite hasta su gestión interna.</w:t>
+      </w:r>
+    </w:p>
+    <w:p>
+      <w:pPr>
+        <w:pStyle w:val="Ttulo3"/>
         <w:keepNext w:val="0"/>
         <w:keepLines w:val="0"/>
-        <w:spacing w:before="280" w:lineRule="auto"/>
-        <w:rPr>
-          <w:b w:val="1"/>
-          <w:bCs w:val="1"/>
+        <w:spacing w:before="280"/>
+        <w:rPr>
+          <w:b/>
+          <w:bCs/>
           <w:color w:val="000000"/>
           <w:sz w:val="26"/>
           <w:szCs w:val="26"/>
         </w:rPr>
       </w:pPr>
-      <w:bookmarkStart w:colFirst="0" w:colLast="0" w:name="_ti73oy15n9zj" w:id="7"/>
-      <w:bookmarkEnd w:id="7"/>
-      <w:r>
-        <w:rPr>
-          <w:b w:val="1"/>
-          <w:bCs w:val="1"/>
+      <w:bookmarkStart w:id="8" w:name="_ti73oy15n9zj" w:colFirst="0" w:colLast="0"/>
+      <w:bookmarkEnd w:id="8"/>
+      <w:r>
+        <w:rPr>
+          <w:b/>
+          <w:bCs/>
           <w:color w:val="000000"/>
           <w:sz w:val="26"/>
           <w:szCs w:val="26"/>
-          <w:rtl w:val="0"/>
-        </w:rPr>
-        <w:t xml:space="preserve">6. Metodología de trabajo</w:t>
-      </w:r>
-    </w:p>
-    <w:p>
-      <w:pPr>
-        <w:spacing w:after="240" w:before="240" w:lineRule="auto"/>
-        <w:rPr/>
-      </w:pPr>
-      <w:r>
-        <w:rPr>
-          <w:rtl w:val="0"/>
-        </w:rPr>
-        <w:t xml:space="preserve">Para desarrollar el proyecto utilizaremos una adaptación de la metodología Scrum, trabajando mediante sprints de dos semanas.</w:t>
-      </w:r>
-    </w:p>
-    <w:p>
-      <w:pPr>
-        <w:spacing w:after="240" w:before="240" w:lineRule="auto"/>
-        <w:rPr/>
-      </w:pPr>
-      <w:r>
-        <w:rPr>
-          <w:rtl w:val="0"/>
-        </w:rPr>
-        <w:t xml:space="preserve">El trabajo comienza con un backlog donde se organizan y priorizan los requerimientos obtenidos del SRS. Posteriormente, durante cada sprint se realizan las actividades de diseño, desarrollo y pruebas necesarias para construir un incremento funcional.</w:t>
-      </w:r>
-    </w:p>
-    <w:p>
-      <w:pPr>
-        <w:spacing w:after="240" w:before="240" w:lineRule="auto"/>
-        <w:rPr/>
-      </w:pPr>
-      <w:r>
-        <w:rPr>
-          <w:rtl w:val="0"/>
-        </w:rPr>
-        <w:t xml:space="preserve">Al finalizar cada sprint se realiza una revisión del avance, donde se puede obtener retroalimentación y verificar si lo desarrollado cumple con los objetivos establecidos. Finalmente, se realiza una retrospectiva para identificar aspectos que pueden mejorarse en el siguiente sprint.</w:t>
-      </w:r>
-    </w:p>
-    <w:p>
-      <w:pPr>
-        <w:spacing w:after="240" w:before="240" w:lineRule="auto"/>
-        <w:rPr/>
-      </w:pPr>
-      <w:r>
-        <w:rPr>
-          <w:rtl w:val="0"/>
-        </w:rPr>
-        <w:t xml:space="preserve">Esta metodología es pertinente porque permite desarrollar el proyecto de manera incremental, detectar problemas durante el proceso y realizar ajustes sin tener que esperar hasta el final del proyecto. Además, permite mantener una distribución clara de las tareas relacionadas con el portal, backend, CRM e integraciones.</w:t>
-      </w:r>
-    </w:p>
-    <w:p>
-      <w:pPr>
-        <w:pStyle w:val="Heading3"/>
+        </w:rPr>
+        <w:t>6. Metodología de trabajo</w:t>
+      </w:r>
+    </w:p>
+    <w:p>
+      <w:pPr>
+        <w:spacing w:before="240" w:after="240"/>
+      </w:pPr>
+      <w:r>
+        <w:t xml:space="preserve">Para desarrollar el proyecto utilizaremos una adaptación de la metodología </w:t>
+      </w:r>
+      <w:proofErr w:type="spellStart"/>
+      <w:r>
+        <w:t>Scrum</w:t>
+      </w:r>
+      <w:proofErr w:type="spellEnd"/>
+      <w:r>
+        <w:t xml:space="preserve">, trabajando mediante </w:t>
+      </w:r>
+      <w:proofErr w:type="spellStart"/>
+      <w:r>
+        <w:t>sprints</w:t>
+      </w:r>
+      <w:proofErr w:type="spellEnd"/>
+      <w:r>
+        <w:t xml:space="preserve"> de dos semanas.</w:t>
+      </w:r>
+    </w:p>
+    <w:p>
+      <w:pPr>
+        <w:spacing w:before="240" w:after="240"/>
+      </w:pPr>
+      <w:r>
+        <w:t xml:space="preserve">El trabajo comienza con un </w:t>
+      </w:r>
+      <w:proofErr w:type="spellStart"/>
+      <w:r>
+        <w:t>backlog</w:t>
+      </w:r>
+      <w:proofErr w:type="spellEnd"/>
+      <w:r>
+        <w:t xml:space="preserve"> donde se organizan y priorizan los requerimientos obtenidos del SRS. Posteriormente, durante cada sprint se realizan las actividades de diseño, desarrollo y pruebas necesarias para construir un incremento funcional.</w:t>
+      </w:r>
+    </w:p>
+    <w:p>
+      <w:pPr>
+        <w:spacing w:before="240" w:after="240"/>
+      </w:pPr>
+      <w:r>
+        <w:t>Al fi</w:t>
+      </w:r>
+      <w:r>
+        <w:t>nalizar cada sprint se realiza una revisión del avance, donde se puede obtener retroalimentación y verificar si lo desarrollado cumple con los objetivos establecidos. Finalmente, se realiza una retrospectiva para identificar aspectos que pueden mejorarse e</w:t>
+      </w:r>
+      <w:r>
+        <w:t>n el siguiente sprint.</w:t>
+      </w:r>
+    </w:p>
+    <w:p>
+      <w:pPr>
+        <w:spacing w:before="240" w:after="240"/>
+      </w:pPr>
+      <w:r>
+        <w:t>Esta metodología es pertinente porque permite desarrollar el proyecto de manera incremental, detectar problemas durante el proceso y realizar ajustes sin tener que esperar hasta el final del proyecto. Además, permite mantener una dis</w:t>
+      </w:r>
+      <w:r>
+        <w:t xml:space="preserve">tribución clara de las tareas relacionadas con el portal, </w:t>
+      </w:r>
+      <w:proofErr w:type="spellStart"/>
+      <w:r>
+        <w:t>backend</w:t>
+      </w:r>
+      <w:proofErr w:type="spellEnd"/>
+      <w:r>
+        <w:t>, CRM e integraciones.</w:t>
+      </w:r>
+    </w:p>
+    <w:p>
+      <w:pPr>
+        <w:pStyle w:val="Ttulo3"/>
         <w:keepNext w:val="0"/>
         <w:keepLines w:val="0"/>
-        <w:spacing w:before="280" w:lineRule="auto"/>
-        <w:rPr>
-          <w:b w:val="1"/>
-          <w:bCs w:val="1"/>
+        <w:spacing w:before="280"/>
+        <w:rPr>
+          <w:b/>
+          <w:bCs/>
           <w:color w:val="000000"/>
           <w:sz w:val="26"/>
           <w:szCs w:val="26"/>
         </w:rPr>
       </w:pPr>
-      <w:bookmarkStart w:colFirst="0" w:colLast="0" w:name="_tk6i66oxctgb" w:id="8"/>
-      <w:bookmarkEnd w:id="8"/>
-      <w:r>
-        <w:rPr>
-          <w:b w:val="1"/>
-          <w:bCs w:val="1"/>
+      <w:bookmarkStart w:id="9" w:name="_tk6i66oxctgb" w:colFirst="0" w:colLast="0"/>
+      <w:bookmarkEnd w:id="9"/>
+      <w:r>
+        <w:rPr>
+          <w:b/>
+          <w:bCs/>
           <w:color w:val="000000"/>
           <w:sz w:val="26"/>
           <w:szCs w:val="26"/>
-          <w:rtl w:val="0"/>
-        </w:rPr>
-        <w:t xml:space="preserve">7. Plan de trabajo</w:t>
-      </w:r>
-    </w:p>
-    <w:p>
-      <w:pPr>
-        <w:spacing w:after="240" w:before="240" w:lineRule="auto"/>
-        <w:rPr/>
-      </w:pPr>
-      <w:r>
-        <w:rPr>
-          <w:rtl w:val="0"/>
-        </w:rPr>
-        <w:t xml:space="preserve">El plan de trabajo considera diferentes etapas que permiten avanzar desde la definición del proyecto hasta la construcción del MVP.</w:t>
-      </w:r>
-    </w:p>
-    <w:p>
-      <w:pPr>
-        <w:spacing w:after="240" w:before="240" w:lineRule="auto"/>
-        <w:rPr>
-          <w:b w:val="1"/>
-          <w:bCs w:val="1"/>
-        </w:rPr>
-      </w:pPr>
-      <w:r>
-        <w:rPr>
-          <w:b w:val="1"/>
-          <w:bCs w:val="1"/>
-          <w:rtl w:val="0"/>
-        </w:rPr>
-        <w:t xml:space="preserve">Etapa 1: Análisis y definición</w:t>
+        </w:rPr>
+        <w:t>7. Plan de trabajo</w:t>
+      </w:r>
+    </w:p>
+    <w:p>
+      <w:pPr>
+        <w:spacing w:before="240" w:after="240"/>
+      </w:pPr>
+      <w:r>
+        <w:t>El plan de trabajo considera diferentes etapas que permiten avanzar desde la definición del proyecto hasta la construcción del MVP.</w:t>
+      </w:r>
+    </w:p>
+    <w:p>
+      <w:pPr>
+        <w:spacing w:before="240" w:after="240"/>
+        <w:rPr>
+          <w:b/>
+          <w:bCs/>
+        </w:rPr>
+      </w:pPr>
+      <w:r>
+        <w:rPr>
+          <w:b/>
+          <w:bCs/>
+        </w:rPr>
+        <w:t>Etapa 1: Análisis</w:t>
+      </w:r>
+      <w:r>
+        <w:rPr>
+          <w:b/>
+          <w:bCs/>
+        </w:rPr>
+        <w:t xml:space="preserve"> y definición</w:t>
       </w:r>
     </w:p>
     <w:p>
@@ -687,14 +821,10 @@
           <w:ilvl w:val="0"/>
           <w:numId w:val="5"/>
         </w:numPr>
-        <w:spacing w:after="0" w:afterAutospacing="0" w:before="240" w:lineRule="auto"/>
-        <w:ind w:left="720" w:hanging="360"/>
-      </w:pPr>
-      <w:r>
-        <w:rPr>
-          <w:rtl w:val="0"/>
-        </w:rPr>
-        <w:t xml:space="preserve">Identificación de la problemática.</w:t>
+        <w:spacing w:before="240"/>
+      </w:pPr>
+      <w:r>
+        <w:t>Identificación de la problemática.</w:t>
       </w:r>
     </w:p>
     <w:p>
@@ -703,14 +833,9 @@
           <w:ilvl w:val="0"/>
           <w:numId w:val="5"/>
         </w:numPr>
-        <w:spacing w:after="0" w:afterAutospacing="0" w:before="0" w:beforeAutospacing="0" w:lineRule="auto"/>
-        <w:ind w:left="720" w:hanging="360"/>
-      </w:pPr>
-      <w:r>
-        <w:rPr>
-          <w:rtl w:val="0"/>
-        </w:rPr>
-        <w:t xml:space="preserve">Levantamiento de requerimientos.</w:t>
+      </w:pPr>
+      <w:r>
+        <w:t>Levantamiento de requerimientos.</w:t>
       </w:r>
     </w:p>
     <w:p>
@@ -719,14 +844,9 @@
           <w:ilvl w:val="0"/>
           <w:numId w:val="5"/>
         </w:numPr>
-        <w:spacing w:after="0" w:afterAutospacing="0" w:before="0" w:beforeAutospacing="0" w:lineRule="auto"/>
-        <w:ind w:left="720" w:hanging="360"/>
-      </w:pPr>
-      <w:r>
-        <w:rPr>
-          <w:rtl w:val="0"/>
-        </w:rPr>
-        <w:t xml:space="preserve">Elaboración y revisión del SRS.</w:t>
+      </w:pPr>
+      <w:r>
+        <w:t>Elaboración y revisión del SRS.</w:t>
       </w:r>
     </w:p>
     <w:p>
@@ -735,31 +855,26 @@
           <w:ilvl w:val="0"/>
           <w:numId w:val="5"/>
         </w:numPr>
-        <w:spacing w:after="240" w:before="0" w:beforeAutospacing="0" w:lineRule="auto"/>
-        <w:ind w:left="720" w:hanging="360"/>
-      </w:pPr>
-      <w:r>
-        <w:rPr>
-          <w:rtl w:val="0"/>
-        </w:rPr>
-        <w:t xml:space="preserve">Definición del alcance del proyecto.</w:t>
-      </w:r>
-    </w:p>
-    <w:p>
-      <w:pPr>
-        <w:spacing w:after="240" w:before="240" w:lineRule="auto"/>
-        <w:rPr>
-          <w:b w:val="1"/>
-          <w:bCs w:val="1"/>
-        </w:rPr>
-      </w:pPr>
-      <w:r>
-        <w:rPr>
-          <w:b w:val="1"/>
-          <w:bCs w:val="1"/>
-          <w:rtl w:val="0"/>
-        </w:rPr>
-        <w:t xml:space="preserve">Etapa 2: Diseño</w:t>
+        <w:spacing w:after="240"/>
+      </w:pPr>
+      <w:r>
+        <w:t>Definición del alcance del proyecto.</w:t>
+      </w:r>
+    </w:p>
+    <w:p>
+      <w:pPr>
+        <w:spacing w:before="240" w:after="240"/>
+        <w:rPr>
+          <w:b/>
+          <w:bCs/>
+        </w:rPr>
+      </w:pPr>
+      <w:r>
+        <w:rPr>
+          <w:b/>
+          <w:bCs/>
+        </w:rPr>
+        <w:t>Etapa 2: Diseño</w:t>
       </w:r>
     </w:p>
     <w:p>
@@ -768,14 +883,10 @@
           <w:ilvl w:val="0"/>
           <w:numId w:val="7"/>
         </w:numPr>
-        <w:spacing w:after="0" w:afterAutospacing="0" w:before="240" w:lineRule="auto"/>
-        <w:ind w:left="720" w:hanging="360"/>
-      </w:pPr>
-      <w:r>
-        <w:rPr>
-          <w:rtl w:val="0"/>
-        </w:rPr>
-        <w:t xml:space="preserve">Diseño de la arquitectura.</w:t>
+        <w:spacing w:before="240"/>
+      </w:pPr>
+      <w:r>
+        <w:t>Diseño de la arquitectura.</w:t>
       </w:r>
     </w:p>
     <w:p>
@@ -784,14 +895,9 @@
           <w:ilvl w:val="0"/>
           <w:numId w:val="7"/>
         </w:numPr>
-        <w:spacing w:after="0" w:afterAutospacing="0" w:before="0" w:beforeAutospacing="0" w:lineRule="auto"/>
-        <w:ind w:left="720" w:hanging="360"/>
-      </w:pPr>
-      <w:r>
-        <w:rPr>
-          <w:rtl w:val="0"/>
-        </w:rPr>
-        <w:t xml:space="preserve">Diseño de la estructura de datos.</w:t>
+      </w:pPr>
+      <w:r>
+        <w:t>Diseño de la estructura de datos.</w:t>
       </w:r>
     </w:p>
     <w:p>
@@ -800,14 +906,9 @@
           <w:ilvl w:val="0"/>
           <w:numId w:val="7"/>
         </w:numPr>
-        <w:spacing w:after="0" w:afterAutospacing="0" w:before="0" w:beforeAutospacing="0" w:lineRule="auto"/>
-        <w:ind w:left="720" w:hanging="360"/>
-      </w:pPr>
-      <w:r>
-        <w:rPr>
-          <w:rtl w:val="0"/>
-        </w:rPr>
-        <w:t xml:space="preserve">Diseño del portal web.</w:t>
+      </w:pPr>
+      <w:r>
+        <w:t>Diseño del portal web.</w:t>
       </w:r>
     </w:p>
     <w:p>
@@ -816,14 +917,9 @@
           <w:ilvl w:val="0"/>
           <w:numId w:val="7"/>
         </w:numPr>
-        <w:spacing w:after="0" w:afterAutospacing="0" w:before="0" w:beforeAutospacing="0" w:lineRule="auto"/>
-        <w:ind w:left="720" w:hanging="360"/>
-      </w:pPr>
-      <w:r>
-        <w:rPr>
-          <w:rtl w:val="0"/>
-        </w:rPr>
-        <w:t xml:space="preserve">Diseño del CRM.</w:t>
+      </w:pPr>
+      <w:r>
+        <w:t>Diseño del CRM.</w:t>
       </w:r>
     </w:p>
     <w:p>
@@ -832,31 +928,35 @@
           <w:ilvl w:val="0"/>
           <w:numId w:val="7"/>
         </w:numPr>
-        <w:spacing w:after="240" w:before="0" w:beforeAutospacing="0" w:lineRule="auto"/>
-        <w:ind w:left="720" w:hanging="360"/>
-      </w:pPr>
-      <w:r>
-        <w:rPr>
-          <w:rtl w:val="0"/>
-        </w:rPr>
-        <w:t xml:space="preserve">Elaboración de mockups navegables.</w:t>
-      </w:r>
-    </w:p>
-    <w:p>
-      <w:pPr>
-        <w:spacing w:after="240" w:before="240" w:lineRule="auto"/>
-        <w:rPr>
-          <w:b w:val="1"/>
-          <w:bCs w:val="1"/>
-        </w:rPr>
-      </w:pPr>
-      <w:r>
-        <w:rPr>
-          <w:b w:val="1"/>
-          <w:bCs w:val="1"/>
-          <w:rtl w:val="0"/>
-        </w:rPr>
-        <w:t xml:space="preserve">Etapa 3: Desarrollo</w:t>
+        <w:spacing w:after="240"/>
+      </w:pPr>
+      <w:r>
+        <w:lastRenderedPageBreak/>
+        <w:t xml:space="preserve">Elaboración de </w:t>
+      </w:r>
+      <w:proofErr w:type="spellStart"/>
+      <w:r>
+        <w:t>mockups</w:t>
+      </w:r>
+      <w:proofErr w:type="spellEnd"/>
+      <w:r>
+        <w:t xml:space="preserve"> navegables.</w:t>
+      </w:r>
+    </w:p>
+    <w:p>
+      <w:pPr>
+        <w:spacing w:before="240" w:after="240"/>
+        <w:rPr>
+          <w:b/>
+          <w:bCs/>
+        </w:rPr>
+      </w:pPr>
+      <w:r>
+        <w:rPr>
+          <w:b/>
+          <w:bCs/>
+        </w:rPr>
+        <w:t>Etapa 3: Desarrollo</w:t>
       </w:r>
     </w:p>
     <w:p>
@@ -865,14 +965,10 @@
           <w:ilvl w:val="0"/>
           <w:numId w:val="8"/>
         </w:numPr>
-        <w:spacing w:after="0" w:afterAutospacing="0" w:before="240" w:lineRule="auto"/>
-        <w:ind w:left="720" w:hanging="360"/>
-      </w:pPr>
-      <w:r>
-        <w:rPr>
-          <w:rtl w:val="0"/>
-        </w:rPr>
-        <w:t xml:space="preserve">Desarrollo del código base.</w:t>
+        <w:spacing w:before="240"/>
+      </w:pPr>
+      <w:r>
+        <w:t>Desarrollo del código base.</w:t>
       </w:r>
     </w:p>
     <w:p>
@@ -881,14 +977,9 @@
           <w:ilvl w:val="0"/>
           <w:numId w:val="8"/>
         </w:numPr>
-        <w:spacing w:after="0" w:afterAutospacing="0" w:before="0" w:beforeAutospacing="0" w:lineRule="auto"/>
-        <w:ind w:left="720" w:hanging="360"/>
-      </w:pPr>
-      <w:r>
-        <w:rPr>
-          <w:rtl w:val="0"/>
-        </w:rPr>
-        <w:t xml:space="preserve">Desarrollo del portal web.</w:t>
+      </w:pPr>
+      <w:r>
+        <w:t>Desarrollo del portal web.</w:t>
       </w:r>
     </w:p>
     <w:p>
@@ -897,14 +988,17 @@
           <w:ilvl w:val="0"/>
           <w:numId w:val="8"/>
         </w:numPr>
-        <w:spacing w:after="0" w:afterAutospacing="0" w:before="0" w:beforeAutospacing="0" w:lineRule="auto"/>
-        <w:ind w:left="720" w:hanging="360"/>
-      </w:pPr>
-      <w:r>
-        <w:rPr>
-          <w:rtl w:val="0"/>
-        </w:rPr>
-        <w:t xml:space="preserve">Desarrollo del backend.</w:t>
+      </w:pPr>
+      <w:r>
+        <w:t xml:space="preserve">Desarrollo del </w:t>
+      </w:r>
+      <w:proofErr w:type="spellStart"/>
+      <w:r>
+        <w:t>backend</w:t>
+      </w:r>
+      <w:proofErr w:type="spellEnd"/>
+      <w:r>
+        <w:t>.</w:t>
       </w:r>
     </w:p>
     <w:p>
@@ -913,14 +1007,9 @@
           <w:ilvl w:val="0"/>
           <w:numId w:val="8"/>
         </w:numPr>
-        <w:spacing w:after="0" w:afterAutospacing="0" w:before="0" w:beforeAutospacing="0" w:lineRule="auto"/>
-        <w:ind w:left="720" w:hanging="360"/>
-      </w:pPr>
-      <w:r>
-        <w:rPr>
-          <w:rtl w:val="0"/>
-        </w:rPr>
-        <w:t xml:space="preserve">Desarrollo del CRM.</w:t>
+      </w:pPr>
+      <w:r>
+        <w:t>Desarrollo del CRM.</w:t>
       </w:r>
     </w:p>
     <w:p>
@@ -929,14 +1018,9 @@
           <w:ilvl w:val="0"/>
           <w:numId w:val="8"/>
         </w:numPr>
-        <w:spacing w:after="0" w:afterAutospacing="0" w:before="0" w:beforeAutospacing="0" w:lineRule="auto"/>
-        <w:ind w:left="720" w:hanging="360"/>
-      </w:pPr>
-      <w:r>
-        <w:rPr>
-          <w:rtl w:val="0"/>
-        </w:rPr>
-        <w:t xml:space="preserve">Implementación de la base de datos.</w:t>
+      </w:pPr>
+      <w:r>
+        <w:t>Implementación de la base de datos.</w:t>
       </w:r>
     </w:p>
     <w:p>
@@ -945,31 +1029,33 @@
           <w:ilvl w:val="0"/>
           <w:numId w:val="8"/>
         </w:numPr>
-        <w:spacing w:after="240" w:before="0" w:beforeAutospacing="0" w:lineRule="auto"/>
-        <w:ind w:left="720" w:hanging="360"/>
-      </w:pPr>
-      <w:r>
-        <w:rPr>
-          <w:rtl w:val="0"/>
-        </w:rPr>
-        <w:t xml:space="preserve">Integración de los diferentes componentes.</w:t>
-      </w:r>
-    </w:p>
-    <w:p>
-      <w:pPr>
-        <w:spacing w:after="240" w:before="240" w:lineRule="auto"/>
-        <w:rPr>
-          <w:b w:val="1"/>
-          <w:bCs w:val="1"/>
-        </w:rPr>
-      </w:pPr>
-      <w:r>
-        <w:rPr>
-          <w:b w:val="1"/>
-          <w:bCs w:val="1"/>
-          <w:rtl w:val="0"/>
-        </w:rPr>
-        <w:t xml:space="preserve">Etapa 4: Integraciones</w:t>
+        <w:spacing w:after="240"/>
+      </w:pPr>
+      <w:r>
+        <w:t>Integración de los diferentes componentes.</w:t>
+      </w:r>
+    </w:p>
+    <w:p>
+      <w:pPr>
+        <w:spacing w:before="240" w:after="240"/>
+        <w:rPr>
+          <w:b/>
+          <w:bCs/>
+        </w:rPr>
+      </w:pPr>
+      <w:r>
+        <w:rPr>
+          <w:b/>
+          <w:bCs/>
+        </w:rPr>
+        <w:t>Etapa 4</w:t>
+      </w:r>
+      <w:r>
+        <w:rPr>
+          <w:b/>
+          <w:bCs/>
+        </w:rPr>
+        <w:t>: Integraciones</w:t>
       </w:r>
     </w:p>
     <w:p>
@@ -978,14 +1064,18 @@
           <w:ilvl w:val="0"/>
           <w:numId w:val="6"/>
         </w:numPr>
-        <w:spacing w:after="0" w:afterAutospacing="0" w:before="240" w:lineRule="auto"/>
-        <w:ind w:left="720" w:hanging="360"/>
-      </w:pPr>
-      <w:r>
-        <w:rPr>
-          <w:rtl w:val="0"/>
-        </w:rPr>
-        <w:t xml:space="preserve">Integración con ClaveÚnica.</w:t>
+        <w:spacing w:before="240"/>
+      </w:pPr>
+      <w:r>
+        <w:t xml:space="preserve">Integración con </w:t>
+      </w:r>
+      <w:proofErr w:type="spellStart"/>
+      <w:r>
+        <w:t>ClaveÚnica</w:t>
+      </w:r>
+      <w:proofErr w:type="spellEnd"/>
+      <w:r>
+        <w:t>.</w:t>
       </w:r>
     </w:p>
     <w:p>
@@ -994,14 +1084,9 @@
           <w:ilvl w:val="0"/>
           <w:numId w:val="6"/>
         </w:numPr>
-        <w:spacing w:after="0" w:afterAutospacing="0" w:before="0" w:beforeAutospacing="0" w:lineRule="auto"/>
-        <w:ind w:left="720" w:hanging="360"/>
-      </w:pPr>
-      <w:r>
-        <w:rPr>
-          <w:rtl w:val="0"/>
-        </w:rPr>
-        <w:t xml:space="preserve">Integración con el sistema de pagos.</w:t>
+      </w:pPr>
+      <w:r>
+        <w:t>Integración con el sistema de pagos.</w:t>
       </w:r>
     </w:p>
     <w:p>
@@ -1010,14 +1095,9 @@
           <w:ilvl w:val="0"/>
           <w:numId w:val="6"/>
         </w:numPr>
-        <w:spacing w:after="0" w:afterAutospacing="0" w:before="0" w:beforeAutospacing="0" w:lineRule="auto"/>
-        <w:ind w:left="720" w:hanging="360"/>
-      </w:pPr>
-      <w:r>
-        <w:rPr>
-          <w:rtl w:val="0"/>
-        </w:rPr>
-        <w:t xml:space="preserve">Integración con firma electrónica.</w:t>
+      </w:pPr>
+      <w:r>
+        <w:t>Integración con firma electrónica.</w:t>
       </w:r>
     </w:p>
     <w:p>
@@ -1026,31 +1106,26 @@
           <w:ilvl w:val="0"/>
           <w:numId w:val="6"/>
         </w:numPr>
-        <w:spacing w:after="240" w:before="0" w:beforeAutospacing="0" w:lineRule="auto"/>
-        <w:ind w:left="720" w:hanging="360"/>
-      </w:pPr>
-      <w:r>
-        <w:rPr>
-          <w:rtl w:val="0"/>
-        </w:rPr>
-        <w:t xml:space="preserve">Integración de notificaciones.</w:t>
-      </w:r>
-    </w:p>
-    <w:p>
-      <w:pPr>
-        <w:spacing w:after="240" w:before="240" w:lineRule="auto"/>
-        <w:rPr>
-          <w:b w:val="1"/>
-          <w:bCs w:val="1"/>
-        </w:rPr>
-      </w:pPr>
-      <w:r>
-        <w:rPr>
-          <w:b w:val="1"/>
-          <w:bCs w:val="1"/>
-          <w:rtl w:val="0"/>
-        </w:rPr>
-        <w:t xml:space="preserve">Etapa 5: Pruebas y validación</w:t>
+        <w:spacing w:after="240"/>
+      </w:pPr>
+      <w:r>
+        <w:t>Integración de notificaciones.</w:t>
+      </w:r>
+    </w:p>
+    <w:p>
+      <w:pPr>
+        <w:spacing w:before="240" w:after="240"/>
+        <w:rPr>
+          <w:b/>
+          <w:bCs/>
+        </w:rPr>
+      </w:pPr>
+      <w:r>
+        <w:rPr>
+          <w:b/>
+          <w:bCs/>
+        </w:rPr>
+        <w:t>Etapa 5: Pruebas y validación</w:t>
       </w:r>
     </w:p>
     <w:p>
@@ -1059,14 +1134,10 @@
           <w:ilvl w:val="0"/>
           <w:numId w:val="1"/>
         </w:numPr>
-        <w:spacing w:after="0" w:afterAutospacing="0" w:before="240" w:lineRule="auto"/>
-        <w:ind w:left="720" w:hanging="360"/>
-      </w:pPr>
-      <w:r>
-        <w:rPr>
-          <w:rtl w:val="0"/>
-        </w:rPr>
-        <w:t xml:space="preserve">Pruebas de funcionamiento.</w:t>
+        <w:spacing w:before="240"/>
+      </w:pPr>
+      <w:r>
+        <w:t>Pruebas de funcionamiento.</w:t>
       </w:r>
     </w:p>
     <w:p>
@@ -1075,14 +1146,9 @@
           <w:ilvl w:val="0"/>
           <w:numId w:val="1"/>
         </w:numPr>
-        <w:spacing w:after="0" w:afterAutospacing="0" w:before="0" w:beforeAutospacing="0" w:lineRule="auto"/>
-        <w:ind w:left="720" w:hanging="360"/>
-      </w:pPr>
-      <w:r>
-        <w:rPr>
-          <w:rtl w:val="0"/>
-        </w:rPr>
-        <w:t xml:space="preserve">Pruebas de integración.</w:t>
+      </w:pPr>
+      <w:r>
+        <w:t>Pruebas de integración.</w:t>
       </w:r>
     </w:p>
     <w:p>
@@ -1091,14 +1157,12 @@
           <w:ilvl w:val="0"/>
           <w:numId w:val="1"/>
         </w:numPr>
-        <w:spacing w:after="0" w:afterAutospacing="0" w:before="0" w:beforeAutospacing="0" w:lineRule="auto"/>
-        <w:ind w:left="720" w:hanging="360"/>
-      </w:pPr>
-      <w:r>
-        <w:rPr>
-          <w:rtl w:val="0"/>
-        </w:rPr>
-        <w:t xml:space="preserve">Validación de los diferentes flujos.</w:t>
+      </w:pPr>
+      <w:r>
+        <w:t>Validación de los diferentes</w:t>
+      </w:r>
+      <w:r>
+        <w:t xml:space="preserve"> flujos.</w:t>
       </w:r>
     </w:p>
     <w:p>
@@ -1107,31 +1171,26 @@
           <w:ilvl w:val="0"/>
           <w:numId w:val="1"/>
         </w:numPr>
-        <w:spacing w:after="240" w:before="0" w:beforeAutospacing="0" w:lineRule="auto"/>
-        <w:ind w:left="720" w:hanging="360"/>
-      </w:pPr>
-      <w:r>
-        <w:rPr>
-          <w:rtl w:val="0"/>
-        </w:rPr>
-        <w:t xml:space="preserve">Corrección de errores.</w:t>
-      </w:r>
-    </w:p>
-    <w:p>
-      <w:pPr>
-        <w:spacing w:after="240" w:before="240" w:lineRule="auto"/>
-        <w:rPr>
-          <w:b w:val="1"/>
-          <w:bCs w:val="1"/>
-        </w:rPr>
-      </w:pPr>
-      <w:r>
-        <w:rPr>
-          <w:b w:val="1"/>
-          <w:bCs w:val="1"/>
-          <w:rtl w:val="0"/>
-        </w:rPr>
-        <w:t xml:space="preserve">Etapa 6: MVP</w:t>
+        <w:spacing w:after="240"/>
+      </w:pPr>
+      <w:r>
+        <w:t>Corrección de errores.</w:t>
+      </w:r>
+    </w:p>
+    <w:p>
+      <w:pPr>
+        <w:spacing w:before="240" w:after="240"/>
+        <w:rPr>
+          <w:b/>
+          <w:bCs/>
+        </w:rPr>
+      </w:pPr>
+      <w:r>
+        <w:rPr>
+          <w:b/>
+          <w:bCs/>
+        </w:rPr>
+        <w:t>Etapa 6: MVP</w:t>
       </w:r>
     </w:p>
     <w:p>
@@ -1140,14 +1199,10 @@
           <w:ilvl w:val="0"/>
           <w:numId w:val="4"/>
         </w:numPr>
-        <w:spacing w:after="0" w:afterAutospacing="0" w:before="240" w:lineRule="auto"/>
-        <w:ind w:left="720" w:hanging="360"/>
-      </w:pPr>
-      <w:r>
-        <w:rPr>
-          <w:rtl w:val="0"/>
-        </w:rPr>
-        <w:t xml:space="preserve">Integración del flujo completo.</w:t>
+        <w:spacing w:before="240"/>
+      </w:pPr>
+      <w:r>
+        <w:t>Integración del flujo completo.</w:t>
       </w:r>
     </w:p>
     <w:p>
@@ -1156,14 +1211,9 @@
           <w:ilvl w:val="0"/>
           <w:numId w:val="4"/>
         </w:numPr>
-        <w:spacing w:after="0" w:afterAutospacing="0" w:before="0" w:beforeAutospacing="0" w:lineRule="auto"/>
-        <w:ind w:left="720" w:hanging="360"/>
-      </w:pPr>
-      <w:r>
-        <w:rPr>
-          <w:rtl w:val="0"/>
-        </w:rPr>
-        <w:t xml:space="preserve">Validación del funcionamiento.</w:t>
+      </w:pPr>
+      <w:r>
+        <w:t>Validación del funcionamiento.</w:t>
       </w:r>
     </w:p>
     <w:p>
@@ -1172,14 +1222,9 @@
           <w:ilvl w:val="0"/>
           <w:numId w:val="4"/>
         </w:numPr>
-        <w:spacing w:after="0" w:afterAutospacing="0" w:before="0" w:beforeAutospacing="0" w:lineRule="auto"/>
-        <w:ind w:left="720" w:hanging="360"/>
-      </w:pPr>
-      <w:r>
-        <w:rPr>
-          <w:rtl w:val="0"/>
-        </w:rPr>
-        <w:t xml:space="preserve">Preparación del MVP.</w:t>
+      </w:pPr>
+      <w:r>
+        <w:t>Preparación del MVP.</w:t>
       </w:r>
     </w:p>
     <w:p>
@@ -1188,66 +1233,56 @@
           <w:ilvl w:val="0"/>
           <w:numId w:val="4"/>
         </w:numPr>
-        <w:spacing w:after="240" w:before="0" w:beforeAutospacing="0" w:lineRule="auto"/>
-        <w:ind w:left="720" w:hanging="360"/>
-      </w:pPr>
-      <w:r>
-        <w:rPr>
-          <w:rtl w:val="0"/>
-        </w:rPr>
-        <w:t xml:space="preserve">Presentación de los resultados.</w:t>
-      </w:r>
-    </w:p>
-    <w:p>
-      <w:pPr>
-        <w:spacing w:after="240" w:before="240" w:lineRule="auto"/>
-        <w:rPr/>
-      </w:pPr>
-      <w:r>
-        <w:rPr>
-          <w:rtl w:val="0"/>
-        </w:rPr>
-        <w:t xml:space="preserve">Los recursos principales corresponden al equipo de trabajo, herramientas de desarrollo, sistemas de control y documentación del proyecto. Como facilitadores se considera el trabajo colaborativo y la utilización de una metodología incremental. Entre los posibles obstaculizadores se encuentran problemas de integración con servicios externos y dificultades técnicas durante el desarrollo.</w:t>
-      </w:r>
-    </w:p>
-    <w:p>
-      <w:pPr>
-        <w:pStyle w:val="Heading3"/>
+        <w:spacing w:after="240"/>
+      </w:pPr>
+      <w:r>
+        <w:t>Presentación de los resultados.</w:t>
+      </w:r>
+    </w:p>
+    <w:p>
+      <w:pPr>
+        <w:spacing w:before="240" w:after="240"/>
+      </w:pPr>
+      <w:r>
+        <w:t>Los recursos principales corresponden al equipo de trabajo, herramientas de desarrollo, sistemas de control y documentación del proyecto. Como facilitadores se considera el trabajo colaborativo y la utilización de una metodología incremental. Entre los pos</w:t>
+      </w:r>
+      <w:r>
+        <w:t>ibles obstaculizadores se encuentran problemas de integración con servicios externos y dificultades técnicas durante el desarrollo.</w:t>
+      </w:r>
+    </w:p>
+    <w:p>
+      <w:pPr>
+        <w:pStyle w:val="Ttulo3"/>
         <w:keepNext w:val="0"/>
         <w:keepLines w:val="0"/>
-        <w:spacing w:before="280" w:lineRule="auto"/>
-        <w:rPr>
-          <w:b w:val="1"/>
-          <w:bCs w:val="1"/>
+        <w:spacing w:before="280"/>
+        <w:rPr>
+          <w:b/>
+          <w:bCs/>
           <w:color w:val="000000"/>
           <w:sz w:val="26"/>
           <w:szCs w:val="26"/>
         </w:rPr>
       </w:pPr>
-      <w:bookmarkStart w:colFirst="0" w:colLast="0" w:name="_avpyn3hu5s8h" w:id="9"/>
-      <w:bookmarkEnd w:id="9"/>
-      <w:r>
-        <w:rPr>
-          <w:b w:val="1"/>
-          <w:bCs w:val="1"/>
+      <w:bookmarkStart w:id="10" w:name="_avpyn3hu5s8h" w:colFirst="0" w:colLast="0"/>
+      <w:bookmarkEnd w:id="10"/>
+      <w:r>
+        <w:rPr>
+          <w:b/>
+          <w:bCs/>
           <w:color w:val="000000"/>
           <w:sz w:val="26"/>
           <w:szCs w:val="26"/>
-          <w:rtl w:val="0"/>
-        </w:rPr>
-        <w:t xml:space="preserve">8. Evidencias del logro de las actividades</w:t>
-      </w:r>
-    </w:p>
-    <w:p>
-      <w:pPr>
-        <w:spacing w:after="240" w:before="240" w:lineRule="auto"/>
-        <w:rPr/>
-      </w:pPr>
-      <w:r>
-        <w:rPr>
-          <w:rtl w:val="0"/>
-        </w:rPr>
-        <w:t xml:space="preserve">Las principales evidencias que permiten demostrar el avance del proyecto son:</w:t>
+        </w:rPr>
+        <w:t>8. Evidencias del logro de las actividades</w:t>
+      </w:r>
+    </w:p>
+    <w:p>
+      <w:pPr>
+        <w:spacing w:before="240" w:after="240"/>
+      </w:pPr>
+      <w:r>
+        <w:t>Las principales evidencias que permiten demostrar el avance del proyecto son:</w:t>
       </w:r>
     </w:p>
     <w:p>
@@ -1256,14 +1291,10 @@
           <w:ilvl w:val="0"/>
           <w:numId w:val="2"/>
         </w:numPr>
-        <w:spacing w:after="0" w:afterAutospacing="0" w:before="240" w:lineRule="auto"/>
-        <w:ind w:left="720" w:hanging="360"/>
-      </w:pPr>
-      <w:r>
-        <w:rPr>
-          <w:rtl w:val="0"/>
-        </w:rPr>
-        <w:t xml:space="preserve">Documento SRS con los requerimientos del sistema.</w:t>
+        <w:spacing w:before="240"/>
+      </w:pPr>
+      <w:r>
+        <w:t>Documento SRS con los requerimientos del sistema.</w:t>
       </w:r>
     </w:p>
     <w:p>
@@ -1272,14 +1303,9 @@
           <w:ilvl w:val="0"/>
           <w:numId w:val="2"/>
         </w:numPr>
-        <w:spacing w:after="0" w:afterAutospacing="0" w:before="0" w:beforeAutospacing="0" w:lineRule="auto"/>
-        <w:ind w:left="720" w:hanging="360"/>
-      </w:pPr>
-      <w:r>
-        <w:rPr>
-          <w:rtl w:val="0"/>
-        </w:rPr>
-        <w:t xml:space="preserve">Diseño de la arquitectura de la solución.</w:t>
+      </w:pPr>
+      <w:r>
+        <w:t>Diseño de la arquitectura de la solución.</w:t>
       </w:r>
     </w:p>
     <w:p>
@@ -1288,14 +1314,14 @@
           <w:ilvl w:val="0"/>
           <w:numId w:val="2"/>
         </w:numPr>
-        <w:spacing w:after="0" w:afterAutospacing="0" w:before="0" w:beforeAutospacing="0" w:lineRule="auto"/>
-        <w:ind w:left="720" w:hanging="360"/>
-      </w:pPr>
-      <w:r>
-        <w:rPr>
-          <w:rtl w:val="0"/>
-        </w:rPr>
-        <w:t xml:space="preserve">Mockups navegables del portal.</w:t>
+      </w:pPr>
+      <w:proofErr w:type="spellStart"/>
+      <w:r>
+        <w:t>Mockups</w:t>
+      </w:r>
+      <w:proofErr w:type="spellEnd"/>
+      <w:r>
+        <w:t xml:space="preserve"> navegables del portal.</w:t>
       </w:r>
     </w:p>
     <w:p>
@@ -1304,14 +1330,9 @@
           <w:ilvl w:val="0"/>
           <w:numId w:val="2"/>
         </w:numPr>
-        <w:spacing w:after="0" w:afterAutospacing="0" w:before="0" w:beforeAutospacing="0" w:lineRule="auto"/>
-        <w:ind w:left="720" w:hanging="360"/>
-      </w:pPr>
-      <w:r>
-        <w:rPr>
-          <w:rtl w:val="0"/>
-        </w:rPr>
-        <w:t xml:space="preserve">Código fuente del proyecto.</w:t>
+      </w:pPr>
+      <w:r>
+        <w:t>Código fuente del proyecto.</w:t>
       </w:r>
     </w:p>
     <w:p>
@@ -1320,14 +1341,9 @@
           <w:ilvl w:val="0"/>
           <w:numId w:val="2"/>
         </w:numPr>
-        <w:spacing w:after="0" w:afterAutospacing="0" w:before="0" w:beforeAutospacing="0" w:lineRule="auto"/>
-        <w:ind w:left="720" w:hanging="360"/>
-      </w:pPr>
-      <w:r>
-        <w:rPr>
-          <w:rtl w:val="0"/>
-        </w:rPr>
-        <w:t xml:space="preserve">Modelo y base de datos.</w:t>
+      </w:pPr>
+      <w:r>
+        <w:t>Modelo y base de datos.</w:t>
       </w:r>
     </w:p>
     <w:p>
@@ -1336,14 +1352,17 @@
           <w:ilvl w:val="0"/>
           <w:numId w:val="2"/>
         </w:numPr>
-        <w:spacing w:after="0" w:afterAutospacing="0" w:before="0" w:beforeAutospacing="0" w:lineRule="auto"/>
-        <w:ind w:left="720" w:hanging="360"/>
-      </w:pPr>
-      <w:r>
-        <w:rPr>
-          <w:rtl w:val="0"/>
-        </w:rPr>
-        <w:t xml:space="preserve">Implementación del backend.</w:t>
+      </w:pPr>
+      <w:r>
+        <w:t xml:space="preserve">Implementación del </w:t>
+      </w:r>
+      <w:proofErr w:type="spellStart"/>
+      <w:r>
+        <w:t>backend</w:t>
+      </w:r>
+      <w:proofErr w:type="spellEnd"/>
+      <w:r>
+        <w:t>.</w:t>
       </w:r>
     </w:p>
     <w:p>
@@ -1352,504 +1371,2578 @@
           <w:ilvl w:val="0"/>
           <w:numId w:val="2"/>
         </w:numPr>
-        <w:spacing w:after="240" w:before="0" w:beforeAutospacing="0" w:lineRule="auto"/>
-        <w:ind w:left="720" w:hanging="360"/>
-      </w:pPr>
-      <w:r>
-        <w:rPr>
-          <w:rtl w:val="0"/>
-        </w:rPr>
-        <w:t xml:space="preserve">Implementación del portal web.</w:t>
-      </w:r>
-    </w:p>
-    <w:p>
-      <w:pPr>
-        <w:spacing w:after="240" w:before="240" w:lineRule="auto"/>
-        <w:rPr/>
-      </w:pPr>
-      <w:r>
-        <w:rPr>
-          <w:rtl w:val="0"/>
-        </w:rPr>
-        <w:t xml:space="preserve">Estas evidencias permiten comprobar de manera progresiva que las actividades planificadas se están realizando y que los objetivos definidos se están cumpliendo.</w:t>
-      </w:r>
-    </w:p>
-    <w:p>
-      <w:pPr>
-        <w:spacing w:after="240" w:before="240" w:lineRule="auto"/>
-        <w:rPr/>
-      </w:pPr>
-      <w:r>
-        <w:rPr>
-          <w:rtl w:val="0"/>
-        </w:rPr>
-        <w:t xml:space="preserve">Actualmente, el proyecto cuenta con el SRS y mockups navegables, correspondientes a los niveles iniciales de madurez alcanzados. El desarrollo del código base se encuentra en curso, con el compromiso de llegar a un MVP en TRL 6.</w:t>
-      </w:r>
-    </w:p>
-    <w:p>
-      <w:pPr>
-        <w:pStyle w:val="Heading3"/>
+        <w:spacing w:after="240"/>
+      </w:pPr>
+      <w:r>
+        <w:t>Implementación del portal web.</w:t>
+      </w:r>
+    </w:p>
+    <w:p>
+      <w:pPr>
+        <w:spacing w:before="240" w:after="240"/>
+      </w:pPr>
+      <w:r>
+        <w:lastRenderedPageBreak/>
+        <w:t>Estas evidencias permi</w:t>
+      </w:r>
+      <w:r>
+        <w:t>ten comprobar de manera progresiva que las actividades planificadas se están realizando y que los objetivos definidos se están cumpliendo.</w:t>
+      </w:r>
+    </w:p>
+    <w:p>
+      <w:pPr>
+        <w:spacing w:before="240" w:after="240"/>
+      </w:pPr>
+      <w:r>
+        <w:t xml:space="preserve">Actualmente, el proyecto cuenta con el SRS y </w:t>
+      </w:r>
+      <w:proofErr w:type="spellStart"/>
+      <w:r>
+        <w:t>mockups</w:t>
+      </w:r>
+      <w:proofErr w:type="spellEnd"/>
+      <w:r>
+        <w:t xml:space="preserve"> navegables, correspondientes a los niveles iniciales de madurez </w:t>
+      </w:r>
+      <w:r>
+        <w:t>alcanzados. El desarrollo del código base se encuentra en curso, con el compromiso de llegar a un MVP en TRL 6.</w:t>
+      </w:r>
+    </w:p>
+    <w:p>
+      <w:pPr>
+        <w:pStyle w:val="Ttulo3"/>
         <w:keepNext w:val="0"/>
         <w:keepLines w:val="0"/>
-        <w:spacing w:before="280" w:lineRule="auto"/>
-        <w:rPr>
-          <w:b w:val="1"/>
-          <w:bCs w:val="1"/>
+        <w:spacing w:before="280"/>
+        <w:rPr>
+          <w:b/>
+          <w:bCs/>
           <w:color w:val="000000"/>
           <w:sz w:val="26"/>
           <w:szCs w:val="26"/>
         </w:rPr>
       </w:pPr>
-      <w:bookmarkStart w:colFirst="0" w:colLast="0" w:name="_xg6rbbpa9rty" w:id="10"/>
-      <w:bookmarkEnd w:id="10"/>
-      <w:r>
-        <w:rPr>
-          <w:b w:val="1"/>
-          <w:bCs w:val="1"/>
+      <w:bookmarkStart w:id="11" w:name="_xg6rbbpa9rty" w:colFirst="0" w:colLast="0"/>
+      <w:bookmarkEnd w:id="11"/>
+      <w:r>
+        <w:rPr>
+          <w:b/>
+          <w:bCs/>
           <w:color w:val="000000"/>
           <w:sz w:val="26"/>
           <w:szCs w:val="26"/>
-          <w:rtl w:val="0"/>
-        </w:rPr>
-        <w:t xml:space="preserve">9. Utiliza reglas de redacción, ortografía y normas para citas y referencias</w:t>
-      </w:r>
-    </w:p>
-    <w:p>
-      <w:pPr>
-        <w:spacing w:after="240" w:before="240" w:lineRule="auto"/>
-        <w:rPr/>
-      </w:pPr>
-      <w:r>
-        <w:rPr>
-          <w:rtl w:val="0"/>
-        </w:rPr>
+        </w:rPr>
+        <w:t>9. Utiliza reglas de redacción, ortografía y normas para citas y referencias</w:t>
+      </w:r>
+    </w:p>
+    <w:p>
+      <w:pPr>
+        <w:spacing w:before="240" w:after="240"/>
+      </w:pPr>
+      <w:r>
         <w:t xml:space="preserve">Considero que este indicador está </w:t>
       </w:r>
       <w:r>
         <w:rPr>
-          <w:b w:val="1"/>
-          <w:bCs w:val="1"/>
-          <w:rtl w:val="0"/>
-        </w:rPr>
-        <w:t xml:space="preserve">logrado</w:t>
-      </w:r>
-      <w:r>
-        <w:rPr>
-          <w:rtl w:val="0"/>
-        </w:rPr>
-        <w:t xml:space="preserve">, ya que he procurado utilizar una redacción clara y coherente en el desarrollo del proyecto, manteniendo un lenguaje adecuado para el área de informática. También he considerado la importancia de utilizar correctamente la ortografía, puntuación y estructura de los contenidos.</w:t>
-      </w:r>
-    </w:p>
-    <w:p>
-      <w:pPr>
-        <w:spacing w:after="240" w:before="240" w:lineRule="auto"/>
-        <w:rPr/>
-      </w:pPr>
-      <w:r>
-        <w:rPr>
-          <w:rtl w:val="0"/>
-        </w:rPr>
-        <w:t xml:space="preserve">Sin embargo, considero que todavía debo realizar una revisión final del documento para detectar posibles errores de ortografía, redacción o formato y verificar que las citas y referencias utilizadas cumplan correctamente con las normas solicitadas.</w:t>
-      </w:r>
-    </w:p>
-    <w:p>
-      <w:pPr>
-        <w:pStyle w:val="Heading3"/>
+          <w:b/>
+          <w:bCs/>
+        </w:rPr>
+        <w:t>logrado</w:t>
+      </w:r>
+      <w:r>
+        <w:t>, ya que he procurado util</w:t>
+      </w:r>
+      <w:r>
+        <w:t>izar una redacción clara y coherente en el desarrollo del proyecto, manteniendo un lenguaje adecuado para el área de informática. También he considerado la importancia de utilizar correctamente la ortografía, puntuación y estructura de los contenidos.</w:t>
+      </w:r>
+    </w:p>
+    <w:p>
+      <w:pPr>
+        <w:spacing w:before="240" w:after="240"/>
+      </w:pPr>
+      <w:r>
+        <w:t xml:space="preserve">Sin </w:t>
+      </w:r>
+      <w:r>
+        <w:t>embargo, considero que todavía debo realizar una revisión final del documento para detectar posibles errores de ortografía, redacción o formato y verificar que las citas y referencias utilizadas cumplan correctamente con las normas solicitadas.</w:t>
+      </w:r>
+    </w:p>
+    <w:p>
+      <w:pPr>
+        <w:pStyle w:val="Ttulo3"/>
         <w:keepNext w:val="0"/>
         <w:keepLines w:val="0"/>
-        <w:spacing w:before="280" w:lineRule="auto"/>
-        <w:rPr>
-          <w:b w:val="1"/>
-          <w:bCs w:val="1"/>
+        <w:spacing w:before="280"/>
+        <w:rPr>
+          <w:b/>
+          <w:bCs/>
           <w:color w:val="000000"/>
           <w:sz w:val="26"/>
           <w:szCs w:val="26"/>
         </w:rPr>
       </w:pPr>
-      <w:bookmarkStart w:colFirst="0" w:colLast="0" w:name="_9f6zxz9ukqy8" w:id="11"/>
-      <w:bookmarkEnd w:id="11"/>
-      <w:r>
-        <w:rPr>
-          <w:b w:val="1"/>
-          <w:bCs w:val="1"/>
+      <w:bookmarkStart w:id="12" w:name="_9f6zxz9ukqy8" w:colFirst="0" w:colLast="0"/>
+      <w:bookmarkEnd w:id="12"/>
+      <w:r>
+        <w:rPr>
+          <w:b/>
+          <w:bCs/>
           <w:color w:val="000000"/>
           <w:sz w:val="26"/>
           <w:szCs w:val="26"/>
-          <w:rtl w:val="0"/>
-        </w:rPr>
-        <w:t xml:space="preserve">. Cumple con el formato del informe establecido por la disciplina</w:t>
-      </w:r>
-    </w:p>
-    <w:p>
-      <w:pPr>
-        <w:spacing w:after="240" w:before="240" w:lineRule="auto"/>
-        <w:rPr/>
-      </w:pPr>
-      <w:r>
-        <w:rPr>
-          <w:rtl w:val="0"/>
-        </w:rPr>
-        <w:t xml:space="preserve">Considero que este indicador está </w:t>
-      </w:r>
-      <w:r>
-        <w:rPr>
-          <w:b w:val="1"/>
-          <w:bCs w:val="1"/>
-          <w:rtl w:val="0"/>
-        </w:rPr>
-        <w:t xml:space="preserve">logrado</w:t>
-      </w:r>
-      <w:r>
-        <w:rPr>
-          <w:rtl w:val="0"/>
-        </w:rPr>
-        <w:t xml:space="preserve">, debido a que el desarrollo del proyecto se ha realizado considerando la estructura y los apartados solicitados para la definición del Proyecto APT. La información se encuentra organizada de acuerdo con los temas que se deben abordar, como la descripción del proyecto, objetivos, metodología, plan de trabajo y evidencias.</w:t>
-      </w:r>
-    </w:p>
-    <w:p>
-      <w:pPr>
-        <w:spacing w:after="240" w:before="240" w:lineRule="auto"/>
-        <w:rPr/>
-      </w:pPr>
-      <w:r>
-        <w:rPr>
-          <w:rtl w:val="0"/>
-        </w:rPr>
-        <w:t xml:space="preserve">De todas formas, antes de la entrega final debo revisar que todos los elementos solicitados estén incorporados correctamente y que el documento mantenga el formato establecido por la asignatura.</w:t>
-      </w:r>
-    </w:p>
-    <w:p>
-      <w:pPr>
-        <w:pStyle w:val="Heading3"/>
-        <w:keepNext w:val="0"/>
-        <w:keepLines w:val="0"/>
-        <w:spacing w:before="280" w:lineRule="auto"/>
-        <w:rPr>
-          <w:b w:val="1"/>
-          <w:bCs w:val="1"/>
+        </w:rPr>
+        <w:t>. Cumple co</w:t>
+      </w:r>
+      <w:r>
+        <w:rPr>
+          <w:b/>
+          <w:bCs/>
           <w:color w:val="000000"/>
           <w:sz w:val="26"/>
           <w:szCs w:val="26"/>
         </w:rPr>
-      </w:pPr>
-      <w:bookmarkStart w:colFirst="0" w:colLast="0" w:name="_u4r779o9j7z8" w:id="12"/>
-      <w:bookmarkEnd w:id="12"/>
-      <w:r>
-        <w:rPr>
-          <w:b w:val="1"/>
-          <w:bCs w:val="1"/>
+        <w:t>n el formato del informe establecido por la disciplina</w:t>
+      </w:r>
+    </w:p>
+    <w:p>
+      <w:pPr>
+        <w:spacing w:before="240" w:after="240"/>
+      </w:pPr>
+      <w:r>
+        <w:t xml:space="preserve">Considero que este indicador está </w:t>
+      </w:r>
+      <w:r>
+        <w:rPr>
+          <w:b/>
+          <w:bCs/>
+        </w:rPr>
+        <w:t>logrado</w:t>
+      </w:r>
+      <w:r>
+        <w:t xml:space="preserve">, debido a que el desarrollo del proyecto se ha realizado considerando la estructura y los apartados solicitados para la definición del Proyecto APT. La información se encuentra organizada de acuerdo con los temas que se deben abordar, como la descripción </w:t>
+      </w:r>
+      <w:r>
+        <w:t>del proyecto, objetivos, metodología, plan de trabajo y evidencias.</w:t>
+      </w:r>
+    </w:p>
+    <w:p>
+      <w:pPr>
+        <w:spacing w:before="240" w:after="240"/>
+      </w:pPr>
+      <w:r>
+        <w:t>De todas formas, antes de la entrega final debo revisar que todos los elementos solicitados estén incorporados correctamente y que el documento mantenga el formato establecido por la asign</w:t>
+      </w:r>
+      <w:r>
+        <w:t>atura.</w:t>
+      </w:r>
+    </w:p>
+    <w:p>
+      <w:pPr>
+        <w:pStyle w:val="Ttulo3"/>
+        <w:keepNext w:val="0"/>
+        <w:keepLines w:val="0"/>
+        <w:spacing w:before="280"/>
+        <w:rPr>
+          <w:b/>
+          <w:bCs/>
           <w:color w:val="000000"/>
           <w:sz w:val="26"/>
           <w:szCs w:val="26"/>
-          <w:rtl w:val="0"/>
-        </w:rPr>
-        <w:t xml:space="preserve">11. Cumple con los indicadores de calidad requeridos en la presentación del diseño del Proyecto APT de acuerdo con estándares definidos por la disciplina</w:t>
-      </w:r>
-    </w:p>
-    <w:p>
-      <w:pPr>
-        <w:spacing w:after="240" w:before="240" w:lineRule="auto"/>
-        <w:rPr/>
-      </w:pPr>
-      <w:r>
-        <w:rPr>
-          <w:rtl w:val="0"/>
-        </w:rPr>
-        <w:t xml:space="preserve">Considero que este indicador está </w:t>
-      </w:r>
-      <w:r>
-        <w:rPr>
-          <w:b w:val="1"/>
-          <w:bCs w:val="1"/>
-          <w:rtl w:val="0"/>
-        </w:rPr>
-        <w:t xml:space="preserve">logrado</w:t>
-      </w:r>
-      <w:r>
-        <w:rPr>
-          <w:rtl w:val="0"/>
-        </w:rPr>
-        <w:t xml:space="preserve">, ya que el proyecto contempla diferentes aspectos relacionados con las competencias de la carrera. Entre ellos se encuentra la planificación del proyecto, el desarrollo de una solución de software, el diseño de la arquitectura, la utilización de una base de datos y la integración de diferentes componentes tecnológicos.</w:t>
-      </w:r>
-    </w:p>
-    <w:p>
-      <w:pPr>
-        <w:spacing w:after="240" w:before="240" w:lineRule="auto"/>
-        <w:rPr/>
-      </w:pPr>
-      <w:r>
-        <w:rPr>
-          <w:rtl w:val="0"/>
-        </w:rPr>
-        <w:t xml:space="preserve">Además, la propuesta considera un portal web para los clientes, un CRM interno para los ejecutivos, un backend mediante API e integraciones con servicios como ClaveÚnica, medios de pago, firma electrónica y notificaciones.</w:t>
-      </w:r>
-    </w:p>
-    <w:p>
-      <w:pPr>
-        <w:spacing w:after="240" w:before="240" w:lineRule="auto"/>
-        <w:rPr/>
-      </w:pPr>
-      <w:r>
-        <w:rPr>
-          <w:rtl w:val="0"/>
-        </w:rPr>
-        <w:t xml:space="preserve">También se ha trabajado de manera incremental mediante Scrum adaptado, realizando entregas y validaciones por etapas. Actualmente contamos con el SRS y los mockups navegables, mientras que el desarrollo del código base se encuentra en curso.</w:t>
-      </w:r>
-    </w:p>
-    <w:p>
-      <w:pPr>
-        <w:spacing w:after="240" w:before="240" w:lineRule="auto"/>
-        <w:rPr/>
-      </w:pPr>
-      <w:r>
-        <w:rPr>
-          <w:rtl w:val="0"/>
-        </w:rPr>
-        <w:t xml:space="preserve">Como aspecto a mejorar, debo continuar desarrollando y validando la solución para alcanzar los indicadores de calidad restantes a medida que avance el proyecto, especialmente los relacionados con el desarrollo, integración y pruebas de la solución.</w:t>
-      </w:r>
-    </w:p>
-    <w:p>
-      <w:pPr>
-        <w:pStyle w:val="Heading3"/>
-        <w:keepNext w:val="0"/>
-        <w:keepLines w:val="0"/>
-        <w:spacing w:before="280" w:lineRule="auto"/>
-        <w:rPr>
-          <w:b w:val="1"/>
-          <w:bCs w:val="1"/>
+        </w:rPr>
+      </w:pPr>
+      <w:bookmarkStart w:id="13" w:name="_u4r779o9j7z8" w:colFirst="0" w:colLast="0"/>
+      <w:bookmarkEnd w:id="13"/>
+      <w:r>
+        <w:rPr>
+          <w:b/>
+          <w:bCs/>
           <w:color w:val="000000"/>
           <w:sz w:val="26"/>
           <w:szCs w:val="26"/>
         </w:rPr>
-      </w:pPr>
-      <w:bookmarkStart w:colFirst="0" w:colLast="0" w:name="_otx6bhkqjwnk" w:id="13"/>
-      <w:bookmarkEnd w:id="13"/>
-      <w:r>
-        <w:rPr>
-          <w:b w:val="1"/>
-          <w:bCs w:val="1"/>
+        <w:t>11. Cumple con los indicadores de calidad requeridos en la presentación del diseño del Proyecto APT de acuerdo con estándares definidos por la disciplina</w:t>
+      </w:r>
+    </w:p>
+    <w:p>
+      <w:pPr>
+        <w:spacing w:before="240" w:after="240"/>
+      </w:pPr>
+      <w:r>
+        <w:t xml:space="preserve">Considero que este indicador está </w:t>
+      </w:r>
+      <w:r>
+        <w:rPr>
+          <w:b/>
+          <w:bCs/>
+        </w:rPr>
+        <w:t>logrado</w:t>
+      </w:r>
+      <w:r>
+        <w:t>, ya que el proyecto contempla diferentes aspectos rel</w:t>
+      </w:r>
+      <w:r>
+        <w:t>acionados con las competencias de la carrera. Entre ellos se encuentra la planificación del proyecto, el desarrollo de una solución de software, el diseño de la arquitectura, la utilización de una base de datos y la integración de diferentes componentes te</w:t>
+      </w:r>
+      <w:r>
+        <w:t>cnológicos.</w:t>
+      </w:r>
+    </w:p>
+    <w:p>
+      <w:pPr>
+        <w:spacing w:before="240" w:after="240"/>
+      </w:pPr>
+      <w:r>
+        <w:t xml:space="preserve">Además, la propuesta considera un portal web para los clientes, un CRM interno para los ejecutivos, un </w:t>
+      </w:r>
+      <w:proofErr w:type="spellStart"/>
+      <w:r>
+        <w:t>backend</w:t>
+      </w:r>
+      <w:proofErr w:type="spellEnd"/>
+      <w:r>
+        <w:t xml:space="preserve"> mediante API e integraciones con servicios como </w:t>
+      </w:r>
+      <w:proofErr w:type="spellStart"/>
+      <w:r>
+        <w:t>ClaveÚnica</w:t>
+      </w:r>
+      <w:proofErr w:type="spellEnd"/>
+      <w:r>
+        <w:t>, medios de pago, firma electrónica y notificaciones.</w:t>
+      </w:r>
+    </w:p>
+    <w:p>
+      <w:pPr>
+        <w:spacing w:before="240" w:after="240"/>
+      </w:pPr>
+      <w:r>
+        <w:t>También se ha trabaja</w:t>
+      </w:r>
+      <w:r>
+        <w:t xml:space="preserve">do de manera incremental mediante </w:t>
+      </w:r>
+      <w:proofErr w:type="spellStart"/>
+      <w:r>
+        <w:t>Scrum</w:t>
+      </w:r>
+      <w:proofErr w:type="spellEnd"/>
+      <w:r>
+        <w:t xml:space="preserve"> adaptado, realizando entregas y validaciones por etapas. Actualmente contamos con el SRS y los </w:t>
+      </w:r>
+      <w:proofErr w:type="spellStart"/>
+      <w:r>
+        <w:t>mockups</w:t>
+      </w:r>
+      <w:proofErr w:type="spellEnd"/>
+      <w:r>
+        <w:t xml:space="preserve"> navegables, mientras que el desarrollo del código base se encuentra en curso.</w:t>
+      </w:r>
+    </w:p>
+    <w:p>
+      <w:pPr>
+        <w:spacing w:before="240" w:after="240"/>
+      </w:pPr>
+      <w:r>
+        <w:lastRenderedPageBreak/>
+        <w:t>Como aspecto a mejorar, debo contin</w:t>
+      </w:r>
+      <w:r>
+        <w:t>uar desarrollando y validando la solución para alcanzar los indicadores de calidad restantes a medida que avance el proyecto, especialmente los relacionados con el desarrollo, integración y pruebas de la solución.</w:t>
+      </w:r>
+    </w:p>
+    <w:p>
+      <w:pPr>
+        <w:pStyle w:val="Ttulo3"/>
+        <w:keepNext w:val="0"/>
+        <w:keepLines w:val="0"/>
+        <w:spacing w:before="280"/>
+        <w:rPr>
+          <w:b/>
+          <w:bCs/>
           <w:color w:val="000000"/>
           <w:sz w:val="26"/>
           <w:szCs w:val="26"/>
-          <w:rtl w:val="0"/>
-        </w:rPr>
-        <w:t xml:space="preserve">12. Abstract, conclusiones y reflexión en inglés</w:t>
-      </w:r>
-    </w:p>
-    <w:p>
-      <w:pPr>
-        <w:pStyle w:val="Heading4"/>
+        </w:rPr>
+      </w:pPr>
+      <w:bookmarkStart w:id="14" w:name="_otx6bhkqjwnk" w:colFirst="0" w:colLast="0"/>
+      <w:bookmarkEnd w:id="14"/>
+      <w:r>
+        <w:rPr>
+          <w:b/>
+          <w:bCs/>
+          <w:color w:val="000000"/>
+          <w:sz w:val="26"/>
+          <w:szCs w:val="26"/>
+        </w:rPr>
+        <w:t xml:space="preserve">12. </w:t>
+      </w:r>
+      <w:proofErr w:type="spellStart"/>
+      <w:r>
+        <w:rPr>
+          <w:b/>
+          <w:bCs/>
+          <w:color w:val="000000"/>
+          <w:sz w:val="26"/>
+          <w:szCs w:val="26"/>
+        </w:rPr>
+        <w:t>Abstract</w:t>
+      </w:r>
+      <w:proofErr w:type="spellEnd"/>
+      <w:r>
+        <w:rPr>
+          <w:b/>
+          <w:bCs/>
+          <w:color w:val="000000"/>
+          <w:sz w:val="26"/>
+          <w:szCs w:val="26"/>
+        </w:rPr>
+        <w:t xml:space="preserve">, conclusiones y reflexión en </w:t>
+      </w:r>
+      <w:r>
+        <w:rPr>
+          <w:b/>
+          <w:bCs/>
+          <w:color w:val="000000"/>
+          <w:sz w:val="26"/>
+          <w:szCs w:val="26"/>
+        </w:rPr>
+        <w:t>inglés</w:t>
+      </w:r>
+    </w:p>
+    <w:p>
+      <w:pPr>
+        <w:pStyle w:val="Ttulo4"/>
         <w:keepNext w:val="0"/>
         <w:keepLines w:val="0"/>
-        <w:spacing w:after="40" w:before="240" w:lineRule="auto"/>
-        <w:rPr>
-          <w:b w:val="1"/>
-          <w:bCs w:val="1"/>
+        <w:spacing w:before="240" w:after="40"/>
+        <w:rPr>
+          <w:b/>
+          <w:bCs/>
           <w:color w:val="000000"/>
           <w:sz w:val="22"/>
           <w:szCs w:val="22"/>
         </w:rPr>
       </w:pPr>
-      <w:bookmarkStart w:colFirst="0" w:colLast="0" w:name="_qdkxvfnkio2m" w:id="14"/>
-      <w:bookmarkEnd w:id="14"/>
-      <w:r>
-        <w:rPr>
-          <w:b w:val="1"/>
-          <w:bCs w:val="1"/>
+      <w:bookmarkStart w:id="15" w:name="_qdkxvfnkio2m" w:colFirst="0" w:colLast="0"/>
+      <w:bookmarkEnd w:id="15"/>
+      <w:proofErr w:type="spellStart"/>
+      <w:r>
+        <w:rPr>
+          <w:b/>
+          <w:bCs/>
           <w:color w:val="000000"/>
           <w:sz w:val="22"/>
           <w:szCs w:val="22"/>
-          <w:rtl w:val="0"/>
-        </w:rPr>
-        <w:t xml:space="preserve">Abstract</w:t>
-      </w:r>
-    </w:p>
-    <w:p>
-      <w:pPr>
-        <w:spacing w:after="240" w:before="240" w:lineRule="auto"/>
-        <w:rPr/>
-      </w:pPr>
-      <w:r>
-        <w:rPr>
-          <w:rtl w:val="0"/>
-        </w:rPr>
-        <w:t xml:space="preserve">Our APT project consists of developing a transactional web portal and an internal CRM for Easy Office. The main purpose of the project is to digitalize the company's customer service process and allow clients to complete their procedures online without visiting the office.</w:t>
-      </w:r>
-    </w:p>
-    <w:p>
-      <w:pPr>
-        <w:spacing w:after="240" w:before="240" w:lineRule="auto"/>
-        <w:rPr/>
-      </w:pPr>
-      <w:r>
-        <w:rPr>
-          <w:rtl w:val="0"/>
-        </w:rPr>
-        <w:t xml:space="preserve">The proposed solution includes online procedures, ClaveÚnica authentication, document upload, online payments, notifications and automatic ticket creation in the internal CRM. This solution seeks to reduce waiting times, improve process traceability and provide a better experience for both customers and employees.</w:t>
-      </w:r>
-    </w:p>
-    <w:p>
-      <w:pPr>
-        <w:spacing w:after="240" w:before="240" w:lineRule="auto"/>
-        <w:rPr/>
-      </w:pPr>
-      <w:r>
-        <w:rPr>
-          <w:rtl w:val="0"/>
-        </w:rPr>
-        <w:t xml:space="preserve">The project is being developed using an adapted Scrum methodology, with two-week sprints and incremental deliveries. The current project has completed the requirements definition and navigable mockups, while the development of the basic code is in progress.</w:t>
-      </w:r>
-    </w:p>
-    <w:p>
-      <w:pPr>
-        <w:pStyle w:val="Heading4"/>
+        </w:rPr>
+        <w:t>Abstract</w:t>
+      </w:r>
+      <w:proofErr w:type="spellEnd"/>
+    </w:p>
+    <w:p>
+      <w:pPr>
+        <w:spacing w:before="240" w:after="240"/>
+      </w:pPr>
+      <w:proofErr w:type="spellStart"/>
+      <w:r>
+        <w:t>Our</w:t>
+      </w:r>
+      <w:proofErr w:type="spellEnd"/>
+      <w:r>
+        <w:t xml:space="preserve"> APT </w:t>
+      </w:r>
+      <w:proofErr w:type="spellStart"/>
+      <w:r>
+        <w:t>project</w:t>
+      </w:r>
+      <w:proofErr w:type="spellEnd"/>
+      <w:r>
+        <w:t xml:space="preserve"> </w:t>
+      </w:r>
+      <w:proofErr w:type="spellStart"/>
+      <w:r>
+        <w:t>consists</w:t>
+      </w:r>
+      <w:proofErr w:type="spellEnd"/>
+      <w:r>
+        <w:t xml:space="preserve"> of </w:t>
+      </w:r>
+      <w:proofErr w:type="spellStart"/>
+      <w:r>
+        <w:t>developing</w:t>
+      </w:r>
+      <w:proofErr w:type="spellEnd"/>
+      <w:r>
+        <w:t xml:space="preserve"> a </w:t>
+      </w:r>
+      <w:proofErr w:type="spellStart"/>
+      <w:r>
+        <w:t>transactional</w:t>
+      </w:r>
+      <w:proofErr w:type="spellEnd"/>
+      <w:r>
+        <w:t xml:space="preserve"> web portal and </w:t>
+      </w:r>
+      <w:proofErr w:type="spellStart"/>
+      <w:r>
+        <w:t>an</w:t>
+      </w:r>
+      <w:proofErr w:type="spellEnd"/>
+      <w:r>
+        <w:t xml:space="preserve"> </w:t>
+      </w:r>
+      <w:proofErr w:type="spellStart"/>
+      <w:r>
+        <w:t>internal</w:t>
+      </w:r>
+      <w:proofErr w:type="spellEnd"/>
+      <w:r>
+        <w:t xml:space="preserve"> CRM </w:t>
+      </w:r>
+      <w:proofErr w:type="spellStart"/>
+      <w:r>
+        <w:t>for</w:t>
+      </w:r>
+      <w:proofErr w:type="spellEnd"/>
+      <w:r>
+        <w:t xml:space="preserve"> </w:t>
+      </w:r>
+      <w:proofErr w:type="spellStart"/>
+      <w:r>
+        <w:t>Easy</w:t>
+      </w:r>
+      <w:proofErr w:type="spellEnd"/>
+      <w:r>
+        <w:t xml:space="preserve"> Office. </w:t>
+      </w:r>
+      <w:proofErr w:type="spellStart"/>
+      <w:r>
+        <w:t>The</w:t>
+      </w:r>
+      <w:proofErr w:type="spellEnd"/>
+      <w:r>
+        <w:t xml:space="preserve"> </w:t>
+      </w:r>
+      <w:proofErr w:type="spellStart"/>
+      <w:r>
+        <w:t>main</w:t>
+      </w:r>
+      <w:proofErr w:type="spellEnd"/>
+      <w:r>
+        <w:t xml:space="preserve"> </w:t>
+      </w:r>
+      <w:proofErr w:type="spellStart"/>
+      <w:r>
+        <w:t>purpose</w:t>
+      </w:r>
+      <w:proofErr w:type="spellEnd"/>
+      <w:r>
+        <w:t xml:space="preserve"> of </w:t>
+      </w:r>
+      <w:proofErr w:type="spellStart"/>
+      <w:r>
+        <w:t>the</w:t>
+      </w:r>
+      <w:proofErr w:type="spellEnd"/>
+      <w:r>
+        <w:t xml:space="preserve"> </w:t>
+      </w:r>
+      <w:proofErr w:type="spellStart"/>
+      <w:r>
+        <w:t>project</w:t>
+      </w:r>
+      <w:proofErr w:type="spellEnd"/>
+      <w:r>
+        <w:t xml:space="preserve"> </w:t>
+      </w:r>
+      <w:proofErr w:type="spellStart"/>
+      <w:r>
+        <w:t>is</w:t>
+      </w:r>
+      <w:proofErr w:type="spellEnd"/>
+      <w:r>
+        <w:t xml:space="preserve"> to </w:t>
+      </w:r>
+      <w:proofErr w:type="spellStart"/>
+      <w:r>
+        <w:t>digitalize</w:t>
+      </w:r>
+      <w:proofErr w:type="spellEnd"/>
+      <w:r>
+        <w:t xml:space="preserve"> </w:t>
+      </w:r>
+      <w:proofErr w:type="spellStart"/>
+      <w:r>
+        <w:t>the</w:t>
+      </w:r>
+      <w:proofErr w:type="spellEnd"/>
+      <w:r>
+        <w:t xml:space="preserve"> </w:t>
+      </w:r>
+      <w:proofErr w:type="spellStart"/>
+      <w:r>
+        <w:t>company's</w:t>
+      </w:r>
+      <w:proofErr w:type="spellEnd"/>
+      <w:r>
+        <w:t xml:space="preserve"> </w:t>
+      </w:r>
+      <w:proofErr w:type="spellStart"/>
+      <w:r>
+        <w:t>customer</w:t>
+      </w:r>
+      <w:proofErr w:type="spellEnd"/>
+      <w:r>
+        <w:t xml:space="preserve"> </w:t>
+      </w:r>
+      <w:proofErr w:type="spellStart"/>
+      <w:r>
+        <w:t>service</w:t>
+      </w:r>
+      <w:proofErr w:type="spellEnd"/>
+      <w:r>
+        <w:t xml:space="preserve"> </w:t>
+      </w:r>
+      <w:proofErr w:type="spellStart"/>
+      <w:r>
+        <w:t>process</w:t>
+      </w:r>
+      <w:proofErr w:type="spellEnd"/>
+      <w:r>
+        <w:t xml:space="preserve"> and </w:t>
+      </w:r>
+      <w:proofErr w:type="spellStart"/>
+      <w:r>
+        <w:t>allow</w:t>
+      </w:r>
+      <w:proofErr w:type="spellEnd"/>
+      <w:r>
+        <w:t xml:space="preserve"> </w:t>
+      </w:r>
+      <w:proofErr w:type="spellStart"/>
+      <w:r>
+        <w:t>clients</w:t>
+      </w:r>
+      <w:proofErr w:type="spellEnd"/>
+      <w:r>
+        <w:t xml:space="preserve"> to complete </w:t>
+      </w:r>
+      <w:proofErr w:type="spellStart"/>
+      <w:r>
+        <w:t>their</w:t>
+      </w:r>
+      <w:proofErr w:type="spellEnd"/>
+      <w:r>
+        <w:t xml:space="preserve"> </w:t>
+      </w:r>
+      <w:proofErr w:type="spellStart"/>
+      <w:r>
+        <w:t>procedures</w:t>
+      </w:r>
+      <w:proofErr w:type="spellEnd"/>
+      <w:r>
+        <w:t xml:space="preserve"> on</w:t>
+      </w:r>
+      <w:r>
+        <w:t xml:space="preserve">line </w:t>
+      </w:r>
+      <w:proofErr w:type="spellStart"/>
+      <w:r>
+        <w:t>without</w:t>
+      </w:r>
+      <w:proofErr w:type="spellEnd"/>
+      <w:r>
+        <w:t xml:space="preserve"> </w:t>
+      </w:r>
+      <w:proofErr w:type="spellStart"/>
+      <w:r>
+        <w:t>visiting</w:t>
+      </w:r>
+      <w:proofErr w:type="spellEnd"/>
+      <w:r>
+        <w:t xml:space="preserve"> </w:t>
+      </w:r>
+      <w:proofErr w:type="spellStart"/>
+      <w:r>
+        <w:t>the</w:t>
+      </w:r>
+      <w:proofErr w:type="spellEnd"/>
+      <w:r>
+        <w:t xml:space="preserve"> office.</w:t>
+      </w:r>
+    </w:p>
+    <w:p>
+      <w:pPr>
+        <w:spacing w:before="240" w:after="240"/>
+      </w:pPr>
+      <w:proofErr w:type="spellStart"/>
+      <w:r>
+        <w:t>The</w:t>
+      </w:r>
+      <w:proofErr w:type="spellEnd"/>
+      <w:r>
+        <w:t xml:space="preserve"> </w:t>
+      </w:r>
+      <w:proofErr w:type="spellStart"/>
+      <w:r>
+        <w:t>proposed</w:t>
+      </w:r>
+      <w:proofErr w:type="spellEnd"/>
+      <w:r>
+        <w:t xml:space="preserve"> </w:t>
+      </w:r>
+      <w:proofErr w:type="spellStart"/>
+      <w:r>
+        <w:t>solution</w:t>
+      </w:r>
+      <w:proofErr w:type="spellEnd"/>
+      <w:r>
+        <w:t xml:space="preserve"> </w:t>
+      </w:r>
+      <w:proofErr w:type="spellStart"/>
+      <w:r>
+        <w:t>includes</w:t>
+      </w:r>
+      <w:proofErr w:type="spellEnd"/>
+      <w:r>
+        <w:t xml:space="preserve"> online </w:t>
+      </w:r>
+      <w:proofErr w:type="spellStart"/>
+      <w:r>
+        <w:t>procedures</w:t>
+      </w:r>
+      <w:proofErr w:type="spellEnd"/>
+      <w:r>
+        <w:t xml:space="preserve">, </w:t>
+      </w:r>
+      <w:proofErr w:type="spellStart"/>
+      <w:r>
+        <w:t>ClaveÚnica</w:t>
+      </w:r>
+      <w:proofErr w:type="spellEnd"/>
+      <w:r>
+        <w:t xml:space="preserve"> </w:t>
+      </w:r>
+      <w:proofErr w:type="spellStart"/>
+      <w:r>
+        <w:t>authentication</w:t>
+      </w:r>
+      <w:proofErr w:type="spellEnd"/>
+      <w:r>
+        <w:t xml:space="preserve">, </w:t>
+      </w:r>
+      <w:proofErr w:type="spellStart"/>
+      <w:r>
+        <w:t>document</w:t>
+      </w:r>
+      <w:proofErr w:type="spellEnd"/>
+      <w:r>
+        <w:t xml:space="preserve"> </w:t>
+      </w:r>
+      <w:proofErr w:type="spellStart"/>
+      <w:r>
+        <w:t>upload</w:t>
+      </w:r>
+      <w:proofErr w:type="spellEnd"/>
+      <w:r>
+        <w:t xml:space="preserve">, online </w:t>
+      </w:r>
+      <w:proofErr w:type="spellStart"/>
+      <w:r>
+        <w:t>payments</w:t>
+      </w:r>
+      <w:proofErr w:type="spellEnd"/>
+      <w:r>
+        <w:t xml:space="preserve">, </w:t>
+      </w:r>
+      <w:proofErr w:type="spellStart"/>
+      <w:r>
+        <w:t>notifications</w:t>
+      </w:r>
+      <w:proofErr w:type="spellEnd"/>
+      <w:r>
+        <w:t xml:space="preserve"> and </w:t>
+      </w:r>
+      <w:proofErr w:type="spellStart"/>
+      <w:r>
+        <w:t>automatic</w:t>
+      </w:r>
+      <w:proofErr w:type="spellEnd"/>
+      <w:r>
+        <w:t xml:space="preserve"> ticket </w:t>
+      </w:r>
+      <w:proofErr w:type="spellStart"/>
+      <w:r>
+        <w:t>creation</w:t>
+      </w:r>
+      <w:proofErr w:type="spellEnd"/>
+      <w:r>
+        <w:t xml:space="preserve"> in </w:t>
+      </w:r>
+      <w:proofErr w:type="spellStart"/>
+      <w:r>
+        <w:t>the</w:t>
+      </w:r>
+      <w:proofErr w:type="spellEnd"/>
+      <w:r>
+        <w:t xml:space="preserve"> </w:t>
+      </w:r>
+      <w:proofErr w:type="spellStart"/>
+      <w:r>
+        <w:t>internal</w:t>
+      </w:r>
+      <w:proofErr w:type="spellEnd"/>
+      <w:r>
+        <w:t xml:space="preserve"> CRM. </w:t>
+      </w:r>
+      <w:proofErr w:type="spellStart"/>
+      <w:r>
+        <w:t>This</w:t>
+      </w:r>
+      <w:proofErr w:type="spellEnd"/>
+      <w:r>
+        <w:t xml:space="preserve"> </w:t>
+      </w:r>
+      <w:proofErr w:type="spellStart"/>
+      <w:r>
+        <w:t>solution</w:t>
+      </w:r>
+      <w:proofErr w:type="spellEnd"/>
+      <w:r>
+        <w:t xml:space="preserve"> </w:t>
+      </w:r>
+      <w:proofErr w:type="spellStart"/>
+      <w:r>
+        <w:t>seeks</w:t>
+      </w:r>
+      <w:proofErr w:type="spellEnd"/>
+      <w:r>
+        <w:t xml:space="preserve"> to reduce </w:t>
+      </w:r>
+      <w:proofErr w:type="spellStart"/>
+      <w:r>
+        <w:t>waiting</w:t>
+      </w:r>
+      <w:proofErr w:type="spellEnd"/>
+      <w:r>
+        <w:t xml:space="preserve"> times, </w:t>
+      </w:r>
+      <w:proofErr w:type="spellStart"/>
+      <w:r>
+        <w:t>i</w:t>
+      </w:r>
+      <w:r>
+        <w:t>mprove</w:t>
+      </w:r>
+      <w:proofErr w:type="spellEnd"/>
+      <w:r>
+        <w:t xml:space="preserve"> </w:t>
+      </w:r>
+      <w:proofErr w:type="spellStart"/>
+      <w:r>
+        <w:t>process</w:t>
+      </w:r>
+      <w:proofErr w:type="spellEnd"/>
+      <w:r>
+        <w:t xml:space="preserve"> </w:t>
+      </w:r>
+      <w:proofErr w:type="spellStart"/>
+      <w:r>
+        <w:t>traceability</w:t>
+      </w:r>
+      <w:proofErr w:type="spellEnd"/>
+      <w:r>
+        <w:t xml:space="preserve"> and </w:t>
+      </w:r>
+      <w:proofErr w:type="spellStart"/>
+      <w:r>
+        <w:t>provide</w:t>
+      </w:r>
+      <w:proofErr w:type="spellEnd"/>
+      <w:r>
+        <w:t xml:space="preserve"> a </w:t>
+      </w:r>
+      <w:proofErr w:type="spellStart"/>
+      <w:r>
+        <w:t>better</w:t>
+      </w:r>
+      <w:proofErr w:type="spellEnd"/>
+      <w:r>
+        <w:t xml:space="preserve"> </w:t>
+      </w:r>
+      <w:proofErr w:type="spellStart"/>
+      <w:r>
+        <w:t>experience</w:t>
+      </w:r>
+      <w:proofErr w:type="spellEnd"/>
+      <w:r>
+        <w:t xml:space="preserve"> </w:t>
+      </w:r>
+      <w:proofErr w:type="spellStart"/>
+      <w:r>
+        <w:t>for</w:t>
+      </w:r>
+      <w:proofErr w:type="spellEnd"/>
+      <w:r>
+        <w:t xml:space="preserve"> </w:t>
+      </w:r>
+      <w:proofErr w:type="spellStart"/>
+      <w:r>
+        <w:t>both</w:t>
+      </w:r>
+      <w:proofErr w:type="spellEnd"/>
+      <w:r>
+        <w:t xml:space="preserve"> </w:t>
+      </w:r>
+      <w:proofErr w:type="spellStart"/>
+      <w:r>
+        <w:t>customers</w:t>
+      </w:r>
+      <w:proofErr w:type="spellEnd"/>
+      <w:r>
+        <w:t xml:space="preserve"> and </w:t>
+      </w:r>
+      <w:proofErr w:type="spellStart"/>
+      <w:r>
+        <w:t>employees</w:t>
+      </w:r>
+      <w:proofErr w:type="spellEnd"/>
+      <w:r>
+        <w:t>.</w:t>
+      </w:r>
+    </w:p>
+    <w:p>
+      <w:pPr>
+        <w:spacing w:before="240" w:after="240"/>
+      </w:pPr>
+      <w:proofErr w:type="spellStart"/>
+      <w:r>
+        <w:t>The</w:t>
+      </w:r>
+      <w:proofErr w:type="spellEnd"/>
+      <w:r>
+        <w:t xml:space="preserve"> </w:t>
+      </w:r>
+      <w:proofErr w:type="spellStart"/>
+      <w:r>
+        <w:t>project</w:t>
+      </w:r>
+      <w:proofErr w:type="spellEnd"/>
+      <w:r>
+        <w:t xml:space="preserve"> </w:t>
+      </w:r>
+      <w:proofErr w:type="spellStart"/>
+      <w:r>
+        <w:t>is</w:t>
+      </w:r>
+      <w:proofErr w:type="spellEnd"/>
+      <w:r>
+        <w:t xml:space="preserve"> </w:t>
+      </w:r>
+      <w:proofErr w:type="spellStart"/>
+      <w:r>
+        <w:t>being</w:t>
+      </w:r>
+      <w:proofErr w:type="spellEnd"/>
+      <w:r>
+        <w:t xml:space="preserve"> </w:t>
+      </w:r>
+      <w:proofErr w:type="spellStart"/>
+      <w:r>
+        <w:t>developed</w:t>
+      </w:r>
+      <w:proofErr w:type="spellEnd"/>
+      <w:r>
+        <w:t xml:space="preserve"> </w:t>
+      </w:r>
+      <w:proofErr w:type="spellStart"/>
+      <w:r>
+        <w:t>using</w:t>
+      </w:r>
+      <w:proofErr w:type="spellEnd"/>
+      <w:r>
+        <w:t xml:space="preserve"> </w:t>
+      </w:r>
+      <w:proofErr w:type="spellStart"/>
+      <w:r>
+        <w:t>an</w:t>
+      </w:r>
+      <w:proofErr w:type="spellEnd"/>
+      <w:r>
+        <w:t xml:space="preserve"> </w:t>
+      </w:r>
+      <w:proofErr w:type="spellStart"/>
+      <w:r>
+        <w:t>adapted</w:t>
+      </w:r>
+      <w:proofErr w:type="spellEnd"/>
+      <w:r>
+        <w:t xml:space="preserve"> </w:t>
+      </w:r>
+      <w:proofErr w:type="spellStart"/>
+      <w:r>
+        <w:t>Scrum</w:t>
+      </w:r>
+      <w:proofErr w:type="spellEnd"/>
+      <w:r>
+        <w:t xml:space="preserve"> </w:t>
+      </w:r>
+      <w:proofErr w:type="spellStart"/>
+      <w:r>
+        <w:t>methodology</w:t>
+      </w:r>
+      <w:proofErr w:type="spellEnd"/>
+      <w:r>
+        <w:t xml:space="preserve">, </w:t>
+      </w:r>
+      <w:proofErr w:type="spellStart"/>
+      <w:r>
+        <w:t>with</w:t>
+      </w:r>
+      <w:proofErr w:type="spellEnd"/>
+      <w:r>
+        <w:t xml:space="preserve"> </w:t>
+      </w:r>
+      <w:proofErr w:type="spellStart"/>
+      <w:r>
+        <w:t>two-week</w:t>
+      </w:r>
+      <w:proofErr w:type="spellEnd"/>
+      <w:r>
+        <w:t xml:space="preserve"> </w:t>
+      </w:r>
+      <w:proofErr w:type="spellStart"/>
+      <w:r>
+        <w:t>sprints</w:t>
+      </w:r>
+      <w:proofErr w:type="spellEnd"/>
+      <w:r>
+        <w:t xml:space="preserve"> and incremental </w:t>
+      </w:r>
+      <w:proofErr w:type="spellStart"/>
+      <w:r>
+        <w:t>deliveries</w:t>
+      </w:r>
+      <w:proofErr w:type="spellEnd"/>
+      <w:r>
+        <w:t xml:space="preserve">. </w:t>
+      </w:r>
+      <w:proofErr w:type="spellStart"/>
+      <w:r>
+        <w:t>The</w:t>
+      </w:r>
+      <w:proofErr w:type="spellEnd"/>
+      <w:r>
+        <w:t xml:space="preserve"> </w:t>
+      </w:r>
+      <w:proofErr w:type="spellStart"/>
+      <w:r>
+        <w:t>current</w:t>
+      </w:r>
+      <w:proofErr w:type="spellEnd"/>
+      <w:r>
+        <w:t xml:space="preserve"> </w:t>
+      </w:r>
+      <w:proofErr w:type="spellStart"/>
+      <w:r>
+        <w:t>project</w:t>
+      </w:r>
+      <w:proofErr w:type="spellEnd"/>
+      <w:r>
+        <w:t xml:space="preserve"> has </w:t>
+      </w:r>
+      <w:proofErr w:type="spellStart"/>
+      <w:r>
+        <w:t>completed</w:t>
+      </w:r>
+      <w:proofErr w:type="spellEnd"/>
+      <w:r>
+        <w:t xml:space="preserve"> </w:t>
+      </w:r>
+      <w:proofErr w:type="spellStart"/>
+      <w:r>
+        <w:t>the</w:t>
+      </w:r>
+      <w:proofErr w:type="spellEnd"/>
+      <w:r>
+        <w:t xml:space="preserve"> </w:t>
+      </w:r>
+      <w:proofErr w:type="spellStart"/>
+      <w:r>
+        <w:t>require</w:t>
+      </w:r>
+      <w:r>
+        <w:t>ments</w:t>
+      </w:r>
+      <w:proofErr w:type="spellEnd"/>
+      <w:r>
+        <w:t xml:space="preserve"> </w:t>
+      </w:r>
+      <w:proofErr w:type="spellStart"/>
+      <w:r>
+        <w:t>definition</w:t>
+      </w:r>
+      <w:proofErr w:type="spellEnd"/>
+      <w:r>
+        <w:t xml:space="preserve"> and </w:t>
+      </w:r>
+      <w:proofErr w:type="spellStart"/>
+      <w:r>
+        <w:t>navigable</w:t>
+      </w:r>
+      <w:proofErr w:type="spellEnd"/>
+      <w:r>
+        <w:t xml:space="preserve"> </w:t>
+      </w:r>
+      <w:proofErr w:type="spellStart"/>
+      <w:r>
+        <w:t>mockups</w:t>
+      </w:r>
+      <w:proofErr w:type="spellEnd"/>
+      <w:r>
+        <w:t xml:space="preserve">, </w:t>
+      </w:r>
+      <w:proofErr w:type="spellStart"/>
+      <w:r>
+        <w:t>while</w:t>
+      </w:r>
+      <w:proofErr w:type="spellEnd"/>
+      <w:r>
+        <w:t xml:space="preserve"> </w:t>
+      </w:r>
+      <w:proofErr w:type="spellStart"/>
+      <w:r>
+        <w:t>the</w:t>
+      </w:r>
+      <w:proofErr w:type="spellEnd"/>
+      <w:r>
+        <w:t xml:space="preserve"> </w:t>
+      </w:r>
+      <w:proofErr w:type="spellStart"/>
+      <w:r>
+        <w:t>development</w:t>
+      </w:r>
+      <w:proofErr w:type="spellEnd"/>
+      <w:r>
+        <w:t xml:space="preserve"> of </w:t>
+      </w:r>
+      <w:proofErr w:type="spellStart"/>
+      <w:r>
+        <w:t>the</w:t>
+      </w:r>
+      <w:proofErr w:type="spellEnd"/>
+      <w:r>
+        <w:t xml:space="preserve"> </w:t>
+      </w:r>
+      <w:proofErr w:type="spellStart"/>
+      <w:r>
+        <w:t>basic</w:t>
+      </w:r>
+      <w:proofErr w:type="spellEnd"/>
+      <w:r>
+        <w:t xml:space="preserve"> </w:t>
+      </w:r>
+      <w:proofErr w:type="spellStart"/>
+      <w:r>
+        <w:t>code</w:t>
+      </w:r>
+      <w:proofErr w:type="spellEnd"/>
+      <w:r>
+        <w:t xml:space="preserve"> </w:t>
+      </w:r>
+      <w:proofErr w:type="spellStart"/>
+      <w:r>
+        <w:t>is</w:t>
+      </w:r>
+      <w:proofErr w:type="spellEnd"/>
+      <w:r>
+        <w:t xml:space="preserve"> in </w:t>
+      </w:r>
+      <w:proofErr w:type="spellStart"/>
+      <w:r>
+        <w:t>progress</w:t>
+      </w:r>
+      <w:proofErr w:type="spellEnd"/>
+      <w:r>
+        <w:t>.</w:t>
+      </w:r>
+    </w:p>
+    <w:p>
+      <w:pPr>
+        <w:pStyle w:val="Ttulo4"/>
         <w:keepNext w:val="0"/>
         <w:keepLines w:val="0"/>
-        <w:spacing w:after="40" w:before="240" w:lineRule="auto"/>
-        <w:rPr>
-          <w:b w:val="1"/>
-          <w:bCs w:val="1"/>
+        <w:spacing w:before="240" w:after="40"/>
+        <w:rPr>
+          <w:b/>
+          <w:bCs/>
           <w:color w:val="000000"/>
           <w:sz w:val="22"/>
           <w:szCs w:val="22"/>
         </w:rPr>
       </w:pPr>
-      <w:bookmarkStart w:colFirst="0" w:colLast="0" w:name="_b9b6ribcgesi" w:id="15"/>
-      <w:bookmarkEnd w:id="15"/>
-      <w:r>
-        <w:rPr>
-          <w:b w:val="1"/>
-          <w:bCs w:val="1"/>
+      <w:bookmarkStart w:id="16" w:name="_b9b6ribcgesi" w:colFirst="0" w:colLast="0"/>
+      <w:bookmarkEnd w:id="16"/>
+      <w:r>
+        <w:rPr>
+          <w:b/>
+          <w:bCs/>
           <w:color w:val="000000"/>
           <w:sz w:val="22"/>
           <w:szCs w:val="22"/>
-          <w:rtl w:val="0"/>
-        </w:rPr>
-        <w:t xml:space="preserve">Individual Conclusion</w:t>
-      </w:r>
-    </w:p>
-    <w:p>
-      <w:pPr>
-        <w:spacing w:after="240" w:before="240" w:lineRule="auto"/>
-        <w:rPr/>
-      </w:pPr>
-      <w:r>
-        <w:rPr>
-          <w:rtl w:val="0"/>
-        </w:rPr>
-        <w:t xml:space="preserve">I consider that the development of this project has allowed me to apply different technical and professional skills acquired during my studies. The project has helped me understand the importance of analyzing a real problem before developing a technological solution.</w:t>
-      </w:r>
-    </w:p>
-    <w:p>
-      <w:pPr>
-        <w:spacing w:after="240" w:before="240" w:lineRule="auto"/>
-        <w:rPr/>
-      </w:pPr>
-      <w:r>
-        <w:rPr>
-          <w:rtl w:val="0"/>
-        </w:rPr>
-        <w:t xml:space="preserve">I also learned that software development is not only about programming. It is necessary to understand requirements, organize activities, work as a team, test the solution and consider the needs of the organization and its users.</w:t>
-      </w:r>
-    </w:p>
-    <w:p>
-      <w:pPr>
-        <w:spacing w:after="240" w:before="240" w:lineRule="auto"/>
-        <w:rPr/>
-      </w:pPr>
-      <w:r>
-        <w:rPr>
-          <w:rtl w:val="0"/>
-        </w:rPr>
-        <w:t xml:space="preserve">One of the main challenges is integrating the different components of the system, especially external services such as authentication and online payments. However, working progressively allows us to identify problems and improve the solution during each stage.</w:t>
-      </w:r>
-    </w:p>
-    <w:p>
-      <w:pPr>
-        <w:pStyle w:val="Heading4"/>
-        <w:keepNext w:val="0"/>
-        <w:keepLines w:val="0"/>
-        <w:spacing w:after="40" w:before="240" w:lineRule="auto"/>
-        <w:rPr>
-          <w:b w:val="1"/>
-          <w:bCs w:val="1"/>
+        </w:rPr>
+        <w:t xml:space="preserve">Individual </w:t>
+      </w:r>
+      <w:proofErr w:type="spellStart"/>
+      <w:r>
+        <w:rPr>
+          <w:b/>
+          <w:bCs/>
           <w:color w:val="000000"/>
           <w:sz w:val="22"/>
           <w:szCs w:val="22"/>
         </w:rPr>
-      </w:pPr>
-      <w:bookmarkStart w:colFirst="0" w:colLast="0" w:name="_5lrpv037zfwe" w:id="16"/>
-      <w:bookmarkEnd w:id="16"/>
-      <w:r>
-        <w:rPr>
-          <w:b w:val="1"/>
-          <w:bCs w:val="1"/>
+        <w:t>Conclusion</w:t>
+      </w:r>
+      <w:proofErr w:type="spellEnd"/>
+    </w:p>
+    <w:p>
+      <w:pPr>
+        <w:spacing w:before="240" w:after="240"/>
+      </w:pPr>
+      <w:r>
+        <w:t xml:space="preserve">I </w:t>
+      </w:r>
+      <w:proofErr w:type="spellStart"/>
+      <w:r>
+        <w:t>consider</w:t>
+      </w:r>
+      <w:proofErr w:type="spellEnd"/>
+      <w:r>
+        <w:t xml:space="preserve"> </w:t>
+      </w:r>
+      <w:proofErr w:type="spellStart"/>
+      <w:r>
+        <w:t>that</w:t>
+      </w:r>
+      <w:proofErr w:type="spellEnd"/>
+      <w:r>
+        <w:t xml:space="preserve"> </w:t>
+      </w:r>
+      <w:proofErr w:type="spellStart"/>
+      <w:r>
+        <w:t>the</w:t>
+      </w:r>
+      <w:proofErr w:type="spellEnd"/>
+      <w:r>
+        <w:t xml:space="preserve"> </w:t>
+      </w:r>
+      <w:proofErr w:type="spellStart"/>
+      <w:r>
+        <w:t>development</w:t>
+      </w:r>
+      <w:proofErr w:type="spellEnd"/>
+      <w:r>
+        <w:t xml:space="preserve"> of </w:t>
+      </w:r>
+      <w:proofErr w:type="spellStart"/>
+      <w:r>
+        <w:t>this</w:t>
+      </w:r>
+      <w:proofErr w:type="spellEnd"/>
+      <w:r>
+        <w:t xml:space="preserve"> </w:t>
+      </w:r>
+      <w:proofErr w:type="spellStart"/>
+      <w:r>
+        <w:t>project</w:t>
+      </w:r>
+      <w:proofErr w:type="spellEnd"/>
+      <w:r>
+        <w:t xml:space="preserve"> has </w:t>
+      </w:r>
+      <w:proofErr w:type="spellStart"/>
+      <w:r>
+        <w:t>allowed</w:t>
+      </w:r>
+      <w:proofErr w:type="spellEnd"/>
+      <w:r>
+        <w:t xml:space="preserve"> me to </w:t>
+      </w:r>
+      <w:proofErr w:type="spellStart"/>
+      <w:r>
+        <w:t>apply</w:t>
+      </w:r>
+      <w:proofErr w:type="spellEnd"/>
+      <w:r>
+        <w:t xml:space="preserve"> </w:t>
+      </w:r>
+      <w:proofErr w:type="spellStart"/>
+      <w:r>
+        <w:t>different</w:t>
+      </w:r>
+      <w:proofErr w:type="spellEnd"/>
+      <w:r>
+        <w:t xml:space="preserve"> </w:t>
+      </w:r>
+      <w:proofErr w:type="spellStart"/>
+      <w:r>
+        <w:t>technical</w:t>
+      </w:r>
+      <w:proofErr w:type="spellEnd"/>
+      <w:r>
+        <w:t xml:space="preserve"> and </w:t>
+      </w:r>
+      <w:proofErr w:type="spellStart"/>
+      <w:r>
+        <w:t>professional</w:t>
+      </w:r>
+      <w:proofErr w:type="spellEnd"/>
+      <w:r>
+        <w:t xml:space="preserve"> </w:t>
+      </w:r>
+      <w:proofErr w:type="spellStart"/>
+      <w:r>
+        <w:t>skills</w:t>
+      </w:r>
+      <w:proofErr w:type="spellEnd"/>
+      <w:r>
+        <w:t xml:space="preserve"> </w:t>
+      </w:r>
+      <w:proofErr w:type="spellStart"/>
+      <w:r>
+        <w:t>acquired</w:t>
+      </w:r>
+      <w:proofErr w:type="spellEnd"/>
+      <w:r>
+        <w:t xml:space="preserve"> </w:t>
+      </w:r>
+      <w:proofErr w:type="spellStart"/>
+      <w:r>
+        <w:t>during</w:t>
+      </w:r>
+      <w:proofErr w:type="spellEnd"/>
+      <w:r>
+        <w:t xml:space="preserve"> </w:t>
+      </w:r>
+      <w:proofErr w:type="spellStart"/>
+      <w:r>
+        <w:t>my</w:t>
+      </w:r>
+      <w:proofErr w:type="spellEnd"/>
+      <w:r>
+        <w:t xml:space="preserve"> </w:t>
+      </w:r>
+      <w:proofErr w:type="spellStart"/>
+      <w:r>
+        <w:t>stu</w:t>
+      </w:r>
+      <w:r>
+        <w:t>dies</w:t>
+      </w:r>
+      <w:proofErr w:type="spellEnd"/>
+      <w:r>
+        <w:t xml:space="preserve">. </w:t>
+      </w:r>
+      <w:proofErr w:type="spellStart"/>
+      <w:r>
+        <w:t>The</w:t>
+      </w:r>
+      <w:proofErr w:type="spellEnd"/>
+      <w:r>
+        <w:t xml:space="preserve"> </w:t>
+      </w:r>
+      <w:proofErr w:type="spellStart"/>
+      <w:r>
+        <w:t>project</w:t>
+      </w:r>
+      <w:proofErr w:type="spellEnd"/>
+      <w:r>
+        <w:t xml:space="preserve"> has </w:t>
+      </w:r>
+      <w:proofErr w:type="spellStart"/>
+      <w:r>
+        <w:t>helped</w:t>
+      </w:r>
+      <w:proofErr w:type="spellEnd"/>
+      <w:r>
+        <w:t xml:space="preserve"> me </w:t>
+      </w:r>
+      <w:proofErr w:type="spellStart"/>
+      <w:r>
+        <w:t>understand</w:t>
+      </w:r>
+      <w:proofErr w:type="spellEnd"/>
+      <w:r>
+        <w:t xml:space="preserve"> </w:t>
+      </w:r>
+      <w:proofErr w:type="spellStart"/>
+      <w:r>
+        <w:t>the</w:t>
+      </w:r>
+      <w:proofErr w:type="spellEnd"/>
+      <w:r>
+        <w:t xml:space="preserve"> </w:t>
+      </w:r>
+      <w:proofErr w:type="spellStart"/>
+      <w:r>
+        <w:t>importance</w:t>
+      </w:r>
+      <w:proofErr w:type="spellEnd"/>
+      <w:r>
+        <w:t xml:space="preserve"> of </w:t>
+      </w:r>
+      <w:proofErr w:type="spellStart"/>
+      <w:r>
+        <w:t>analyzing</w:t>
+      </w:r>
+      <w:proofErr w:type="spellEnd"/>
+      <w:r>
+        <w:t xml:space="preserve"> a real </w:t>
+      </w:r>
+      <w:proofErr w:type="spellStart"/>
+      <w:r>
+        <w:t>problem</w:t>
+      </w:r>
+      <w:proofErr w:type="spellEnd"/>
+      <w:r>
+        <w:t xml:space="preserve"> </w:t>
+      </w:r>
+      <w:proofErr w:type="spellStart"/>
+      <w:r>
+        <w:t>before</w:t>
+      </w:r>
+      <w:proofErr w:type="spellEnd"/>
+      <w:r>
+        <w:t xml:space="preserve"> </w:t>
+      </w:r>
+      <w:proofErr w:type="spellStart"/>
+      <w:r>
+        <w:t>developing</w:t>
+      </w:r>
+      <w:proofErr w:type="spellEnd"/>
+      <w:r>
+        <w:t xml:space="preserve"> a </w:t>
+      </w:r>
+      <w:proofErr w:type="spellStart"/>
+      <w:r>
+        <w:t>technological</w:t>
+      </w:r>
+      <w:proofErr w:type="spellEnd"/>
+      <w:r>
+        <w:t xml:space="preserve"> </w:t>
+      </w:r>
+      <w:proofErr w:type="spellStart"/>
+      <w:r>
+        <w:t>solution</w:t>
+      </w:r>
+      <w:proofErr w:type="spellEnd"/>
+      <w:r>
+        <w:t>.</w:t>
+      </w:r>
+    </w:p>
+    <w:p>
+      <w:pPr>
+        <w:spacing w:before="240" w:after="240"/>
+      </w:pPr>
+      <w:r>
+        <w:t xml:space="preserve">I </w:t>
+      </w:r>
+      <w:proofErr w:type="spellStart"/>
+      <w:r>
+        <w:t>also</w:t>
+      </w:r>
+      <w:proofErr w:type="spellEnd"/>
+      <w:r>
+        <w:t xml:space="preserve"> </w:t>
+      </w:r>
+      <w:proofErr w:type="spellStart"/>
+      <w:r>
+        <w:t>learned</w:t>
+      </w:r>
+      <w:proofErr w:type="spellEnd"/>
+      <w:r>
+        <w:t xml:space="preserve"> </w:t>
+      </w:r>
+      <w:proofErr w:type="spellStart"/>
+      <w:r>
+        <w:t>that</w:t>
+      </w:r>
+      <w:proofErr w:type="spellEnd"/>
+      <w:r>
+        <w:t xml:space="preserve"> software </w:t>
+      </w:r>
+      <w:proofErr w:type="spellStart"/>
+      <w:r>
+        <w:t>development</w:t>
+      </w:r>
+      <w:proofErr w:type="spellEnd"/>
+      <w:r>
+        <w:t xml:space="preserve"> </w:t>
+      </w:r>
+      <w:proofErr w:type="spellStart"/>
+      <w:r>
+        <w:t>is</w:t>
+      </w:r>
+      <w:proofErr w:type="spellEnd"/>
+      <w:r>
+        <w:t xml:space="preserve"> </w:t>
+      </w:r>
+      <w:proofErr w:type="spellStart"/>
+      <w:r>
+        <w:t>not</w:t>
+      </w:r>
+      <w:proofErr w:type="spellEnd"/>
+      <w:r>
+        <w:t xml:space="preserve"> </w:t>
+      </w:r>
+      <w:proofErr w:type="spellStart"/>
+      <w:r>
+        <w:t>only</w:t>
+      </w:r>
+      <w:proofErr w:type="spellEnd"/>
+      <w:r>
+        <w:t xml:space="preserve"> </w:t>
+      </w:r>
+      <w:proofErr w:type="spellStart"/>
+      <w:r>
+        <w:t>about</w:t>
+      </w:r>
+      <w:proofErr w:type="spellEnd"/>
+      <w:r>
+        <w:t xml:space="preserve"> </w:t>
+      </w:r>
+      <w:proofErr w:type="spellStart"/>
+      <w:r>
+        <w:t>programming</w:t>
+      </w:r>
+      <w:proofErr w:type="spellEnd"/>
+      <w:r>
+        <w:t xml:space="preserve">. </w:t>
+      </w:r>
+      <w:proofErr w:type="spellStart"/>
+      <w:r>
+        <w:t>It</w:t>
+      </w:r>
+      <w:proofErr w:type="spellEnd"/>
+      <w:r>
+        <w:t xml:space="preserve"> </w:t>
+      </w:r>
+      <w:proofErr w:type="spellStart"/>
+      <w:r>
+        <w:t>is</w:t>
+      </w:r>
+      <w:proofErr w:type="spellEnd"/>
+      <w:r>
+        <w:t xml:space="preserve"> </w:t>
+      </w:r>
+      <w:proofErr w:type="spellStart"/>
+      <w:r>
+        <w:t>necessary</w:t>
+      </w:r>
+      <w:proofErr w:type="spellEnd"/>
+      <w:r>
+        <w:t xml:space="preserve"> to </w:t>
+      </w:r>
+      <w:proofErr w:type="spellStart"/>
+      <w:r>
+        <w:t>understand</w:t>
+      </w:r>
+      <w:proofErr w:type="spellEnd"/>
+      <w:r>
+        <w:t xml:space="preserve"> </w:t>
+      </w:r>
+      <w:proofErr w:type="spellStart"/>
+      <w:r>
+        <w:t>requirements</w:t>
+      </w:r>
+      <w:proofErr w:type="spellEnd"/>
+      <w:r>
+        <w:t xml:space="preserve">, </w:t>
+      </w:r>
+      <w:proofErr w:type="spellStart"/>
+      <w:r>
+        <w:t>organize</w:t>
+      </w:r>
+      <w:proofErr w:type="spellEnd"/>
+      <w:r>
+        <w:t xml:space="preserve"> </w:t>
+      </w:r>
+      <w:proofErr w:type="spellStart"/>
+      <w:r>
+        <w:t>a</w:t>
+      </w:r>
+      <w:r>
+        <w:t>ctivities</w:t>
+      </w:r>
+      <w:proofErr w:type="spellEnd"/>
+      <w:r>
+        <w:t xml:space="preserve">, </w:t>
+      </w:r>
+      <w:proofErr w:type="spellStart"/>
+      <w:r>
+        <w:t>work</w:t>
+      </w:r>
+      <w:proofErr w:type="spellEnd"/>
+      <w:r>
+        <w:t xml:space="preserve"> as a </w:t>
+      </w:r>
+      <w:proofErr w:type="spellStart"/>
+      <w:r>
+        <w:t>team</w:t>
+      </w:r>
+      <w:proofErr w:type="spellEnd"/>
+      <w:r>
+        <w:t xml:space="preserve">, test </w:t>
+      </w:r>
+      <w:proofErr w:type="spellStart"/>
+      <w:r>
+        <w:t>the</w:t>
+      </w:r>
+      <w:proofErr w:type="spellEnd"/>
+      <w:r>
+        <w:t xml:space="preserve"> </w:t>
+      </w:r>
+      <w:proofErr w:type="spellStart"/>
+      <w:r>
+        <w:t>solution</w:t>
+      </w:r>
+      <w:proofErr w:type="spellEnd"/>
+      <w:r>
+        <w:t xml:space="preserve"> and </w:t>
+      </w:r>
+      <w:proofErr w:type="spellStart"/>
+      <w:r>
+        <w:t>consider</w:t>
+      </w:r>
+      <w:proofErr w:type="spellEnd"/>
+      <w:r>
+        <w:t xml:space="preserve"> </w:t>
+      </w:r>
+      <w:proofErr w:type="spellStart"/>
+      <w:r>
+        <w:t>the</w:t>
+      </w:r>
+      <w:proofErr w:type="spellEnd"/>
+      <w:r>
+        <w:t xml:space="preserve"> </w:t>
+      </w:r>
+      <w:proofErr w:type="spellStart"/>
+      <w:r>
+        <w:t>needs</w:t>
+      </w:r>
+      <w:proofErr w:type="spellEnd"/>
+      <w:r>
+        <w:t xml:space="preserve"> of </w:t>
+      </w:r>
+      <w:proofErr w:type="spellStart"/>
+      <w:r>
+        <w:t>the</w:t>
+      </w:r>
+      <w:proofErr w:type="spellEnd"/>
+      <w:r>
+        <w:t xml:space="preserve"> </w:t>
+      </w:r>
+      <w:proofErr w:type="spellStart"/>
+      <w:r>
+        <w:t>organization</w:t>
+      </w:r>
+      <w:proofErr w:type="spellEnd"/>
+      <w:r>
+        <w:t xml:space="preserve"> and </w:t>
+      </w:r>
+      <w:proofErr w:type="spellStart"/>
+      <w:r>
+        <w:t>its</w:t>
+      </w:r>
+      <w:proofErr w:type="spellEnd"/>
+      <w:r>
+        <w:t xml:space="preserve"> </w:t>
+      </w:r>
+      <w:proofErr w:type="spellStart"/>
+      <w:r>
+        <w:t>users</w:t>
+      </w:r>
+      <w:proofErr w:type="spellEnd"/>
+      <w:r>
+        <w:t>.</w:t>
+      </w:r>
+    </w:p>
+    <w:p>
+      <w:pPr>
+        <w:spacing w:before="240" w:after="240"/>
+      </w:pPr>
+      <w:proofErr w:type="spellStart"/>
+      <w:r>
+        <w:t>One</w:t>
+      </w:r>
+      <w:proofErr w:type="spellEnd"/>
+      <w:r>
+        <w:t xml:space="preserve"> of </w:t>
+      </w:r>
+      <w:proofErr w:type="spellStart"/>
+      <w:r>
+        <w:t>the</w:t>
+      </w:r>
+      <w:proofErr w:type="spellEnd"/>
+      <w:r>
+        <w:t xml:space="preserve"> </w:t>
+      </w:r>
+      <w:proofErr w:type="spellStart"/>
+      <w:r>
+        <w:t>main</w:t>
+      </w:r>
+      <w:proofErr w:type="spellEnd"/>
+      <w:r>
+        <w:t xml:space="preserve"> </w:t>
+      </w:r>
+      <w:proofErr w:type="spellStart"/>
+      <w:r>
+        <w:t>challenges</w:t>
+      </w:r>
+      <w:proofErr w:type="spellEnd"/>
+      <w:r>
+        <w:t xml:space="preserve"> </w:t>
+      </w:r>
+      <w:proofErr w:type="spellStart"/>
+      <w:r>
+        <w:t>is</w:t>
+      </w:r>
+      <w:proofErr w:type="spellEnd"/>
+      <w:r>
+        <w:t xml:space="preserve"> </w:t>
+      </w:r>
+      <w:proofErr w:type="spellStart"/>
+      <w:r>
+        <w:t>integrating</w:t>
+      </w:r>
+      <w:proofErr w:type="spellEnd"/>
+      <w:r>
+        <w:t xml:space="preserve"> </w:t>
+      </w:r>
+      <w:proofErr w:type="spellStart"/>
+      <w:r>
+        <w:t>the</w:t>
+      </w:r>
+      <w:proofErr w:type="spellEnd"/>
+      <w:r>
+        <w:t xml:space="preserve"> </w:t>
+      </w:r>
+      <w:proofErr w:type="spellStart"/>
+      <w:r>
+        <w:t>different</w:t>
+      </w:r>
+      <w:proofErr w:type="spellEnd"/>
+      <w:r>
+        <w:t xml:space="preserve"> </w:t>
+      </w:r>
+      <w:proofErr w:type="spellStart"/>
+      <w:r>
+        <w:t>components</w:t>
+      </w:r>
+      <w:proofErr w:type="spellEnd"/>
+      <w:r>
+        <w:t xml:space="preserve"> of </w:t>
+      </w:r>
+      <w:proofErr w:type="spellStart"/>
+      <w:r>
+        <w:t>the</w:t>
+      </w:r>
+      <w:proofErr w:type="spellEnd"/>
+      <w:r>
+        <w:t xml:space="preserve"> </w:t>
+      </w:r>
+      <w:proofErr w:type="spellStart"/>
+      <w:r>
+        <w:t>system</w:t>
+      </w:r>
+      <w:proofErr w:type="spellEnd"/>
+      <w:r>
+        <w:t xml:space="preserve">, </w:t>
+      </w:r>
+      <w:proofErr w:type="spellStart"/>
+      <w:r>
+        <w:t>especially</w:t>
+      </w:r>
+      <w:proofErr w:type="spellEnd"/>
+      <w:r>
+        <w:t xml:space="preserve"> </w:t>
+      </w:r>
+      <w:proofErr w:type="spellStart"/>
+      <w:r>
+        <w:t>external</w:t>
+      </w:r>
+      <w:proofErr w:type="spellEnd"/>
+      <w:r>
+        <w:t xml:space="preserve"> </w:t>
+      </w:r>
+      <w:proofErr w:type="spellStart"/>
+      <w:r>
+        <w:t>services</w:t>
+      </w:r>
+      <w:proofErr w:type="spellEnd"/>
+      <w:r>
+        <w:t xml:space="preserve"> </w:t>
+      </w:r>
+      <w:proofErr w:type="spellStart"/>
+      <w:r>
+        <w:t>such</w:t>
+      </w:r>
+      <w:proofErr w:type="spellEnd"/>
+      <w:r>
+        <w:t xml:space="preserve"> as </w:t>
+      </w:r>
+      <w:proofErr w:type="spellStart"/>
+      <w:r>
+        <w:t>authentication</w:t>
+      </w:r>
+      <w:proofErr w:type="spellEnd"/>
+      <w:r>
+        <w:t xml:space="preserve"> and online </w:t>
+      </w:r>
+      <w:proofErr w:type="spellStart"/>
+      <w:r>
+        <w:t>payments</w:t>
+      </w:r>
+      <w:proofErr w:type="spellEnd"/>
+      <w:r>
+        <w:t xml:space="preserve">. </w:t>
+      </w:r>
+      <w:proofErr w:type="spellStart"/>
+      <w:r>
+        <w:t>However</w:t>
+      </w:r>
+      <w:proofErr w:type="spellEnd"/>
+      <w:r>
+        <w:t xml:space="preserve">, </w:t>
+      </w:r>
+      <w:proofErr w:type="spellStart"/>
+      <w:r>
+        <w:t>working</w:t>
+      </w:r>
+      <w:proofErr w:type="spellEnd"/>
+      <w:r>
+        <w:t xml:space="preserve"> </w:t>
+      </w:r>
+      <w:proofErr w:type="spellStart"/>
+      <w:r>
+        <w:t>progressively</w:t>
+      </w:r>
+      <w:proofErr w:type="spellEnd"/>
+      <w:r>
+        <w:t xml:space="preserve"> </w:t>
+      </w:r>
+      <w:proofErr w:type="spellStart"/>
+      <w:r>
+        <w:t>allows</w:t>
+      </w:r>
+      <w:proofErr w:type="spellEnd"/>
+      <w:r>
+        <w:t xml:space="preserve"> </w:t>
+      </w:r>
+      <w:proofErr w:type="spellStart"/>
+      <w:r>
+        <w:t>us</w:t>
+      </w:r>
+      <w:proofErr w:type="spellEnd"/>
+      <w:r>
+        <w:t xml:space="preserve"> to </w:t>
+      </w:r>
+      <w:proofErr w:type="spellStart"/>
+      <w:r>
+        <w:t>identify</w:t>
+      </w:r>
+      <w:proofErr w:type="spellEnd"/>
+      <w:r>
+        <w:t xml:space="preserve"> </w:t>
+      </w:r>
+      <w:proofErr w:type="spellStart"/>
+      <w:r>
+        <w:t>problems</w:t>
+      </w:r>
+      <w:proofErr w:type="spellEnd"/>
+      <w:r>
+        <w:t xml:space="preserve"> and </w:t>
+      </w:r>
+      <w:proofErr w:type="spellStart"/>
+      <w:r>
+        <w:t>improve</w:t>
+      </w:r>
+      <w:proofErr w:type="spellEnd"/>
+      <w:r>
+        <w:t xml:space="preserve"> </w:t>
+      </w:r>
+      <w:proofErr w:type="spellStart"/>
+      <w:r>
+        <w:t>the</w:t>
+      </w:r>
+      <w:proofErr w:type="spellEnd"/>
+      <w:r>
+        <w:t xml:space="preserve"> </w:t>
+      </w:r>
+      <w:proofErr w:type="spellStart"/>
+      <w:r>
+        <w:t>solution</w:t>
+      </w:r>
+      <w:proofErr w:type="spellEnd"/>
+      <w:r>
+        <w:t xml:space="preserve"> </w:t>
+      </w:r>
+      <w:proofErr w:type="spellStart"/>
+      <w:r>
+        <w:t>during</w:t>
+      </w:r>
+      <w:proofErr w:type="spellEnd"/>
+      <w:r>
+        <w:t xml:space="preserve"> </w:t>
+      </w:r>
+      <w:proofErr w:type="spellStart"/>
+      <w:r>
+        <w:t>each</w:t>
+      </w:r>
+      <w:proofErr w:type="spellEnd"/>
+      <w:r>
+        <w:t xml:space="preserve"> </w:t>
+      </w:r>
+      <w:proofErr w:type="spellStart"/>
+      <w:r>
+        <w:t>stage</w:t>
+      </w:r>
+      <w:proofErr w:type="spellEnd"/>
+      <w:r>
+        <w:t>.</w:t>
+      </w:r>
+    </w:p>
+    <w:p>
+      <w:pPr>
+        <w:pStyle w:val="Ttulo4"/>
+        <w:keepNext w:val="0"/>
+        <w:keepLines w:val="0"/>
+        <w:spacing w:before="240" w:after="40"/>
+        <w:rPr>
+          <w:b/>
+          <w:bCs/>
           <w:color w:val="000000"/>
           <w:sz w:val="22"/>
           <w:szCs w:val="22"/>
-          <w:rtl w:val="0"/>
-        </w:rPr>
-        <w:t xml:space="preserve">Reflection</w:t>
-      </w:r>
-    </w:p>
-    <w:p>
-      <w:pPr>
-        <w:spacing w:after="240" w:before="240" w:lineRule="auto"/>
-        <w:rPr/>
-      </w:pPr>
-      <w:r>
-        <w:rPr>
-          <w:rtl w:val="0"/>
-        </w:rPr>
-        <w:t xml:space="preserve">During this phase, I reflected on the importance of planning and teamwork in the development of an information technology project. Having a clear problem and defined objectives makes it easier to organize the activities and understand what the final solution should achieve.</w:t>
-      </w:r>
-    </w:p>
-    <w:p>
-      <w:pPr>
-        <w:spacing w:after="240" w:before="240" w:lineRule="auto"/>
-        <w:rPr/>
-      </w:pPr>
-      <w:r>
-        <w:rPr>
-          <w:rtl w:val="0"/>
-        </w:rPr>
-        <w:t xml:space="preserve">I also identified that I need to continue improving my technical skills, especially in the integration of different technologies and in the testing of software solutions. This project gives me the opportunity to strengthen these skills in a practical situation.</w:t>
-      </w:r>
-    </w:p>
-    <w:p>
-      <w:pPr>
-        <w:spacing w:after="240" w:before="240" w:lineRule="auto"/>
-        <w:rPr/>
-      </w:pPr>
-      <w:r>
-        <w:rPr>
-          <w:rtl w:val="0"/>
-        </w:rPr>
-        <w:t xml:space="preserve">Finally, I believe that the project is a good opportunity to prepare for the professional environment because it requires us to work with requirements, deadlines, teamwork, technology and a real business problem.</w:t>
-      </w:r>
-    </w:p>
-    <w:p>
-      <w:pPr>
-        <w:rPr/>
-      </w:pPr>
-      <w:r>
-        <w:rPr>
-          <w:rtl w:val="0"/>
-        </w:rPr>
-      </w:r>
-    </w:p>
+        </w:rPr>
+      </w:pPr>
+      <w:bookmarkStart w:id="17" w:name="_5lrpv037zfwe" w:colFirst="0" w:colLast="0"/>
+      <w:bookmarkEnd w:id="17"/>
+      <w:proofErr w:type="spellStart"/>
+      <w:r>
+        <w:rPr>
+          <w:b/>
+          <w:bCs/>
+          <w:color w:val="000000"/>
+          <w:sz w:val="22"/>
+          <w:szCs w:val="22"/>
+        </w:rPr>
+        <w:t>Reflection</w:t>
+      </w:r>
+      <w:proofErr w:type="spellEnd"/>
+    </w:p>
+    <w:p>
+      <w:pPr>
+        <w:spacing w:before="240" w:after="240"/>
+      </w:pPr>
+      <w:proofErr w:type="spellStart"/>
+      <w:r>
+        <w:t>During</w:t>
+      </w:r>
+      <w:proofErr w:type="spellEnd"/>
+      <w:r>
+        <w:t xml:space="preserve"> </w:t>
+      </w:r>
+      <w:proofErr w:type="spellStart"/>
+      <w:r>
+        <w:t>this</w:t>
+      </w:r>
+      <w:proofErr w:type="spellEnd"/>
+      <w:r>
+        <w:t xml:space="preserve"> </w:t>
+      </w:r>
+      <w:proofErr w:type="spellStart"/>
+      <w:r>
+        <w:t>phase</w:t>
+      </w:r>
+      <w:proofErr w:type="spellEnd"/>
+      <w:r>
+        <w:t xml:space="preserve">, I </w:t>
+      </w:r>
+      <w:proofErr w:type="spellStart"/>
+      <w:r>
+        <w:t>reflected</w:t>
+      </w:r>
+      <w:proofErr w:type="spellEnd"/>
+      <w:r>
+        <w:t xml:space="preserve"> </w:t>
+      </w:r>
+      <w:proofErr w:type="spellStart"/>
+      <w:r>
+        <w:t>on</w:t>
+      </w:r>
+      <w:proofErr w:type="spellEnd"/>
+      <w:r>
+        <w:t xml:space="preserve"> </w:t>
+      </w:r>
+      <w:proofErr w:type="spellStart"/>
+      <w:r>
+        <w:t>the</w:t>
+      </w:r>
+      <w:proofErr w:type="spellEnd"/>
+      <w:r>
+        <w:t xml:space="preserve"> </w:t>
+      </w:r>
+      <w:proofErr w:type="spellStart"/>
+      <w:r>
+        <w:t>importance</w:t>
+      </w:r>
+      <w:proofErr w:type="spellEnd"/>
+      <w:r>
+        <w:t xml:space="preserve"> of </w:t>
+      </w:r>
+      <w:proofErr w:type="spellStart"/>
+      <w:r>
+        <w:t>planning</w:t>
+      </w:r>
+      <w:proofErr w:type="spellEnd"/>
+      <w:r>
+        <w:t xml:space="preserve"> and </w:t>
+      </w:r>
+      <w:proofErr w:type="spellStart"/>
+      <w:r>
+        <w:t>teamwork</w:t>
+      </w:r>
+      <w:proofErr w:type="spellEnd"/>
+      <w:r>
+        <w:t xml:space="preserve"> in </w:t>
+      </w:r>
+      <w:proofErr w:type="spellStart"/>
+      <w:r>
+        <w:t>the</w:t>
+      </w:r>
+      <w:proofErr w:type="spellEnd"/>
+      <w:r>
+        <w:t xml:space="preserve"> </w:t>
+      </w:r>
+      <w:proofErr w:type="spellStart"/>
+      <w:r>
+        <w:t>development</w:t>
+      </w:r>
+      <w:proofErr w:type="spellEnd"/>
+      <w:r>
+        <w:t xml:space="preserve"> of </w:t>
+      </w:r>
+      <w:proofErr w:type="spellStart"/>
+      <w:r>
+        <w:t>an</w:t>
+      </w:r>
+      <w:proofErr w:type="spellEnd"/>
+      <w:r>
+        <w:t xml:space="preserve"> </w:t>
+      </w:r>
+      <w:proofErr w:type="spellStart"/>
+      <w:r>
+        <w:t>information</w:t>
+      </w:r>
+      <w:proofErr w:type="spellEnd"/>
+      <w:r>
+        <w:t xml:space="preserve"> </w:t>
+      </w:r>
+      <w:proofErr w:type="spellStart"/>
+      <w:r>
+        <w:t>technology</w:t>
+      </w:r>
+      <w:proofErr w:type="spellEnd"/>
+      <w:r>
+        <w:t xml:space="preserve"> </w:t>
+      </w:r>
+      <w:proofErr w:type="spellStart"/>
+      <w:r>
+        <w:t>project</w:t>
+      </w:r>
+      <w:proofErr w:type="spellEnd"/>
+      <w:r>
+        <w:t xml:space="preserve">. </w:t>
+      </w:r>
+      <w:proofErr w:type="spellStart"/>
+      <w:r>
+        <w:t>Having</w:t>
+      </w:r>
+      <w:proofErr w:type="spellEnd"/>
+      <w:r>
+        <w:t xml:space="preserve"> a </w:t>
+      </w:r>
+      <w:proofErr w:type="spellStart"/>
+      <w:r>
+        <w:t>clear</w:t>
+      </w:r>
+      <w:proofErr w:type="spellEnd"/>
+      <w:r>
+        <w:t xml:space="preserve"> </w:t>
+      </w:r>
+      <w:proofErr w:type="spellStart"/>
+      <w:r>
+        <w:t>problem</w:t>
+      </w:r>
+      <w:proofErr w:type="spellEnd"/>
+      <w:r>
+        <w:t xml:space="preserve"> and </w:t>
+      </w:r>
+      <w:proofErr w:type="spellStart"/>
+      <w:r>
+        <w:t>defined</w:t>
+      </w:r>
+      <w:proofErr w:type="spellEnd"/>
+      <w:r>
+        <w:t xml:space="preserve"> </w:t>
+      </w:r>
+      <w:proofErr w:type="spellStart"/>
+      <w:r>
+        <w:t>objectives</w:t>
+      </w:r>
+      <w:proofErr w:type="spellEnd"/>
+      <w:r>
+        <w:t xml:space="preserve"> </w:t>
+      </w:r>
+      <w:proofErr w:type="spellStart"/>
+      <w:r>
+        <w:t>makes</w:t>
+      </w:r>
+      <w:proofErr w:type="spellEnd"/>
+      <w:r>
+        <w:t xml:space="preserve"> </w:t>
+      </w:r>
+      <w:proofErr w:type="spellStart"/>
+      <w:r>
+        <w:t>it</w:t>
+      </w:r>
+      <w:proofErr w:type="spellEnd"/>
+      <w:r>
+        <w:t xml:space="preserve"> </w:t>
+      </w:r>
+      <w:proofErr w:type="spellStart"/>
+      <w:r>
+        <w:t>easier</w:t>
+      </w:r>
+      <w:proofErr w:type="spellEnd"/>
+      <w:r>
+        <w:t xml:space="preserve"> to </w:t>
+      </w:r>
+      <w:proofErr w:type="spellStart"/>
+      <w:r>
+        <w:t>organize</w:t>
+      </w:r>
+      <w:proofErr w:type="spellEnd"/>
+      <w:r>
+        <w:t xml:space="preserve"> </w:t>
+      </w:r>
+      <w:proofErr w:type="spellStart"/>
+      <w:r>
+        <w:t>the</w:t>
+      </w:r>
+      <w:proofErr w:type="spellEnd"/>
+      <w:r>
+        <w:t xml:space="preserve"> </w:t>
+      </w:r>
+      <w:proofErr w:type="spellStart"/>
+      <w:r>
+        <w:t>activities</w:t>
+      </w:r>
+      <w:proofErr w:type="spellEnd"/>
+      <w:r>
+        <w:t xml:space="preserve"> and </w:t>
+      </w:r>
+      <w:proofErr w:type="spellStart"/>
+      <w:r>
+        <w:t>understand</w:t>
+      </w:r>
+      <w:proofErr w:type="spellEnd"/>
+      <w:r>
+        <w:t xml:space="preserve"> </w:t>
+      </w:r>
+      <w:proofErr w:type="spellStart"/>
+      <w:r>
+        <w:t>what</w:t>
+      </w:r>
+      <w:proofErr w:type="spellEnd"/>
+      <w:r>
+        <w:t xml:space="preserve"> </w:t>
+      </w:r>
+      <w:proofErr w:type="spellStart"/>
+      <w:r>
+        <w:t>the</w:t>
+      </w:r>
+      <w:proofErr w:type="spellEnd"/>
+      <w:r>
+        <w:t xml:space="preserve"> final </w:t>
+      </w:r>
+      <w:proofErr w:type="spellStart"/>
+      <w:r>
+        <w:t>solution</w:t>
+      </w:r>
+      <w:proofErr w:type="spellEnd"/>
+      <w:r>
+        <w:t xml:space="preserve"> </w:t>
+      </w:r>
+      <w:proofErr w:type="spellStart"/>
+      <w:r>
+        <w:t>should</w:t>
+      </w:r>
+      <w:proofErr w:type="spellEnd"/>
+      <w:r>
+        <w:t xml:space="preserve"> </w:t>
+      </w:r>
+      <w:proofErr w:type="spellStart"/>
+      <w:r>
+        <w:t>achieve</w:t>
+      </w:r>
+      <w:proofErr w:type="spellEnd"/>
+      <w:r>
+        <w:t>.</w:t>
+      </w:r>
+    </w:p>
+    <w:p>
+      <w:pPr>
+        <w:spacing w:before="240" w:after="240"/>
+      </w:pPr>
+      <w:r>
+        <w:t xml:space="preserve">I </w:t>
+      </w:r>
+      <w:proofErr w:type="spellStart"/>
+      <w:r>
+        <w:t>also</w:t>
+      </w:r>
+      <w:proofErr w:type="spellEnd"/>
+      <w:r>
+        <w:t xml:space="preserve"> </w:t>
+      </w:r>
+      <w:proofErr w:type="spellStart"/>
+      <w:r>
+        <w:t>identified</w:t>
+      </w:r>
+      <w:proofErr w:type="spellEnd"/>
+      <w:r>
+        <w:t xml:space="preserve"> </w:t>
+      </w:r>
+      <w:proofErr w:type="spellStart"/>
+      <w:r>
+        <w:t>that</w:t>
+      </w:r>
+      <w:proofErr w:type="spellEnd"/>
+      <w:r>
+        <w:t xml:space="preserve"> I </w:t>
+      </w:r>
+      <w:proofErr w:type="spellStart"/>
+      <w:r>
+        <w:t>need</w:t>
+      </w:r>
+      <w:proofErr w:type="spellEnd"/>
+      <w:r>
+        <w:t xml:space="preserve"> to </w:t>
+      </w:r>
+      <w:proofErr w:type="spellStart"/>
+      <w:r>
+        <w:t>continue</w:t>
+      </w:r>
+      <w:proofErr w:type="spellEnd"/>
+      <w:r>
+        <w:t xml:space="preserve"> </w:t>
+      </w:r>
+      <w:proofErr w:type="spellStart"/>
+      <w:r>
+        <w:t>improving</w:t>
+      </w:r>
+      <w:proofErr w:type="spellEnd"/>
+      <w:r>
+        <w:t xml:space="preserve"> </w:t>
+      </w:r>
+      <w:proofErr w:type="spellStart"/>
+      <w:r>
+        <w:t>my</w:t>
+      </w:r>
+      <w:proofErr w:type="spellEnd"/>
+      <w:r>
+        <w:t xml:space="preserve"> </w:t>
+      </w:r>
+      <w:proofErr w:type="spellStart"/>
+      <w:r>
+        <w:t>technical</w:t>
+      </w:r>
+      <w:proofErr w:type="spellEnd"/>
+      <w:r>
+        <w:t xml:space="preserve"> </w:t>
+      </w:r>
+      <w:proofErr w:type="spellStart"/>
+      <w:r>
+        <w:t>skills</w:t>
+      </w:r>
+      <w:proofErr w:type="spellEnd"/>
+      <w:r>
+        <w:t xml:space="preserve">, </w:t>
+      </w:r>
+      <w:proofErr w:type="spellStart"/>
+      <w:r>
+        <w:t>especially</w:t>
+      </w:r>
+      <w:proofErr w:type="spellEnd"/>
+      <w:r>
+        <w:t xml:space="preserve"> in </w:t>
+      </w:r>
+      <w:proofErr w:type="spellStart"/>
+      <w:r>
+        <w:t>the</w:t>
+      </w:r>
+      <w:proofErr w:type="spellEnd"/>
+      <w:r>
+        <w:t xml:space="preserve"> </w:t>
+      </w:r>
+      <w:proofErr w:type="spellStart"/>
+      <w:r>
+        <w:t>integration</w:t>
+      </w:r>
+      <w:proofErr w:type="spellEnd"/>
+      <w:r>
+        <w:t xml:space="preserve"> of </w:t>
+      </w:r>
+      <w:proofErr w:type="spellStart"/>
+      <w:r>
+        <w:t>different</w:t>
+      </w:r>
+      <w:proofErr w:type="spellEnd"/>
+      <w:r>
+        <w:t xml:space="preserve"> </w:t>
+      </w:r>
+      <w:proofErr w:type="spellStart"/>
+      <w:r>
+        <w:t>te</w:t>
+      </w:r>
+      <w:r>
+        <w:t>chnologies</w:t>
+      </w:r>
+      <w:proofErr w:type="spellEnd"/>
+      <w:r>
+        <w:t xml:space="preserve"> and in </w:t>
+      </w:r>
+      <w:proofErr w:type="spellStart"/>
+      <w:r>
+        <w:t>the</w:t>
+      </w:r>
+      <w:proofErr w:type="spellEnd"/>
+      <w:r>
+        <w:t xml:space="preserve"> </w:t>
+      </w:r>
+      <w:proofErr w:type="spellStart"/>
+      <w:r>
+        <w:t>testing</w:t>
+      </w:r>
+      <w:proofErr w:type="spellEnd"/>
+      <w:r>
+        <w:t xml:space="preserve"> of software </w:t>
+      </w:r>
+      <w:proofErr w:type="spellStart"/>
+      <w:r>
+        <w:t>solutions</w:t>
+      </w:r>
+      <w:proofErr w:type="spellEnd"/>
+      <w:r>
+        <w:t xml:space="preserve">. </w:t>
+      </w:r>
+      <w:proofErr w:type="spellStart"/>
+      <w:r>
+        <w:t>This</w:t>
+      </w:r>
+      <w:proofErr w:type="spellEnd"/>
+      <w:r>
+        <w:t xml:space="preserve"> </w:t>
+      </w:r>
+      <w:proofErr w:type="spellStart"/>
+      <w:r>
+        <w:t>project</w:t>
+      </w:r>
+      <w:proofErr w:type="spellEnd"/>
+      <w:r>
+        <w:t xml:space="preserve"> </w:t>
+      </w:r>
+      <w:proofErr w:type="spellStart"/>
+      <w:r>
+        <w:t>gives</w:t>
+      </w:r>
+      <w:proofErr w:type="spellEnd"/>
+      <w:r>
+        <w:t xml:space="preserve"> me </w:t>
+      </w:r>
+      <w:proofErr w:type="spellStart"/>
+      <w:r>
+        <w:t>the</w:t>
+      </w:r>
+      <w:proofErr w:type="spellEnd"/>
+      <w:r>
+        <w:t xml:space="preserve"> </w:t>
+      </w:r>
+      <w:proofErr w:type="spellStart"/>
+      <w:r>
+        <w:t>opportunity</w:t>
+      </w:r>
+      <w:proofErr w:type="spellEnd"/>
+      <w:r>
+        <w:t xml:space="preserve"> to </w:t>
+      </w:r>
+      <w:proofErr w:type="spellStart"/>
+      <w:r>
+        <w:t>strengthen</w:t>
+      </w:r>
+      <w:proofErr w:type="spellEnd"/>
+      <w:r>
+        <w:t xml:space="preserve"> </w:t>
+      </w:r>
+      <w:proofErr w:type="spellStart"/>
+      <w:r>
+        <w:t>these</w:t>
+      </w:r>
+      <w:proofErr w:type="spellEnd"/>
+      <w:r>
+        <w:t xml:space="preserve"> </w:t>
+      </w:r>
+      <w:proofErr w:type="spellStart"/>
+      <w:r>
+        <w:t>skills</w:t>
+      </w:r>
+      <w:proofErr w:type="spellEnd"/>
+      <w:r>
+        <w:t xml:space="preserve"> in a </w:t>
+      </w:r>
+      <w:proofErr w:type="spellStart"/>
+      <w:r>
+        <w:t>practical</w:t>
+      </w:r>
+      <w:proofErr w:type="spellEnd"/>
+      <w:r>
+        <w:t xml:space="preserve"> </w:t>
+      </w:r>
+      <w:proofErr w:type="spellStart"/>
+      <w:r>
+        <w:t>situation</w:t>
+      </w:r>
+      <w:proofErr w:type="spellEnd"/>
+      <w:r>
+        <w:t>.</w:t>
+      </w:r>
+    </w:p>
+    <w:p>
+      <w:pPr>
+        <w:spacing w:before="240" w:after="240"/>
+      </w:pPr>
+      <w:proofErr w:type="spellStart"/>
+      <w:r>
+        <w:t>Finally</w:t>
+      </w:r>
+      <w:proofErr w:type="spellEnd"/>
+      <w:r>
+        <w:t xml:space="preserve">, I </w:t>
+      </w:r>
+      <w:proofErr w:type="spellStart"/>
+      <w:r>
+        <w:t>believe</w:t>
+      </w:r>
+      <w:proofErr w:type="spellEnd"/>
+      <w:r>
+        <w:t xml:space="preserve"> </w:t>
+      </w:r>
+      <w:proofErr w:type="spellStart"/>
+      <w:r>
+        <w:t>that</w:t>
+      </w:r>
+      <w:proofErr w:type="spellEnd"/>
+      <w:r>
+        <w:t xml:space="preserve"> </w:t>
+      </w:r>
+      <w:proofErr w:type="spellStart"/>
+      <w:r>
+        <w:t>the</w:t>
+      </w:r>
+      <w:proofErr w:type="spellEnd"/>
+      <w:r>
+        <w:t xml:space="preserve"> </w:t>
+      </w:r>
+      <w:proofErr w:type="spellStart"/>
+      <w:r>
+        <w:t>project</w:t>
+      </w:r>
+      <w:proofErr w:type="spellEnd"/>
+      <w:r>
+        <w:t xml:space="preserve"> </w:t>
+      </w:r>
+      <w:proofErr w:type="spellStart"/>
+      <w:r>
+        <w:t>is</w:t>
+      </w:r>
+      <w:proofErr w:type="spellEnd"/>
+      <w:r>
+        <w:t xml:space="preserve"> a </w:t>
+      </w:r>
+      <w:proofErr w:type="spellStart"/>
+      <w:r>
+        <w:t>good</w:t>
+      </w:r>
+      <w:proofErr w:type="spellEnd"/>
+      <w:r>
+        <w:t xml:space="preserve"> </w:t>
+      </w:r>
+      <w:proofErr w:type="spellStart"/>
+      <w:r>
+        <w:t>opportunity</w:t>
+      </w:r>
+      <w:proofErr w:type="spellEnd"/>
+      <w:r>
+        <w:t xml:space="preserve"> to prepare </w:t>
+      </w:r>
+      <w:proofErr w:type="spellStart"/>
+      <w:r>
+        <w:t>for</w:t>
+      </w:r>
+      <w:proofErr w:type="spellEnd"/>
+      <w:r>
+        <w:t xml:space="preserve"> </w:t>
+      </w:r>
+      <w:proofErr w:type="spellStart"/>
+      <w:r>
+        <w:t>the</w:t>
+      </w:r>
+      <w:proofErr w:type="spellEnd"/>
+      <w:r>
+        <w:t xml:space="preserve"> </w:t>
+      </w:r>
+      <w:proofErr w:type="spellStart"/>
+      <w:r>
+        <w:t>professional</w:t>
+      </w:r>
+      <w:proofErr w:type="spellEnd"/>
+      <w:r>
+        <w:t xml:space="preserve"> </w:t>
+      </w:r>
+      <w:proofErr w:type="spellStart"/>
+      <w:r>
+        <w:t>environment</w:t>
+      </w:r>
+      <w:proofErr w:type="spellEnd"/>
+      <w:r>
+        <w:t xml:space="preserve"> </w:t>
+      </w:r>
+      <w:proofErr w:type="spellStart"/>
+      <w:r>
+        <w:t>because</w:t>
+      </w:r>
+      <w:proofErr w:type="spellEnd"/>
+      <w:r>
+        <w:t xml:space="preserve"> </w:t>
+      </w:r>
+      <w:proofErr w:type="spellStart"/>
+      <w:r>
+        <w:t>it</w:t>
+      </w:r>
+      <w:proofErr w:type="spellEnd"/>
+      <w:r>
+        <w:t xml:space="preserve"> </w:t>
+      </w:r>
+      <w:proofErr w:type="spellStart"/>
+      <w:r>
+        <w:t>requires</w:t>
+      </w:r>
+      <w:proofErr w:type="spellEnd"/>
+      <w:r>
+        <w:t xml:space="preserve"> </w:t>
+      </w:r>
+      <w:proofErr w:type="spellStart"/>
+      <w:r>
+        <w:t>us</w:t>
+      </w:r>
+      <w:proofErr w:type="spellEnd"/>
+      <w:r>
+        <w:t xml:space="preserve"> to </w:t>
+      </w:r>
+      <w:proofErr w:type="spellStart"/>
+      <w:r>
+        <w:t>work</w:t>
+      </w:r>
+      <w:proofErr w:type="spellEnd"/>
+      <w:r>
+        <w:t xml:space="preserve"> </w:t>
+      </w:r>
+      <w:proofErr w:type="spellStart"/>
+      <w:r>
+        <w:t>with</w:t>
+      </w:r>
+      <w:proofErr w:type="spellEnd"/>
+      <w:r>
+        <w:t xml:space="preserve"> </w:t>
+      </w:r>
+      <w:proofErr w:type="spellStart"/>
+      <w:r>
+        <w:t>requirements</w:t>
+      </w:r>
+      <w:proofErr w:type="spellEnd"/>
+      <w:r>
+        <w:t xml:space="preserve">, </w:t>
+      </w:r>
+      <w:proofErr w:type="spellStart"/>
+      <w:r>
+        <w:t>deadlines</w:t>
+      </w:r>
+      <w:proofErr w:type="spellEnd"/>
+      <w:r>
+        <w:t xml:space="preserve">, </w:t>
+      </w:r>
+      <w:proofErr w:type="spellStart"/>
+      <w:r>
+        <w:t>teamwork</w:t>
+      </w:r>
+      <w:proofErr w:type="spellEnd"/>
+      <w:r>
+        <w:t xml:space="preserve">, </w:t>
+      </w:r>
+      <w:proofErr w:type="spellStart"/>
+      <w:r>
+        <w:t>technology</w:t>
+      </w:r>
+      <w:proofErr w:type="spellEnd"/>
+      <w:r>
+        <w:t xml:space="preserve"> and a real </w:t>
+      </w:r>
+      <w:proofErr w:type="spellStart"/>
+      <w:r>
+        <w:t>business</w:t>
+      </w:r>
+      <w:proofErr w:type="spellEnd"/>
+      <w:r>
+        <w:t xml:space="preserve"> </w:t>
+      </w:r>
+      <w:proofErr w:type="spellStart"/>
+      <w:r>
+        <w:t>problem</w:t>
+      </w:r>
+      <w:proofErr w:type="spellEnd"/>
+      <w:r>
+        <w:t>.</w:t>
+      </w:r>
+    </w:p>
+    <w:p/>
     <w:sectPr>
-      <w:pgSz w:h="16834" w:w="11909" w:orient="portrait"/>
-      <w:pgMar w:bottom="1440" w:top="1440" w:left="1440" w:right="1440" w:header="720" w:footer="720"/>
+      <w:pgSz w:w="11909" w:h="16834"/>
+      <w:pgMar w:top="1440" w:right="1440" w:bottom="1440" w:left="1440" w:header="720" w:footer="720" w:gutter="0"/>
       <w:pgNumType w:start="1"/>
+      <w:cols w:space="720"/>
     </w:sectPr>
   </w:body>
 </w:document>
 </file>
 
 <file path=word/numbering.xml><?xml version="1.0" encoding="utf-8"?>
-<w:numbering xmlns:mc="http://schemas.openxmlformats.org/markup-compatibility/2006" xmlns:o="urn:schemas-microsoft-com:office:office" xmlns:r="http://schemas.openxmlformats.org/officeDocument/2006/relationships" xmlns:m="http://schemas.openxmlformats.org/officeDocument/2006/math" xmlns:v="urn:schemas-microsoft-com:vml" xmlns:wp="http://schemas.openxmlformats.org/drawingml/2006/wordprocessingDrawing" xmlns:w10="urn:schemas-microsoft-com:office:word" xmlns:w="http://schemas.openxmlformats.org/wordprocessingml/2006/main" xmlns:wne="http://schemas.microsoft.com/office/word/2006/wordml" xmlns:sl="http://schemas.openxmlformats.org/schemaLibrary/2006/main" xmlns:a="http://schemas.openxmlformats.org/drawingml/2006/main" xmlns:pic="http://schemas.openxmlformats.org/drawingml/2006/picture" xmlns:c="http://schemas.openxmlformats.org/drawingml/2006/chart" xmlns:lc="http://schemas.openxmlformats.org/drawingml/2006/lockedCanvas" xmlns:dgm="http://schemas.openxmlformats.org/drawingml/2006/diagram" xmlns:wps="http://schemas.microsoft.com/office/word/2010/wordprocessingShape" xmlns:wpg="http://schemas.microsoft.com/office/word/2010/wordprocessingGroup" xmlns:w14="http://schemas.microsoft.com/office/word/2010/wordml" xmlns:w15="http://schemas.microsoft.com/office/word/2012/wordml" xmlns:w16="http://schemas.microsoft.com/office/word/2018/wordml" xmlns:w16cex="http://schemas.microsoft.com/office/word/2018/wordml/cex" xmlns:w16cid="http://schemas.microsoft.com/office/word/2016/wordml/cid" xmlns="http://schemas.microsoft.com/office/tasks/2019/documenttasks" xmlns:cr="http://schemas.microsoft.com/office/comments/2020/reactions">
-  <w:abstractNum w:abstractNumId="1">
+<w:numbering xmlns:wpc="http://schemas.microsoft.com/office/word/2010/wordprocessingCanvas" xmlns:mc="http://schemas.openxmlformats.org/markup-compatibility/2006" xmlns:o="urn:schemas-microsoft-com:office:office" xmlns:r="http://schemas.openxmlformats.org/officeDocument/2006/relationships" xmlns:m="http://schemas.openxmlformats.org/officeDocument/2006/math" xmlns:v="urn:schemas-microsoft-com:vml" xmlns:wp14="http://schemas.microsoft.com/office/word/2010/wordprocessingDrawing" xmlns:wp="http://schemas.openxmlformats.org/drawingml/2006/wordprocessingDrawing" xmlns:w10="urn:schemas-microsoft-com:office:word" xmlns:w="http://schemas.openxmlformats.org/wordprocessingml/2006/main" xmlns:w14="http://schemas.microsoft.com/office/word/2010/wordml" xmlns:w15="http://schemas.microsoft.com/office/word/2012/wordml" xmlns:wpg="http://schemas.microsoft.com/office/word/2010/wordprocessingGroup" xmlns:wpi="http://schemas.microsoft.com/office/word/2010/wordprocessingInk" xmlns:wne="http://schemas.microsoft.com/office/word/2006/wordml" xmlns:wps="http://schemas.microsoft.com/office/word/2010/wordprocessingShape" mc:Ignorable="w14 w15 wp14">
+  <w:abstractNum w:abstractNumId="0" w15:restartNumberingAfterBreak="0">
+    <w:nsid w:val="02AE7C31"/>
+    <w:multiLevelType w:val="multilevel"/>
+    <w:tmpl w:val="4A6CA5FE"/>
     <w:lvl w:ilvl="0">
       <w:start w:val="1"/>
       <w:numFmt w:val="bullet"/>
@@ -1959,7 +4052,10 @@
       </w:rPr>
     </w:lvl>
   </w:abstractNum>
-  <w:abstractNum w:abstractNumId="2">
+  <w:abstractNum w:abstractNumId="1" w15:restartNumberingAfterBreak="0">
+    <w:nsid w:val="04822519"/>
+    <w:multiLevelType w:val="multilevel"/>
+    <w:tmpl w:val="E6AABA28"/>
     <w:lvl w:ilvl="0">
       <w:start w:val="1"/>
       <w:numFmt w:val="bullet"/>
@@ -2069,7 +4165,10 @@
       </w:rPr>
     </w:lvl>
   </w:abstractNum>
-  <w:abstractNum w:abstractNumId="3">
+  <w:abstractNum w:abstractNumId="2" w15:restartNumberingAfterBreak="0">
+    <w:nsid w:val="075864E2"/>
+    <w:multiLevelType w:val="multilevel"/>
+    <w:tmpl w:val="0B4A74F2"/>
     <w:lvl w:ilvl="0">
       <w:start w:val="1"/>
       <w:numFmt w:val="bullet"/>
@@ -2179,7 +4278,10 @@
       </w:rPr>
     </w:lvl>
   </w:abstractNum>
-  <w:abstractNum w:abstractNumId="4">
+  <w:abstractNum w:abstractNumId="3" w15:restartNumberingAfterBreak="0">
+    <w:nsid w:val="10874D22"/>
+    <w:multiLevelType w:val="multilevel"/>
+    <w:tmpl w:val="C10EEC54"/>
     <w:lvl w:ilvl="0">
       <w:start w:val="1"/>
       <w:numFmt w:val="bullet"/>
@@ -2289,7 +4391,10 @@
       </w:rPr>
     </w:lvl>
   </w:abstractNum>
-  <w:abstractNum w:abstractNumId="5">
+  <w:abstractNum w:abstractNumId="4" w15:restartNumberingAfterBreak="0">
+    <w:nsid w:val="257106B6"/>
+    <w:multiLevelType w:val="multilevel"/>
+    <w:tmpl w:val="2D0CA814"/>
     <w:lvl w:ilvl="0">
       <w:start w:val="1"/>
       <w:numFmt w:val="bullet"/>
@@ -2399,7 +4504,10 @@
       </w:rPr>
     </w:lvl>
   </w:abstractNum>
-  <w:abstractNum w:abstractNumId="6">
+  <w:abstractNum w:abstractNumId="5" w15:restartNumberingAfterBreak="0">
+    <w:nsid w:val="3A5922FE"/>
+    <w:multiLevelType w:val="multilevel"/>
+    <w:tmpl w:val="68E23B3E"/>
     <w:lvl w:ilvl="0">
       <w:start w:val="1"/>
       <w:numFmt w:val="bullet"/>
@@ -2509,7 +4617,10 @@
       </w:rPr>
     </w:lvl>
   </w:abstractNum>
-  <w:abstractNum w:abstractNumId="7">
+  <w:abstractNum w:abstractNumId="6" w15:restartNumberingAfterBreak="0">
+    <w:nsid w:val="3FFC6AB3"/>
+    <w:multiLevelType w:val="multilevel"/>
+    <w:tmpl w:val="341CA686"/>
     <w:lvl w:ilvl="0">
       <w:start w:val="1"/>
       <w:numFmt w:val="bullet"/>
@@ -2619,7 +4730,10 @@
       </w:rPr>
     </w:lvl>
   </w:abstractNum>
-  <w:abstractNum w:abstractNumId="8">
+  <w:abstractNum w:abstractNumId="7" w15:restartNumberingAfterBreak="0">
+    <w:nsid w:val="74261CB1"/>
+    <w:multiLevelType w:val="multilevel"/>
+    <w:tmpl w:val="D06C618A"/>
     <w:lvl w:ilvl="0">
       <w:start w:val="1"/>
       <w:numFmt w:val="bullet"/>
@@ -2730,41 +4844,41 @@
     </w:lvl>
   </w:abstractNum>
   <w:num w:numId="1">
-    <w:abstractNumId w:val="1"/>
+    <w:abstractNumId w:val="7"/>
   </w:num>
   <w:num w:numId="2">
+    <w:abstractNumId w:val="6"/>
+  </w:num>
+  <w:num w:numId="3">
     <w:abstractNumId w:val="2"/>
   </w:num>
-  <w:num w:numId="3">
-    <w:abstractNumId w:val="3"/>
-  </w:num>
   <w:num w:numId="4">
-    <w:abstractNumId w:val="4"/>
+    <w:abstractNumId w:val="0"/>
   </w:num>
   <w:num w:numId="5">
     <w:abstractNumId w:val="5"/>
   </w:num>
   <w:num w:numId="6">
-    <w:abstractNumId w:val="6"/>
+    <w:abstractNumId w:val="3"/>
   </w:num>
   <w:num w:numId="7">
-    <w:abstractNumId w:val="7"/>
+    <w:abstractNumId w:val="1"/>
   </w:num>
   <w:num w:numId="8">
-    <w:abstractNumId w:val="8"/>
+    <w:abstractNumId w:val="4"/>
   </w:num>
 </w:numbering>
 </file>
 
 <file path=word/styles.xml><?xml version="1.0" encoding="utf-8"?>
-<w:styles xmlns:mc="http://schemas.openxmlformats.org/markup-compatibility/2006" xmlns:o="urn:schemas-microsoft-com:office:office" xmlns:r="http://schemas.openxmlformats.org/officeDocument/2006/relationships" xmlns:m="http://schemas.openxmlformats.org/officeDocument/2006/math" xmlns:v="urn:schemas-microsoft-com:vml" xmlns:wp="http://schemas.openxmlformats.org/drawingml/2006/wordprocessingDrawing" xmlns:w10="urn:schemas-microsoft-com:office:word" xmlns:w="http://schemas.openxmlformats.org/wordprocessingml/2006/main" xmlns:wne="http://schemas.microsoft.com/office/word/2006/wordml" xmlns:sl="http://schemas.openxmlformats.org/schemaLibrary/2006/main" xmlns:a="http://schemas.openxmlformats.org/drawingml/2006/main" xmlns:pic="http://schemas.openxmlformats.org/drawingml/2006/picture" xmlns:c="http://schemas.openxmlformats.org/drawingml/2006/chart" xmlns:lc="http://schemas.openxmlformats.org/drawingml/2006/lockedCanvas" xmlns:dgm="http://schemas.openxmlformats.org/drawingml/2006/diagram" xmlns:wps="http://schemas.microsoft.com/office/word/2010/wordprocessingShape" xmlns:wpg="http://schemas.microsoft.com/office/word/2010/wordprocessingGroup" xmlns:w14="http://schemas.microsoft.com/office/word/2010/wordml" xmlns:w15="http://schemas.microsoft.com/office/word/2012/wordml" xmlns:w16="http://schemas.microsoft.com/office/word/2018/wordml" xmlns:w16cex="http://schemas.microsoft.com/office/word/2018/wordml/cex" xmlns:w16cid="http://schemas.microsoft.com/office/word/2016/wordml/cid" xmlns="http://schemas.microsoft.com/office/tasks/2019/documenttasks" xmlns:cr="http://schemas.microsoft.com/office/comments/2020/reactions">
+<w:styles xmlns:mc="http://schemas.openxmlformats.org/markup-compatibility/2006" xmlns:r="http://schemas.openxmlformats.org/officeDocument/2006/relationships" xmlns:w="http://schemas.openxmlformats.org/wordprocessingml/2006/main" xmlns:w14="http://schemas.microsoft.com/office/word/2010/wordml" xmlns:w15="http://schemas.microsoft.com/office/word/2012/wordml" mc:Ignorable="w14 w15">
   <w:docDefaults>
     <w:rPrDefault>
       <w:rPr>
-        <w:rFonts w:ascii="Arial" w:cs="Arial" w:eastAsia="Arial" w:hAnsi="Arial"/>
+        <w:rFonts w:ascii="Arial" w:eastAsia="Arial" w:hAnsi="Arial" w:cs="Arial"/>
         <w:sz w:val="22"/>
         <w:szCs w:val="22"/>
-        <w:lang w:val="es"/>
+        <w:lang w:val="es" w:eastAsia="es-CL" w:bidi="ar-SA"/>
       </w:rPr>
     </w:rPrDefault>
     <w:pPrDefault>
@@ -2773,79 +4887,437 @@
       </w:pPr>
     </w:pPrDefault>
   </w:docDefaults>
-  <w:style w:type="table" w:styleId="TableNormal" w:default="1">
-    <w:name w:val="TableNormal"/>
-    <w:tblPr>
-      <w:tblCellMar>
-        <w:top w:w="100.0" w:type="dxa"/>
-        <w:left w:w="100.0" w:type="dxa"/>
-        <w:bottom w:w="100.0" w:type="dxa"/>
-        <w:right w:w="100.0" w:type="dxa"/>
-      </w:tblCellMar>
-    </w:tblPr>
+  <w:latentStyles w:defLockedState="0" w:defUIPriority="99" w:defSemiHidden="0" w:defUnhideWhenUsed="0" w:defQFormat="0" w:count="371">
+    <w:lsdException w:name="Normal" w:uiPriority="0" w:qFormat="1"/>
+    <w:lsdException w:name="heading 1" w:uiPriority="9" w:qFormat="1"/>
+    <w:lsdException w:name="heading 2" w:semiHidden="1" w:uiPriority="9" w:unhideWhenUsed="1" w:qFormat="1"/>
+    <w:lsdException w:name="heading 3" w:semiHidden="1" w:uiPriority="9" w:unhideWhenUsed="1" w:qFormat="1"/>
+    <w:lsdException w:name="heading 4" w:semiHidden="1" w:uiPriority="9" w:unhideWhenUsed="1" w:qFormat="1"/>
+    <w:lsdException w:name="heading 5" w:semiHidden="1" w:uiPriority="9" w:unhideWhenUsed="1" w:qFormat="1"/>
+    <w:lsdException w:name="heading 6" w:semiHidden="1" w:uiPriority="9" w:unhideWhenUsed="1" w:qFormat="1"/>
+    <w:lsdException w:name="heading 7" w:semiHidden="1" w:uiPriority="9" w:unhideWhenUsed="1" w:qFormat="1"/>
+    <w:lsdException w:name="heading 8" w:semiHidden="1" w:uiPriority="9" w:unhideWhenUsed="1" w:qFormat="1"/>
+    <w:lsdException w:name="heading 9" w:semiHidden="1" w:uiPriority="9" w:unhideWhenUsed="1" w:qFormat="1"/>
+    <w:lsdException w:name="index 1" w:semiHidden="1" w:unhideWhenUsed="1"/>
+    <w:lsdException w:name="index 2" w:semiHidden="1" w:unhideWhenUsed="1"/>
+    <w:lsdException w:name="index 3" w:semiHidden="1" w:unhideWhenUsed="1"/>
+    <w:lsdException w:name="index 4" w:semiHidden="1" w:unhideWhenUsed="1"/>
+    <w:lsdException w:name="index 5" w:semiHidden="1" w:unhideWhenUsed="1"/>
+    <w:lsdException w:name="index 6" w:semiHidden="1" w:unhideWhenUsed="1"/>
+    <w:lsdException w:name="index 7" w:semiHidden="1" w:unhideWhenUsed="1"/>
+    <w:lsdException w:name="index 8" w:semiHidden="1" w:unhideWhenUsed="1"/>
+    <w:lsdException w:name="index 9" w:semiHidden="1" w:unhideWhenUsed="1"/>
+    <w:lsdException w:name="toc 1" w:semiHidden="1" w:uiPriority="39" w:unhideWhenUsed="1"/>
+    <w:lsdException w:name="toc 2" w:semiHidden="1" w:uiPriority="39" w:unhideWhenUsed="1"/>
+    <w:lsdException w:name="toc 3" w:semiHidden="1" w:uiPriority="39" w:unhideWhenUsed="1"/>
+    <w:lsdException w:name="toc 4" w:semiHidden="1" w:uiPriority="39" w:unhideWhenUsed="1"/>
+    <w:lsdException w:name="toc 5" w:semiHidden="1" w:uiPriority="39" w:unhideWhenUsed="1"/>
+    <w:lsdException w:name="toc 6" w:semiHidden="1" w:uiPriority="39" w:unhideWhenUsed="1"/>
+    <w:lsdException w:name="toc 7" w:semiHidden="1" w:uiPriority="39" w:unhideWhenUsed="1"/>
+    <w:lsdException w:name="toc 8" w:semiHidden="1" w:uiPriority="39" w:unhideWhenUsed="1"/>
+    <w:lsdException w:name="toc 9" w:semiHidden="1" w:uiPriority="39" w:unhideWhenUsed="1"/>
+    <w:lsdException w:name="Normal Indent" w:semiHidden="1" w:unhideWhenUsed="1"/>
+    <w:lsdException w:name="footnote text" w:semiHidden="1" w:unhideWhenUsed="1"/>
+    <w:lsdException w:name="annotation text" w:semiHidden="1" w:unhideWhenUsed="1"/>
+    <w:lsdException w:name="header" w:semiHidden="1" w:unhideWhenUsed="1"/>
+    <w:lsdException w:name="footer" w:semiHidden="1" w:unhideWhenUsed="1"/>
+    <w:lsdException w:name="index heading" w:semiHidden="1" w:unhideWhenUsed="1"/>
+    <w:lsdException w:name="caption" w:semiHidden="1" w:uiPriority="35" w:unhideWhenUsed="1" w:qFormat="1"/>
+    <w:lsdException w:name="table of figures" w:semiHidden="1" w:unhideWhenUsed="1"/>
+    <w:lsdException w:name="envelope address" w:semiHidden="1" w:unhideWhenUsed="1"/>
+    <w:lsdException w:name="envelope return" w:semiHidden="1" w:unhideWhenUsed="1"/>
+    <w:lsdException w:name="footnote reference" w:semiHidden="1" w:unhideWhenUsed="1"/>
+    <w:lsdException w:name="annotation reference" w:semiHidden="1" w:unhideWhenUsed="1"/>
+    <w:lsdException w:name="line number" w:semiHidden="1" w:unhideWhenUsed="1"/>
+    <w:lsdException w:name="page number" w:semiHidden="1" w:unhideWhenUsed="1"/>
+    <w:lsdException w:name="endnote reference" w:semiHidden="1" w:unhideWhenUsed="1"/>
+    <w:lsdException w:name="endnote text" w:semiHidden="1" w:unhideWhenUsed="1"/>
+    <w:lsdException w:name="table of authorities" w:semiHidden="1" w:unhideWhenUsed="1"/>
+    <w:lsdException w:name="macro" w:semiHidden="1" w:unhideWhenUsed="1"/>
+    <w:lsdException w:name="toa heading" w:semiHidden="1" w:unhideWhenUsed="1"/>
+    <w:lsdException w:name="List" w:semiHidden="1" w:unhideWhenUsed="1"/>
+    <w:lsdException w:name="List Bullet" w:semiHidden="1" w:unhideWhenUsed="1"/>
+    <w:lsdException w:name="List Number" w:semiHidden="1" w:unhideWhenUsed="1"/>
+    <w:lsdException w:name="List 2" w:semiHidden="1" w:unhideWhenUsed="1"/>
+    <w:lsdException w:name="List 3" w:semiHidden="1" w:unhideWhenUsed="1"/>
+    <w:lsdException w:name="List 4" w:semiHidden="1" w:unhideWhenUsed="1"/>
+    <w:lsdException w:name="List 5" w:semiHidden="1" w:unhideWhenUsed="1"/>
+    <w:lsdException w:name="List Bullet 2" w:semiHidden="1" w:unhideWhenUsed="1"/>
+    <w:lsdException w:name="List Bullet 3" w:semiHidden="1" w:unhideWhenUsed="1"/>
+    <w:lsdException w:name="List Bullet 4" w:semiHidden="1" w:unhideWhenUsed="1"/>
+    <w:lsdException w:name="List Bullet 5" w:semiHidden="1" w:unhideWhenUsed="1"/>
+    <w:lsdException w:name="List Number 2" w:semiHidden="1" w:unhideWhenUsed="1"/>
+    <w:lsdException w:name="List Number 3" w:semiHidden="1" w:unhideWhenUsed="1"/>
+    <w:lsdException w:name="List Number 4" w:semiHidden="1" w:unhideWhenUsed="1"/>
+    <w:lsdException w:name="List Number 5" w:semiHidden="1" w:unhideWhenUsed="1"/>
+    <w:lsdException w:name="Title" w:uiPriority="10" w:qFormat="1"/>
+    <w:lsdException w:name="Closing" w:semiHidden="1" w:unhideWhenUsed="1"/>
+    <w:lsdException w:name="Signature" w:semiHidden="1" w:unhideWhenUsed="1"/>
+    <w:lsdException w:name="Default Paragraph Font" w:semiHidden="1" w:uiPriority="1" w:unhideWhenUsed="1"/>
+    <w:lsdException w:name="Body Text" w:semiHidden="1" w:unhideWhenUsed="1"/>
+    <w:lsdException w:name="Body Text Indent" w:semiHidden="1" w:unhideWhenUsed="1"/>
+    <w:lsdException w:name="List Continue" w:semiHidden="1" w:unhideWhenUsed="1"/>
+    <w:lsdException w:name="List Continue 2" w:semiHidden="1" w:unhideWhenUsed="1"/>
+    <w:lsdException w:name="List Continue 3" w:semiHidden="1" w:unhideWhenUsed="1"/>
+    <w:lsdException w:name="List Continue 4" w:semiHidden="1" w:unhideWhenUsed="1"/>
+    <w:lsdException w:name="List Continue 5" w:semiHidden="1" w:unhideWhenUsed="1"/>
+    <w:lsdException w:name="Message Header" w:semiHidden="1" w:unhideWhenUsed="1"/>
+    <w:lsdException w:name="Subtitle" w:uiPriority="11" w:qFormat="1"/>
+    <w:lsdException w:name="Salutation" w:semiHidden="1" w:unhideWhenUsed="1"/>
+    <w:lsdException w:name="Date" w:semiHidden="1" w:unhideWhenUsed="1"/>
+    <w:lsdException w:name="Body Text First Indent" w:semiHidden="1" w:unhideWhenUsed="1"/>
+    <w:lsdException w:name="Body Text First Indent 2" w:semiHidden="1" w:unhideWhenUsed="1"/>
+    <w:lsdException w:name="Note Heading" w:semiHidden="1" w:unhideWhenUsed="1"/>
+    <w:lsdException w:name="Body Text 2" w:semiHidden="1" w:unhideWhenUsed="1"/>
+    <w:lsdException w:name="Body Text 3" w:semiHidden="1" w:unhideWhenUsed="1"/>
+    <w:lsdException w:name="Body Text Indent 2" w:semiHidden="1" w:unhideWhenUsed="1"/>
+    <w:lsdException w:name="Body Text Indent 3" w:semiHidden="1" w:unhideWhenUsed="1"/>
+    <w:lsdException w:name="Block Text" w:semiHidden="1" w:unhideWhenUsed="1"/>
+    <w:lsdException w:name="Hyperlink" w:semiHidden="1" w:unhideWhenUsed="1"/>
+    <w:lsdException w:name="FollowedHyperlink" w:semiHidden="1" w:unhideWhenUsed="1"/>
+    <w:lsdException w:name="Strong" w:uiPriority="22" w:qFormat="1"/>
+    <w:lsdException w:name="Emphasis" w:uiPriority="20" w:qFormat="1"/>
+    <w:lsdException w:name="Document Map" w:semiHidden="1" w:unhideWhenUsed="1"/>
+    <w:lsdException w:name="Plain Text" w:semiHidden="1" w:unhideWhenUsed="1"/>
+    <w:lsdException w:name="E-mail Signature" w:semiHidden="1" w:unhideWhenUsed="1"/>
+    <w:lsdException w:name="HTML Top of Form" w:semiHidden="1" w:unhideWhenUsed="1"/>
+    <w:lsdException w:name="HTML Bottom of Form" w:semiHidden="1" w:unhideWhenUsed="1"/>
+    <w:lsdException w:name="Normal (Web)" w:semiHidden="1" w:unhideWhenUsed="1"/>
+    <w:lsdException w:name="HTML Acronym" w:semiHidden="1" w:unhideWhenUsed="1"/>
+    <w:lsdException w:name="HTML Address" w:semiHidden="1" w:unhideWhenUsed="1"/>
+    <w:lsdException w:name="HTML Cite" w:semiHidden="1" w:unhideWhenUsed="1"/>
+    <w:lsdException w:name="HTML Code" w:semiHidden="1" w:unhideWhenUsed="1"/>
+    <w:lsdException w:name="HTML Definition" w:semiHidden="1" w:unhideWhenUsed="1"/>
+    <w:lsdException w:name="HTML Keyboard" w:semiHidden="1" w:unhideWhenUsed="1"/>
+    <w:lsdException w:name="HTML Preformatted" w:semiHidden="1" w:unhideWhenUsed="1"/>
+    <w:lsdException w:name="HTML Sample" w:semiHidden="1" w:unhideWhenUsed="1"/>
+    <w:lsdException w:name="HTML Typewriter" w:semiHidden="1" w:unhideWhenUsed="1"/>
+    <w:lsdException w:name="HTML Variable" w:semiHidden="1" w:unhideWhenUsed="1"/>
+    <w:lsdException w:name="Normal Table" w:semiHidden="1" w:unhideWhenUsed="1"/>
+    <w:lsdException w:name="annotation subject" w:semiHidden="1" w:unhideWhenUsed="1"/>
+    <w:lsdException w:name="No List" w:semiHidden="1" w:unhideWhenUsed="1"/>
+    <w:lsdException w:name="Outline List 1" w:semiHidden="1" w:unhideWhenUsed="1"/>
+    <w:lsdException w:name="Outline List 2" w:semiHidden="1" w:unhideWhenUsed="1"/>
+    <w:lsdException w:name="Outline List 3" w:semiHidden="1" w:unhideWhenUsed="1"/>
+    <w:lsdException w:name="Table Simple 1" w:semiHidden="1" w:unhideWhenUsed="1"/>
+    <w:lsdException w:name="Table Simple 2" w:semiHidden="1" w:unhideWhenUsed="1"/>
+    <w:lsdException w:name="Table Simple 3" w:semiHidden="1" w:unhideWhenUsed="1"/>
+    <w:lsdException w:name="Table Classic 1" w:semiHidden="1" w:unhideWhenUsed="1"/>
+    <w:lsdException w:name="Table Classic 2" w:semiHidden="1" w:unhideWhenUsed="1"/>
+    <w:lsdException w:name="Table Classic 3" w:semiHidden="1" w:unhideWhenUsed="1"/>
+    <w:lsdException w:name="Table Classic 4" w:semiHidden="1" w:unhideWhenUsed="1"/>
+    <w:lsdException w:name="Table Colorful 1" w:semiHidden="1" w:unhideWhenUsed="1"/>
+    <w:lsdException w:name="Table Colorful 2" w:semiHidden="1" w:unhideWhenUsed="1"/>
+    <w:lsdException w:name="Table Colorful 3" w:semiHidden="1" w:unhideWhenUsed="1"/>
+    <w:lsdException w:name="Table Columns 1" w:semiHidden="1" w:unhideWhenUsed="1"/>
+    <w:lsdException w:name="Table Columns 2" w:semiHidden="1" w:unhideWhenUsed="1"/>
+    <w:lsdException w:name="Table Columns 3" w:semiHidden="1" w:unhideWhenUsed="1"/>
+    <w:lsdException w:name="Table Columns 4" w:semiHidden="1" w:unhideWhenUsed="1"/>
+    <w:lsdException w:name="Table Columns 5" w:semiHidden="1" w:unhideWhenUsed="1"/>
+    <w:lsdException w:name="Table Grid 1" w:semiHidden="1" w:unhideWhenUsed="1"/>
+    <w:lsdException w:name="Table Grid 2" w:semiHidden="1" w:unhideWhenUsed="1"/>
+    <w:lsdException w:name="Table Grid 3" w:semiHidden="1" w:unhideWhenUsed="1"/>
+    <w:lsdException w:name="Table Grid 4" w:semiHidden="1" w:unhideWhenUsed="1"/>
+    <w:lsdException w:name="Table Grid 5" w:semiHidden="1" w:unhideWhenUsed="1"/>
+    <w:lsdException w:name="Table Grid 6" w:semiHidden="1" w:unhideWhenUsed="1"/>
+    <w:lsdException w:name="Table Grid 7" w:semiHidden="1" w:unhideWhenUsed="1"/>
+    <w:lsdException w:name="Table Grid 8" w:semiHidden="1" w:unhideWhenUsed="1"/>
+    <w:lsdException w:name="Table List 1" w:semiHidden="1" w:unhideWhenUsed="1"/>
+    <w:lsdException w:name="Table List 2" w:semiHidden="1" w:unhideWhenUsed="1"/>
+    <w:lsdException w:name="Table List 3" w:semiHidden="1" w:unhideWhenUsed="1"/>
+    <w:lsdException w:name="Table List 4" w:semiHidden="1" w:unhideWhenUsed="1"/>
+    <w:lsdException w:name="Table List 5" w:semiHidden="1" w:unhideWhenUsed="1"/>
+    <w:lsdException w:name="Table List 6" w:semiHidden="1" w:unhideWhenUsed="1"/>
+    <w:lsdException w:name="Table List 7" w:semiHidden="1" w:unhideWhenUsed="1"/>
+    <w:lsdException w:name="Table List 8" w:semiHidden="1" w:unhideWhenUsed="1"/>
+    <w:lsdException w:name="Table 3D effects 1" w:semiHidden="1" w:unhideWhenUsed="1"/>
+    <w:lsdException w:name="Table 3D effects 2" w:semiHidden="1" w:unhideWhenUsed="1"/>
+    <w:lsdException w:name="Table 3D effects 3" w:semiHidden="1" w:unhideWhenUsed="1"/>
+    <w:lsdException w:name="Table Contemporary" w:semiHidden="1" w:unhideWhenUsed="1"/>
+    <w:lsdException w:name="Table Elegant" w:semiHidden="1" w:unhideWhenUsed="1"/>
+    <w:lsdException w:name="Table Professional" w:semiHidden="1" w:unhideWhenUsed="1"/>
+    <w:lsdException w:name="Table Subtle 1" w:semiHidden="1" w:unhideWhenUsed="1"/>
+    <w:lsdException w:name="Table Subtle 2" w:semiHidden="1" w:unhideWhenUsed="1"/>
+    <w:lsdException w:name="Table Web 1" w:semiHidden="1" w:unhideWhenUsed="1"/>
+    <w:lsdException w:name="Table Web 2" w:semiHidden="1" w:unhideWhenUsed="1"/>
+    <w:lsdException w:name="Table Web 3" w:semiHidden="1" w:unhideWhenUsed="1"/>
+    <w:lsdException w:name="Balloon Text" w:semiHidden="1" w:unhideWhenUsed="1"/>
+    <w:lsdException w:name="Table Grid" w:uiPriority="39"/>
+    <w:lsdException w:name="Table Theme" w:semiHidden="1" w:unhideWhenUsed="1"/>
+    <w:lsdException w:name="Placeholder Text" w:semiHidden="1"/>
+    <w:lsdException w:name="No Spacing" w:uiPriority="1" w:qFormat="1"/>
+    <w:lsdException w:name="Light Shading" w:uiPriority="60"/>
+    <w:lsdException w:name="Light List" w:uiPriority="61"/>
+    <w:lsdException w:name="Light Grid" w:uiPriority="62"/>
+    <w:lsdException w:name="Medium Shading 1" w:uiPriority="63"/>
+    <w:lsdException w:name="Medium Shading 2" w:uiPriority="64"/>
+    <w:lsdException w:name="Medium List 1" w:uiPriority="65"/>
+    <w:lsdException w:name="Medium List 2" w:uiPriority="66"/>
+    <w:lsdException w:name="Medium Grid 1" w:uiPriority="67"/>
+    <w:lsdException w:name="Medium Grid 2" w:uiPriority="68"/>
+    <w:lsdException w:name="Medium Grid 3" w:uiPriority="69"/>
+    <w:lsdException w:name="Dark List" w:uiPriority="70"/>
+    <w:lsdException w:name="Colorful Shading" w:uiPriority="71"/>
+    <w:lsdException w:name="Colorful List" w:uiPriority="72"/>
+    <w:lsdException w:name="Colorful Grid" w:uiPriority="73"/>
+    <w:lsdException w:name="Light Shading Accent 1" w:uiPriority="60"/>
+    <w:lsdException w:name="Light List Accent 1" w:uiPriority="61"/>
+    <w:lsdException w:name="Light Grid Accent 1" w:uiPriority="62"/>
+    <w:lsdException w:name="Medium Shading 1 Accent 1" w:uiPriority="63"/>
+    <w:lsdException w:name="Medium Shading 2 Accent 1" w:uiPriority="64"/>
+    <w:lsdException w:name="Medium List 1 Accent 1" w:uiPriority="65"/>
+    <w:lsdException w:name="Revision" w:semiHidden="1"/>
+    <w:lsdException w:name="List Paragraph" w:uiPriority="34" w:qFormat="1"/>
+    <w:lsdException w:name="Quote" w:uiPriority="29" w:qFormat="1"/>
+    <w:lsdException w:name="Intense Quote" w:uiPriority="30" w:qFormat="1"/>
+    <w:lsdException w:name="Medium List 2 Accent 1" w:uiPriority="66"/>
+    <w:lsdException w:name="Medium Grid 1 Accent 1" w:uiPriority="67"/>
+    <w:lsdException w:name="Medium Grid 2 Accent 1" w:uiPriority="68"/>
+    <w:lsdException w:name="Medium Grid 3 Accent 1" w:uiPriority="69"/>
+    <w:lsdException w:name="Dark List Accent 1" w:uiPriority="70"/>
+    <w:lsdException w:name="Colorful Shading Accent 1" w:uiPriority="71"/>
+    <w:lsdException w:name="Colorful List Accent 1" w:uiPriority="72"/>
+    <w:lsdException w:name="Colorful Grid Accent 1" w:uiPriority="73"/>
+    <w:lsdException w:name="Light Shading Accent 2" w:uiPriority="60"/>
+    <w:lsdException w:name="Light List Accent 2" w:uiPriority="61"/>
+    <w:lsdException w:name="Light Grid Accent 2" w:uiPriority="62"/>
+    <w:lsdException w:name="Medium Shading 1 Accent 2" w:uiPriority="63"/>
+    <w:lsdException w:name="Medium Shading 2 Accent 2" w:uiPriority="64"/>
+    <w:lsdException w:name="Medium List 1 Accent 2" w:uiPriority="65"/>
+    <w:lsdException w:name="Medium List 2 Accent 2" w:uiPriority="66"/>
+    <w:lsdException w:name="Medium Grid 1 Accent 2" w:uiPriority="67"/>
+    <w:lsdException w:name="Medium Grid 2 Accent 2" w:uiPriority="68"/>
+    <w:lsdException w:name="Medium Grid 3 Accent 2" w:uiPriority="69"/>
+    <w:lsdException w:name="Dark List Accent 2" w:uiPriority="70"/>
+    <w:lsdException w:name="Colorful Shading Accent 2" w:uiPriority="71"/>
+    <w:lsdException w:name="Colorful List Accent 2" w:uiPriority="72"/>
+    <w:lsdException w:name="Colorful Grid Accent 2" w:uiPriority="73"/>
+    <w:lsdException w:name="Light Shading Accent 3" w:uiPriority="60"/>
+    <w:lsdException w:name="Light List Accent 3" w:uiPriority="61"/>
+    <w:lsdException w:name="Light Grid Accent 3" w:uiPriority="62"/>
+    <w:lsdException w:name="Medium Shading 1 Accent 3" w:uiPriority="63"/>
+    <w:lsdException w:name="Medium Shading 2 Accent 3" w:uiPriority="64"/>
+    <w:lsdException w:name="Medium List 1 Accent 3" w:uiPriority="65"/>
+    <w:lsdException w:name="Medium List 2 Accent 3" w:uiPriority="66"/>
+    <w:lsdException w:name="Medium Grid 1 Accent 3" w:uiPriority="67"/>
+    <w:lsdException w:name="Medium Grid 2 Accent 3" w:uiPriority="68"/>
+    <w:lsdException w:name="Medium Grid 3 Accent 3" w:uiPriority="69"/>
+    <w:lsdException w:name="Dark List Accent 3" w:uiPriority="70"/>
+    <w:lsdException w:name="Colorful Shading Accent 3" w:uiPriority="71"/>
+    <w:lsdException w:name="Colorful List Accent 3" w:uiPriority="72"/>
+    <w:lsdException w:name="Colorful Grid Accent 3" w:uiPriority="73"/>
+    <w:lsdException w:name="Light Shading Accent 4" w:uiPriority="60"/>
+    <w:lsdException w:name="Light List Accent 4" w:uiPriority="61"/>
+    <w:lsdException w:name="Light Grid Accent 4" w:uiPriority="62"/>
+    <w:lsdException w:name="Medium Shading 1 Accent 4" w:uiPriority="63"/>
+    <w:lsdException w:name="Medium Shading 2 Accent 4" w:uiPriority="64"/>
+    <w:lsdException w:name="Medium List 1 Accent 4" w:uiPriority="65"/>
+    <w:lsdException w:name="Medium List 2 Accent 4" w:uiPriority="66"/>
+    <w:lsdException w:name="Medium Grid 1 Accent 4" w:uiPriority="67"/>
+    <w:lsdException w:name="Medium Grid 2 Accent 4" w:uiPriority="68"/>
+    <w:lsdException w:name="Medium Grid 3 Accent 4" w:uiPriority="69"/>
+    <w:lsdException w:name="Dark List Accent 4" w:uiPriority="70"/>
+    <w:lsdException w:name="Colorful Shading Accent 4" w:uiPriority="71"/>
+    <w:lsdException w:name="Colorful List Accent 4" w:uiPriority="72"/>
+    <w:lsdException w:name="Colorful Grid Accent 4" w:uiPriority="73"/>
+    <w:lsdException w:name="Light Shading Accent 5" w:uiPriority="60"/>
+    <w:lsdException w:name="Light List Accent 5" w:uiPriority="61"/>
+    <w:lsdException w:name="Light Grid Accent 5" w:uiPriority="62"/>
+    <w:lsdException w:name="Medium Shading 1 Accent 5" w:uiPriority="63"/>
+    <w:lsdException w:name="Medium Shading 2 Accent 5" w:uiPriority="64"/>
+    <w:lsdException w:name="Medium List 1 Accent 5" w:uiPriority="65"/>
+    <w:lsdException w:name="Medium List 2 Accent 5" w:uiPriority="66"/>
+    <w:lsdException w:name="Medium Grid 1 Accent 5" w:uiPriority="67"/>
+    <w:lsdException w:name="Medium Grid 2 Accent 5" w:uiPriority="68"/>
+    <w:lsdException w:name="Medium Grid 3 Accent 5" w:uiPriority="69"/>
+    <w:lsdException w:name="Dark List Accent 5" w:uiPriority="70"/>
+    <w:lsdException w:name="Colorful Shading Accent 5" w:uiPriority="71"/>
+    <w:lsdException w:name="Colorful List Accent 5" w:uiPriority="72"/>
+    <w:lsdException w:name="Colorful Grid Accent 5" w:uiPriority="73"/>
+    <w:lsdException w:name="Light Shading Accent 6" w:uiPriority="60"/>
+    <w:lsdException w:name="Light List Accent 6" w:uiPriority="61"/>
+    <w:lsdException w:name="Light Grid Accent 6" w:uiPriority="62"/>
+    <w:lsdException w:name="Medium Shading 1 Accent 6" w:uiPriority="63"/>
+    <w:lsdException w:name="Medium Shading 2 Accent 6" w:uiPriority="64"/>
+    <w:lsdException w:name="Medium List 1 Accent 6" w:uiPriority="65"/>
+    <w:lsdException w:name="Medium List 2 Accent 6" w:uiPriority="66"/>
+    <w:lsdException w:name="Medium Grid 1 Accent 6" w:uiPriority="67"/>
+    <w:lsdException w:name="Medium Grid 2 Accent 6" w:uiPriority="68"/>
+    <w:lsdException w:name="Medium Grid 3 Accent 6" w:uiPriority="69"/>
+    <w:lsdException w:name="Dark List Accent 6" w:uiPriority="70"/>
+    <w:lsdException w:name="Colorful Shading Accent 6" w:uiPriority="71"/>
+    <w:lsdException w:name="Colorful List Accent 6" w:uiPriority="72"/>
+    <w:lsdException w:name="Colorful Grid Accent 6" w:uiPriority="73"/>
+    <w:lsdException w:name="Subtle Emphasis" w:uiPriority="19" w:qFormat="1"/>
+    <w:lsdException w:name="Intense Emphasis" w:uiPriority="21" w:qFormat="1"/>
+    <w:lsdException w:name="Subtle Reference" w:uiPriority="31" w:qFormat="1"/>
+    <w:lsdException w:name="Intense Reference" w:uiPriority="32" w:qFormat="1"/>
+    <w:lsdException w:name="Book Title" w:uiPriority="33" w:qFormat="1"/>
+    <w:lsdException w:name="Bibliography" w:semiHidden="1" w:uiPriority="37" w:unhideWhenUsed="1"/>
+    <w:lsdException w:name="TOC Heading" w:semiHidden="1" w:uiPriority="39" w:unhideWhenUsed="1" w:qFormat="1"/>
+    <w:lsdException w:name="Plain Table 1" w:uiPriority="41"/>
+    <w:lsdException w:name="Plain Table 2" w:uiPriority="42"/>
+    <w:lsdException w:name="Plain Table 3" w:uiPriority="43"/>
+    <w:lsdException w:name="Plain Table 4" w:uiPriority="44"/>
+    <w:lsdException w:name="Plain Table 5" w:uiPriority="45"/>
+    <w:lsdException w:name="Grid Table Light" w:uiPriority="40"/>
+    <w:lsdException w:name="Grid Table 1 Light" w:uiPriority="46"/>
+    <w:lsdException w:name="Grid Table 2" w:uiPriority="47"/>
+    <w:lsdException w:name="Grid Table 3" w:uiPriority="48"/>
+    <w:lsdException w:name="Grid Table 4" w:uiPriority="49"/>
+    <w:lsdException w:name="Grid Table 5 Dark" w:uiPriority="50"/>
+    <w:lsdException w:name="Grid Table 6 Colorful" w:uiPriority="51"/>
+    <w:lsdException w:name="Grid Table 7 Colorful" w:uiPriority="52"/>
+    <w:lsdException w:name="Grid Table 1 Light Accent 1" w:uiPriority="46"/>
+    <w:lsdException w:name="Grid Table 2 Accent 1" w:uiPriority="47"/>
+    <w:lsdException w:name="Grid Table 3 Accent 1" w:uiPriority="48"/>
+    <w:lsdException w:name="Grid Table 4 Accent 1" w:uiPriority="49"/>
+    <w:lsdException w:name="Grid Table 5 Dark Accent 1" w:uiPriority="50"/>
+    <w:lsdException w:name="Grid Table 6 Colorful Accent 1" w:uiPriority="51"/>
+    <w:lsdException w:name="Grid Table 7 Colorful Accent 1" w:uiPriority="52"/>
+    <w:lsdException w:name="Grid Table 1 Light Accent 2" w:uiPriority="46"/>
+    <w:lsdException w:name="Grid Table 2 Accent 2" w:uiPriority="47"/>
+    <w:lsdException w:name="Grid Table 3 Accent 2" w:uiPriority="48"/>
+    <w:lsdException w:name="Grid Table 4 Accent 2" w:uiPriority="49"/>
+    <w:lsdException w:name="Grid Table 5 Dark Accent 2" w:uiPriority="50"/>
+    <w:lsdException w:name="Grid Table 6 Colorful Accent 2" w:uiPriority="51"/>
+    <w:lsdException w:name="Grid Table 7 Colorful Accent 2" w:uiPriority="52"/>
+    <w:lsdException w:name="Grid Table 1 Light Accent 3" w:uiPriority="46"/>
+    <w:lsdException w:name="Grid Table 2 Accent 3" w:uiPriority="47"/>
+    <w:lsdException w:name="Grid Table 3 Accent 3" w:uiPriority="48"/>
+    <w:lsdException w:name="Grid Table 4 Accent 3" w:uiPriority="49"/>
+    <w:lsdException w:name="Grid Table 5 Dark Accent 3" w:uiPriority="50"/>
+    <w:lsdException w:name="Grid Table 6 Colorful Accent 3" w:uiPriority="51"/>
+    <w:lsdException w:name="Grid Table 7 Colorful Accent 3" w:uiPriority="52"/>
+    <w:lsdException w:name="Grid Table 1 Light Accent 4" w:uiPriority="46"/>
+    <w:lsdException w:name="Grid Table 2 Accent 4" w:uiPriority="47"/>
+    <w:lsdException w:name="Grid Table 3 Accent 4" w:uiPriority="48"/>
+    <w:lsdException w:name="Grid Table 4 Accent 4" w:uiPriority="49"/>
+    <w:lsdException w:name="Grid Table 5 Dark Accent 4" w:uiPriority="50"/>
+    <w:lsdException w:name="Grid Table 6 Colorful Accent 4" w:uiPriority="51"/>
+    <w:lsdException w:name="Grid Table 7 Colorful Accent 4" w:uiPriority="52"/>
+    <w:lsdException w:name="Grid Table 1 Light Accent 5" w:uiPriority="46"/>
+    <w:lsdException w:name="Grid Table 2 Accent 5" w:uiPriority="47"/>
+    <w:lsdException w:name="Grid Table 3 Accent 5" w:uiPriority="48"/>
+    <w:lsdException w:name="Grid Table 4 Accent 5" w:uiPriority="49"/>
+    <w:lsdException w:name="Grid Table 5 Dark Accent 5" w:uiPriority="50"/>
+    <w:lsdException w:name="Grid Table 6 Colorful Accent 5" w:uiPriority="51"/>
+    <w:lsdException w:name="Grid Table 7 Colorful Accent 5" w:uiPriority="52"/>
+    <w:lsdException w:name="Grid Table 1 Light Accent 6" w:uiPriority="46"/>
+    <w:lsdException w:name="Grid Table 2 Accent 6" w:uiPriority="47"/>
+    <w:lsdException w:name="Grid Table 3 Accent 6" w:uiPriority="48"/>
+    <w:lsdException w:name="Grid Table 4 Accent 6" w:uiPriority="49"/>
+    <w:lsdException w:name="Grid Table 5 Dark Accent 6" w:uiPriority="50"/>
+    <w:lsdException w:name="Grid Table 6 Colorful Accent 6" w:uiPriority="51"/>
+    <w:lsdException w:name="Grid Table 7 Colorful Accent 6" w:uiPriority="52"/>
+    <w:lsdException w:name="List Table 1 Light" w:uiPriority="46"/>
+    <w:lsdException w:name="List Table 2" w:uiPriority="47"/>
+    <w:lsdException w:name="List Table 3" w:uiPriority="48"/>
+    <w:lsdException w:name="List Table 4" w:uiPriority="49"/>
+    <w:lsdException w:name="List Table 5 Dark" w:uiPriority="50"/>
+    <w:lsdException w:name="List Table 6 Colorful" w:uiPriority="51"/>
+    <w:lsdException w:name="List Table 7 Colorful" w:uiPriority="52"/>
+    <w:lsdException w:name="List Table 1 Light Accent 1" w:uiPriority="46"/>
+    <w:lsdException w:name="List Table 2 Accent 1" w:uiPriority="47"/>
+    <w:lsdException w:name="List Table 3 Accent 1" w:uiPriority="48"/>
+    <w:lsdException w:name="List Table 4 Accent 1" w:uiPriority="49"/>
+    <w:lsdException w:name="List Table 5 Dark Accent 1" w:uiPriority="50"/>
+    <w:lsdException w:name="List Table 6 Colorful Accent 1" w:uiPriority="51"/>
+    <w:lsdException w:name="List Table 7 Colorful Accent 1" w:uiPriority="52"/>
+    <w:lsdException w:name="List Table 1 Light Accent 2" w:uiPriority="46"/>
+    <w:lsdException w:name="List Table 2 Accent 2" w:uiPriority="47"/>
+    <w:lsdException w:name="List Table 3 Accent 2" w:uiPriority="48"/>
+    <w:lsdException w:name="List Table 4 Accent 2" w:uiPriority="49"/>
+    <w:lsdException w:name="List Table 5 Dark Accent 2" w:uiPriority="50"/>
+    <w:lsdException w:name="List Table 6 Colorful Accent 2" w:uiPriority="51"/>
+    <w:lsdException w:name="List Table 7 Colorful Accent 2" w:uiPriority="52"/>
+    <w:lsdException w:name="List Table 1 Light Accent 3" w:uiPriority="46"/>
+    <w:lsdException w:name="List Table 2 Accent 3" w:uiPriority="47"/>
+    <w:lsdException w:name="List Table 3 Accent 3" w:uiPriority="48"/>
+    <w:lsdException w:name="List Table 4 Accent 3" w:uiPriority="49"/>
+    <w:lsdException w:name="List Table 5 Dark Accent 3" w:uiPriority="50"/>
+    <w:lsdException w:name="List Table 6 Colorful Accent 3" w:uiPriority="51"/>
+    <w:lsdException w:name="List Table 7 Colorful Accent 3" w:uiPriority="52"/>
+    <w:lsdException w:name="List Table 1 Light Accent 4" w:uiPriority="46"/>
+    <w:lsdException w:name="List Table 2 Accent 4" w:uiPriority="47"/>
+    <w:lsdException w:name="List Table 3 Accent 4" w:uiPriority="48"/>
+    <w:lsdException w:name="List Table 4 Accent 4" w:uiPriority="49"/>
+    <w:lsdException w:name="List Table 5 Dark Accent 4" w:uiPriority="50"/>
+    <w:lsdException w:name="List Table 6 Colorful Accent 4" w:uiPriority="51"/>
+    <w:lsdException w:name="List Table 7 Colorful Accent 4" w:uiPriority="52"/>
+    <w:lsdException w:name="List Table 1 Light Accent 5" w:uiPriority="46"/>
+    <w:lsdException w:name="List Table 2 Accent 5" w:uiPriority="47"/>
+    <w:lsdException w:name="List Table 3 Accent 5" w:uiPriority="48"/>
+    <w:lsdException w:name="List Table 4 Accent 5" w:uiPriority="49"/>
+    <w:lsdException w:name="List Table 5 Dark Accent 5" w:uiPriority="50"/>
+    <w:lsdException w:name="List Table 6 Colorful Accent 5" w:uiPriority="51"/>
+    <w:lsdException w:name="List Table 7 Colorful Accent 5" w:uiPriority="52"/>
+    <w:lsdException w:name="List Table 1 Light Accent 6" w:uiPriority="46"/>
+    <w:lsdException w:name="List Table 2 Accent 6" w:uiPriority="47"/>
+    <w:lsdException w:name="List Table 3 Accent 6" w:uiPriority="48"/>
+    <w:lsdException w:name="List Table 4 Accent 6" w:uiPriority="49"/>
+    <w:lsdException w:name="List Table 5 Dark Accent 6" w:uiPriority="50"/>
+    <w:lsdException w:name="List Table 6 Colorful Accent 6" w:uiPriority="51"/>
+    <w:lsdException w:name="List Table 7 Colorful Accent 6" w:uiPriority="52"/>
+  </w:latentStyles>
+  <w:style w:type="paragraph" w:default="1" w:styleId="Normal">
+    <w:name w:val="Normal"/>
   </w:style>
-  <w:style w:type="paragraph" w:styleId="Normal" w:default="1">
-    <w:name w:val="normal"/>
-  </w:style>
-  <w:style w:type="paragraph" w:styleId="Heading1">
+  <w:style w:type="paragraph" w:styleId="Ttulo1">
     <w:name w:val="heading 1"/>
     <w:basedOn w:val="Normal"/>
     <w:next w:val="Normal"/>
     <w:pPr>
-      <w:keepNext w:val="1"/>
-      <w:keepLines w:val="1"/>
-      <w:pageBreakBefore w:val="0"/>
-      <w:spacing w:after="120" w:before="400" w:lineRule="auto"/>
+      <w:keepNext/>
+      <w:keepLines/>
+      <w:spacing w:before="400" w:after="120"/>
+      <w:outlineLvl w:val="0"/>
     </w:pPr>
     <w:rPr>
       <w:sz w:val="40"/>
       <w:szCs w:val="40"/>
     </w:rPr>
   </w:style>
-  <w:style w:type="paragraph" w:styleId="Heading2">
+  <w:style w:type="paragraph" w:styleId="Ttulo2">
     <w:name w:val="heading 2"/>
     <w:basedOn w:val="Normal"/>
     <w:next w:val="Normal"/>
     <w:pPr>
-      <w:keepNext w:val="1"/>
-      <w:keepLines w:val="1"/>
-      <w:pageBreakBefore w:val="0"/>
-      <w:spacing w:after="120" w:before="360" w:lineRule="auto"/>
+      <w:keepNext/>
+      <w:keepLines/>
+      <w:spacing w:before="360" w:after="120"/>
+      <w:outlineLvl w:val="1"/>
     </w:pPr>
     <w:rPr>
-      <w:b w:val="0"/>
-      <w:bCs w:val="0"/>
       <w:sz w:val="32"/>
       <w:szCs w:val="32"/>
     </w:rPr>
   </w:style>
-  <w:style w:type="paragraph" w:styleId="Heading3">
+  <w:style w:type="paragraph" w:styleId="Ttulo3">
     <w:name w:val="heading 3"/>
     <w:basedOn w:val="Normal"/>
     <w:next w:val="Normal"/>
     <w:pPr>
-      <w:keepNext w:val="1"/>
-      <w:keepLines w:val="1"/>
-      <w:pageBreakBefore w:val="0"/>
-      <w:spacing w:after="80" w:before="320" w:lineRule="auto"/>
+      <w:keepNext/>
+      <w:keepLines/>
+      <w:spacing w:before="320" w:after="80"/>
+      <w:outlineLvl w:val="2"/>
     </w:pPr>
     <w:rPr>
-      <w:b w:val="0"/>
-      <w:bCs w:val="0"/>
       <w:color w:val="434343"/>
       <w:sz w:val="28"/>
       <w:szCs w:val="28"/>
     </w:rPr>
   </w:style>
-  <w:style w:type="paragraph" w:styleId="Heading4">
+  <w:style w:type="paragraph" w:styleId="Ttulo4">
     <w:name w:val="heading 4"/>
     <w:basedOn w:val="Normal"/>
     <w:next w:val="Normal"/>
     <w:pPr>
-      <w:keepNext w:val="1"/>
-      <w:keepLines w:val="1"/>
-      <w:pageBreakBefore w:val="0"/>
-      <w:spacing w:after="80" w:before="280" w:lineRule="auto"/>
+      <w:keepNext/>
+      <w:keepLines/>
+      <w:spacing w:before="280" w:after="80"/>
+      <w:outlineLvl w:val="3"/>
     </w:pPr>
     <w:rPr>
       <w:color w:val="666666"/>
@@ -2853,69 +5325,98 @@
       <w:szCs w:val="24"/>
     </w:rPr>
   </w:style>
-  <w:style w:type="paragraph" w:styleId="Heading5">
+  <w:style w:type="paragraph" w:styleId="Ttulo5">
     <w:name w:val="heading 5"/>
     <w:basedOn w:val="Normal"/>
     <w:next w:val="Normal"/>
     <w:pPr>
-      <w:keepNext w:val="1"/>
-      <w:keepLines w:val="1"/>
-      <w:pageBreakBefore w:val="0"/>
-      <w:spacing w:after="80" w:before="240" w:lineRule="auto"/>
+      <w:keepNext/>
+      <w:keepLines/>
+      <w:spacing w:before="240" w:after="80"/>
+      <w:outlineLvl w:val="4"/>
     </w:pPr>
     <w:rPr>
       <w:color w:val="666666"/>
-      <w:sz w:val="22"/>
-      <w:szCs w:val="22"/>
     </w:rPr>
   </w:style>
-  <w:style w:type="paragraph" w:styleId="Heading6">
+  <w:style w:type="paragraph" w:styleId="Ttulo6">
     <w:name w:val="heading 6"/>
     <w:basedOn w:val="Normal"/>
     <w:next w:val="Normal"/>
     <w:pPr>
-      <w:keepNext w:val="1"/>
-      <w:keepLines w:val="1"/>
-      <w:pageBreakBefore w:val="0"/>
-      <w:spacing w:after="80" w:before="240" w:lineRule="auto"/>
+      <w:keepNext/>
+      <w:keepLines/>
+      <w:spacing w:before="240" w:after="80"/>
+      <w:outlineLvl w:val="5"/>
     </w:pPr>
     <w:rPr>
-      <w:i w:val="1"/>
-      <w:iCs w:val="1"/>
+      <w:i/>
+      <w:iCs/>
       <w:color w:val="666666"/>
-      <w:sz w:val="22"/>
-      <w:szCs w:val="22"/>
     </w:rPr>
   </w:style>
-  <w:style w:type="paragraph" w:styleId="Title">
+  <w:style w:type="character" w:default="1" w:styleId="Fuentedeprrafopredeter">
+    <w:name w:val="Default Paragraph Font"/>
+    <w:uiPriority w:val="1"/>
+    <w:semiHidden/>
+    <w:unhideWhenUsed/>
+  </w:style>
+  <w:style w:type="table" w:default="1" w:styleId="Tablanormal">
+    <w:name w:val="Normal Table"/>
+    <w:uiPriority w:val="99"/>
+    <w:semiHidden/>
+    <w:unhideWhenUsed/>
+    <w:tblPr>
+      <w:tblInd w:w="0" w:type="dxa"/>
+      <w:tblCellMar>
+        <w:top w:w="0" w:type="dxa"/>
+        <w:left w:w="108" w:type="dxa"/>
+        <w:bottom w:w="0" w:type="dxa"/>
+        <w:right w:w="108" w:type="dxa"/>
+      </w:tblCellMar>
+    </w:tblPr>
+  </w:style>
+  <w:style w:type="numbering" w:default="1" w:styleId="Sinlista">
+    <w:name w:val="No List"/>
+    <w:uiPriority w:val="99"/>
+    <w:semiHidden/>
+    <w:unhideWhenUsed/>
+  </w:style>
+  <w:style w:type="table" w:customStyle="1" w:styleId="TableNormal">
+    <w:name w:val="TableNormal"/>
+    <w:tblPr>
+      <w:tblCellMar>
+        <w:top w:w="100" w:type="dxa"/>
+        <w:left w:w="100" w:type="dxa"/>
+        <w:bottom w:w="100" w:type="dxa"/>
+        <w:right w:w="100" w:type="dxa"/>
+      </w:tblCellMar>
+    </w:tblPr>
+  </w:style>
+  <w:style w:type="paragraph" w:styleId="Puesto">
     <w:name w:val="Title"/>
     <w:basedOn w:val="Normal"/>
     <w:next w:val="Normal"/>
     <w:pPr>
-      <w:keepNext w:val="1"/>
-      <w:keepLines w:val="1"/>
-      <w:pageBreakBefore w:val="0"/>
-      <w:spacing w:after="60" w:before="0" w:lineRule="auto"/>
+      <w:keepNext/>
+      <w:keepLines/>
+      <w:spacing w:after="60"/>
     </w:pPr>
     <w:rPr>
       <w:sz w:val="52"/>
       <w:szCs w:val="52"/>
     </w:rPr>
   </w:style>
-  <w:style w:type="paragraph" w:styleId="Subtitle">
+  <w:style w:type="paragraph" w:styleId="Subttulo">
     <w:name w:val="Subtitle"/>
     <w:basedOn w:val="Normal"/>
     <w:next w:val="Normal"/>
     <w:pPr>
-      <w:keepNext w:val="1"/>
-      <w:keepLines w:val="1"/>
-      <w:pageBreakBefore w:val="0"/>
-      <w:spacing w:after="320" w:before="0" w:lineRule="auto"/>
+      <w:keepNext/>
+      <w:keepLines/>
+      <w:spacing w:after="320"/>
     </w:pPr>
     <w:rPr>
-      <w:rFonts w:ascii="Arial" w:cs="Arial" w:eastAsia="Arial" w:hAnsi="Arial"/>
-      <w:i w:val="0"/>
-      <w:iCs w:val="0"/>
       <w:color w:val="666666"/>
       <w:sz w:val="30"/>
       <w:szCs w:val="30"/>
